--- a/08-传感器电路/01-温度传感器电路/红外测温电路/红外测温电路.docx
+++ b/08-传感器电路/01-温度传感器电路/红外测温电路/红外测温电路.docx
@@ -2659,6 +2659,20 @@
     </w:p>
     <w:bookmarkEnd w:id="26"/>
     <w:bookmarkEnd w:id="27"/>
+    <w:p>
+      <w:pPr>
+        <w:spacing w:before="360"/>
+        <w:jc w:val="center"/>
+      </w:pPr>
+      <w:r>
+        <w:rPr>
+          <w:rFonts w:ascii="Times New Roman" w:hAnsi="Times New Roman"/>
+          <w:color w:val="555555"/>
+          <w:sz w:val="21"/>
+        </w:rPr>
+        <w:t>材料收集者：杜文杰</w:t>
+      </w:r>
+    </w:p>
     <w:sectPr>
       <w:headerReference r:id="rId9" w:type="default"/>
       <w:footerReference r:id="rId10" w:type="default"/>

--- a/08-传感器电路/01-温度传感器电路/红外测温电路/红外测温电路.docx
+++ b/08-传感器电路/01-温度传感器电路/红外测温电路/红外测温电路.docx
@@ -1,6 +1,6 @@
 
 <file path=word/document.xml><?xml version="1.0" encoding="utf-8"?>
-<w:document xmlns:w="http://schemas.openxmlformats.org/wordprocessingml/2006/main" xmlns:m="http://schemas.openxmlformats.org/officeDocument/2006/math" xmlns:r="http://schemas.openxmlformats.org/officeDocument/2006/relationships" xmlns:o="urn:schemas-microsoft-com:office:office" xmlns:v="urn:schemas-microsoft-com:vml" xmlns:w10="urn:schemas-microsoft-com:office:word" xmlns:a="http://schemas.openxmlformats.org/drawingml/2006/main" xmlns:pic="http://schemas.openxmlformats.org/drawingml/2006/picture" xmlns:wp="http://schemas.openxmlformats.org/drawingml/2006/wordprocessingDrawing">
+<w:document xmlns:m="http://schemas.openxmlformats.org/officeDocument/2006/math" xmlns:r="http://schemas.openxmlformats.org/officeDocument/2006/relationships" xmlns:w="http://schemas.openxmlformats.org/wordprocessingml/2006/main" xmlns:o="urn:schemas-microsoft-com:office:office" xmlns:v="urn:schemas-microsoft-com:vml" xmlns:w10="urn:schemas-microsoft-com:office:word" xmlns:a="http://schemas.openxmlformats.org/drawingml/2006/main" xmlns:pic="http://schemas.openxmlformats.org/drawingml/2006/picture" xmlns:wp="http://schemas.openxmlformats.org/drawingml/2006/wordprocessingDrawing">
   <w:body>
     <w:bookmarkStart w:id="27" w:name="红外测温电路"/>
     <w:p>
@@ -9,7 +9,7 @@
       </w:pPr>
       <w:r>
         <w:rPr>
-          <w:rFonts w:hint="eastAsia"/>
+          <w:rFonts w:hint="eastAsia" w:eastAsia="黑体"/>
         </w:rPr>
         <w:t xml:space="preserve">红外测温电路</w:t>
       </w:r>
@@ -21,7 +21,7 @@
       </w:pPr>
       <w:r>
         <w:rPr>
-          <w:rFonts w:hint="eastAsia"/>
+          <w:rFonts w:hint="eastAsia" w:eastAsia="黑体"/>
         </w:rPr>
         <w:t xml:space="preserve">拓扑描述</w:t>
       </w:r>
@@ -32,16 +32,19 @@
       </w:pPr>
       <w:r>
         <w:rPr>
-          <w:rFonts w:hint="eastAsia"/>
+          <w:rFonts w:hint="eastAsia" w:eastAsia="黑体"/>
         </w:rPr>
         <w:t xml:space="preserve">由</w:t>
       </w:r>
       <w:r>
+        <w:rPr>
+          <w:rFonts w:eastAsia="黑体"/>
+        </w:rPr>
         <w:t xml:space="preserve"> </w:t>
       </w:r>
       <w:r>
         <w:rPr>
-          <w:rFonts w:hint="eastAsia"/>
+          <w:rFonts w:hint="eastAsia" w:eastAsia="黑体"/>
           <w:b/>
           <w:bCs/>
         </w:rPr>
@@ -49,6 +52,7 @@
       </w:r>
       <w:r>
         <w:rPr>
+          <w:rFonts w:eastAsia="黑体"/>
           <w:b/>
           <w:bCs/>
         </w:rPr>
@@ -63,11 +67,14 @@
         </m:r>
       </m:oMath>
       <w:r>
+        <w:rPr>
+          <w:rFonts w:eastAsia="黑体"/>
+        </w:rPr>
         <w:t xml:space="preserve">、</w:t>
       </w:r>
       <w:r>
         <w:rPr>
-          <w:rFonts w:hint="eastAsia"/>
+          <w:rFonts w:hint="eastAsia" w:eastAsia="黑体"/>
           <w:b/>
           <w:bCs/>
         </w:rPr>
@@ -75,6 +82,7 @@
       </w:r>
       <w:r>
         <w:rPr>
+          <w:rFonts w:eastAsia="黑体"/>
           <w:b/>
           <w:bCs/>
         </w:rPr>
@@ -82,13 +90,13 @@
       </w:r>
       <w:r>
         <w:rPr>
-          <w:rFonts w:hint="eastAsia"/>
+          <w:rFonts w:hint="eastAsia" w:eastAsia="黑体"/>
         </w:rPr>
         <w:t xml:space="preserve">（低噪声运放/仪表放大器）、</w:t>
       </w:r>
       <w:r>
         <w:rPr>
-          <w:rFonts w:hint="eastAsia"/>
+          <w:rFonts w:hint="eastAsia" w:eastAsia="黑体"/>
           <w:b/>
           <w:bCs/>
         </w:rPr>
@@ -96,6 +104,7 @@
       </w:r>
       <w:r>
         <w:rPr>
+          <w:rFonts w:eastAsia="黑体"/>
           <w:b/>
           <w:bCs/>
         </w:rPr>
@@ -116,11 +125,14 @@
         </m:sSub>
       </m:oMath>
       <w:r>
+        <w:rPr>
+          <w:rFonts w:eastAsia="黑体"/>
+        </w:rPr>
         <w:t xml:space="preserve">、</w:t>
       </w:r>
       <w:r>
         <w:rPr>
-          <w:rFonts w:hint="eastAsia"/>
+          <w:rFonts w:hint="eastAsia" w:eastAsia="黑体"/>
           <w:b/>
           <w:bCs/>
         </w:rPr>
@@ -128,6 +140,7 @@
       </w:r>
       <w:r>
         <w:rPr>
+          <w:rFonts w:eastAsia="黑体"/>
           <w:b/>
           <w:bCs/>
         </w:rPr>
@@ -135,6 +148,7 @@
       </w:r>
       <w:r>
         <w:rPr>
+          <w:rFonts w:eastAsia="黑体"/>
           <w:b/>
           <w:bCs/>
         </w:rPr>
@@ -162,41 +176,51 @@
       </m:oMath>
       <w:r>
         <w:rPr>
-          <w:rFonts w:hint="eastAsia"/>
+          <w:rFonts w:hint="eastAsia" w:eastAsia="黑体"/>
         </w:rPr>
         <w:t xml:space="preserve">（内置或外置）与</w:t>
       </w:r>
       <w:r>
+        <w:rPr>
+          <w:rFonts w:eastAsia="黑体"/>
+        </w:rPr>
         <w:t xml:space="preserve"> </w:t>
       </w:r>
       <w:r>
         <w:rPr>
+          <w:rFonts w:eastAsia="黑体"/>
           <w:b/>
           <w:bCs/>
         </w:rPr>
         <w:t xml:space="preserve">ADC</w:t>
       </w:r>
       <w:r>
+        <w:rPr>
+          <w:rFonts w:eastAsia="黑体"/>
+        </w:rPr>
         <w:t xml:space="preserve"> </w:t>
       </w:r>
       <w:r>
         <w:rPr>
-          <w:rFonts w:hint="eastAsia"/>
+          <w:rFonts w:hint="eastAsia" w:eastAsia="黑体"/>
         </w:rPr>
         <w:t xml:space="preserve">组成。电路共有</w:t>
       </w:r>
       <w:r>
+        <w:rPr>
+          <w:rFonts w:eastAsia="黑体"/>
+        </w:rPr>
         <w:t xml:space="preserve"> 5 </w:t>
       </w:r>
       <w:r>
         <w:rPr>
-          <w:rFonts w:hint="eastAsia"/>
+          <w:rFonts w:hint="eastAsia" w:eastAsia="黑体"/>
         </w:rPr>
         <w:t xml:space="preserve">个关键节点：</w:t>
       </w:r>
       <w:r>
         <w:rPr>
-          <w:rFonts w:hint="eastAsia"/>
+          <w:rFonts w:hint="eastAsia" w:eastAsia="黑体"/>
           <w:b/>
           <w:bCs/>
         </w:rPr>
@@ -204,6 +228,7 @@
       </w:r>
       <w:r>
         <w:rPr>
+          <w:rFonts w:eastAsia="黑体"/>
           <w:b/>
           <w:bCs/>
         </w:rPr>
@@ -211,7 +236,7 @@
       </w:r>
       <w:r>
         <w:rPr>
-          <w:rFonts w:hint="eastAsia"/>
+          <w:rFonts w:hint="eastAsia" w:eastAsia="黑体"/>
           <w:b/>
           <w:bCs/>
         </w:rPr>
@@ -219,7 +244,7 @@
       </w:r>
       <w:r>
         <w:rPr>
-          <w:rFonts w:hint="eastAsia"/>
+          <w:rFonts w:hint="eastAsia" w:eastAsia="黑体"/>
         </w:rPr>
         <w:t xml:space="preserve">（</w:t>
       </w:r>
@@ -232,35 +257,44 @@
         </m:r>
       </m:oMath>
       <w:r>
+        <w:rPr>
+          <w:rFonts w:eastAsia="黑体"/>
+        </w:rPr>
         <w:t xml:space="preserve"> </w:t>
       </w:r>
       <w:r>
         <w:rPr>
-          <w:rFonts w:hint="eastAsia"/>
+          <w:rFonts w:hint="eastAsia" w:eastAsia="黑体"/>
         </w:rPr>
         <w:t xml:space="preserve">的正输出端与</w:t>
       </w:r>
       <w:r>
+        <w:rPr>
+          <w:rFonts w:eastAsia="黑体"/>
+        </w:rPr>
         <w:t xml:space="preserve"> A1 </w:t>
       </w:r>
       <w:r>
         <w:rPr>
-          <w:rFonts w:hint="eastAsia"/>
+          <w:rFonts w:hint="eastAsia" w:eastAsia="黑体"/>
         </w:rPr>
         <w:t xml:space="preserve">的</w:t>
       </w:r>
       <w:r>
+        <w:rPr>
+          <w:rFonts w:eastAsia="黑体"/>
+        </w:rPr>
         <w:t xml:space="preserve"> IN+ </w:t>
       </w:r>
       <w:r>
         <w:rPr>
-          <w:rFonts w:hint="eastAsia"/>
+          <w:rFonts w:hint="eastAsia" w:eastAsia="黑体"/>
         </w:rPr>
         <w:t xml:space="preserve">相连）；</w:t>
       </w:r>
       <w:r>
         <w:rPr>
-          <w:rFonts w:hint="eastAsia"/>
+          <w:rFonts w:hint="eastAsia" w:eastAsia="黑体"/>
           <w:b/>
           <w:bCs/>
         </w:rPr>
@@ -268,6 +302,7 @@
       </w:r>
       <w:r>
         <w:rPr>
+          <w:rFonts w:eastAsia="黑体"/>
           <w:b/>
           <w:bCs/>
         </w:rPr>
@@ -275,7 +310,7 @@
       </w:r>
       <w:r>
         <w:rPr>
-          <w:rFonts w:hint="eastAsia"/>
+          <w:rFonts w:hint="eastAsia" w:eastAsia="黑体"/>
           <w:b/>
           <w:bCs/>
         </w:rPr>
@@ -283,7 +318,7 @@
       </w:r>
       <w:r>
         <w:rPr>
-          <w:rFonts w:hint="eastAsia"/>
+          <w:rFonts w:hint="eastAsia" w:eastAsia="黑体"/>
         </w:rPr>
         <w:t xml:space="preserve">（</w:t>
       </w:r>
@@ -296,35 +331,44 @@
         </m:r>
       </m:oMath>
       <w:r>
+        <w:rPr>
+          <w:rFonts w:eastAsia="黑体"/>
+        </w:rPr>
         <w:t xml:space="preserve"> </w:t>
       </w:r>
       <w:r>
         <w:rPr>
-          <w:rFonts w:hint="eastAsia"/>
+          <w:rFonts w:hint="eastAsia" w:eastAsia="黑体"/>
         </w:rPr>
         <w:t xml:space="preserve">的负输出端与</w:t>
       </w:r>
       <w:r>
+        <w:rPr>
+          <w:rFonts w:eastAsia="黑体"/>
+        </w:rPr>
         <w:t xml:space="preserve"> A1 </w:t>
       </w:r>
       <w:r>
         <w:rPr>
-          <w:rFonts w:hint="eastAsia"/>
+          <w:rFonts w:hint="eastAsia" w:eastAsia="黑体"/>
         </w:rPr>
         <w:t xml:space="preserve">的</w:t>
       </w:r>
       <w:r>
+        <w:rPr>
+          <w:rFonts w:eastAsia="黑体"/>
+        </w:rPr>
         <w:t xml:space="preserve"> IN− </w:t>
       </w:r>
       <w:r>
         <w:rPr>
-          <w:rFonts w:hint="eastAsia"/>
+          <w:rFonts w:hint="eastAsia" w:eastAsia="黑体"/>
         </w:rPr>
         <w:t xml:space="preserve">相连）；</w:t>
       </w:r>
       <w:r>
         <w:rPr>
-          <w:rFonts w:hint="eastAsia"/>
+          <w:rFonts w:hint="eastAsia" w:eastAsia="黑体"/>
           <w:b/>
           <w:bCs/>
         </w:rPr>
@@ -332,6 +376,7 @@
       </w:r>
       <w:r>
         <w:rPr>
+          <w:rFonts w:eastAsia="黑体"/>
           <w:b/>
           <w:bCs/>
         </w:rPr>
@@ -339,7 +384,7 @@
       </w:r>
       <w:r>
         <w:rPr>
-          <w:rFonts w:hint="eastAsia"/>
+          <w:rFonts w:hint="eastAsia" w:eastAsia="黑体"/>
           <w:b/>
           <w:bCs/>
         </w:rPr>
@@ -347,7 +392,7 @@
       </w:r>
       <w:r>
         <w:rPr>
-          <w:rFonts w:hint="eastAsia"/>
+          <w:rFonts w:hint="eastAsia" w:eastAsia="黑体"/>
         </w:rPr>
         <w:t xml:space="preserve">（</w:t>
       </w:r>
@@ -366,24 +411,33 @@
         </m:sSub>
       </m:oMath>
       <w:r>
+        <w:rPr>
+          <w:rFonts w:eastAsia="黑体"/>
+        </w:rPr>
         <w:t xml:space="preserve"> </w:t>
       </w:r>
       <w:r>
         <w:rPr>
-          <w:rFonts w:hint="eastAsia"/>
+          <w:rFonts w:hint="eastAsia" w:eastAsia="黑体"/>
         </w:rPr>
         <w:t xml:space="preserve">跨接在</w:t>
       </w:r>
       <w:r>
+        <w:rPr>
+          <w:rFonts w:eastAsia="黑体"/>
+        </w:rPr>
         <w:t xml:space="preserve"> A1 </w:t>
       </w:r>
       <w:r>
         <w:rPr>
-          <w:rFonts w:hint="eastAsia"/>
+          <w:rFonts w:hint="eastAsia" w:eastAsia="黑体"/>
         </w:rPr>
         <w:t xml:space="preserve">的两个增益设定脚之间，用于设定增益</w:t>
       </w:r>
       <w:r>
+        <w:rPr>
+          <w:rFonts w:eastAsia="黑体"/>
+        </w:rPr>
         <w:t xml:space="preserve"> </w:t>
       </w:r>
       <m:oMath>
@@ -393,13 +447,13 @@
       </m:oMath>
       <w:r>
         <w:rPr>
-          <w:rFonts w:hint="eastAsia"/>
+          <w:rFonts w:hint="eastAsia" w:eastAsia="黑体"/>
         </w:rPr>
         <w:t xml:space="preserve">）；</w:t>
       </w:r>
       <w:r>
         <w:rPr>
-          <w:rFonts w:hint="eastAsia"/>
+          <w:rFonts w:hint="eastAsia" w:eastAsia="黑体"/>
           <w:b/>
           <w:bCs/>
         </w:rPr>
@@ -407,6 +461,7 @@
       </w:r>
       <w:r>
         <w:rPr>
+          <w:rFonts w:eastAsia="黑体"/>
           <w:b/>
           <w:bCs/>
         </w:rPr>
@@ -414,7 +469,7 @@
       </w:r>
       <w:r>
         <w:rPr>
-          <w:rFonts w:hint="eastAsia"/>
+          <w:rFonts w:hint="eastAsia" w:eastAsia="黑体"/>
           <w:b/>
           <w:bCs/>
         </w:rPr>
@@ -422,38 +477,50 @@
       </w:r>
       <w:r>
         <w:rPr>
-          <w:rFonts w:hint="eastAsia"/>
+          <w:rFonts w:hint="eastAsia" w:eastAsia="黑体"/>
         </w:rPr>
         <w:t xml:space="preserve">（A1</w:t>
       </w:r>
       <w:r>
+        <w:rPr>
+          <w:rFonts w:eastAsia="黑体"/>
+        </w:rPr>
         <w:t xml:space="preserve"> </w:t>
       </w:r>
       <w:r>
         <w:rPr>
-          <w:rFonts w:hint="eastAsia"/>
+          <w:rFonts w:hint="eastAsia" w:eastAsia="黑体"/>
         </w:rPr>
         <w:t xml:space="preserve">的</w:t>
       </w:r>
       <w:r>
+        <w:rPr>
+          <w:rFonts w:eastAsia="黑体"/>
+        </w:rPr>
         <w:t xml:space="preserve"> OUT </w:t>
       </w:r>
       <w:r>
         <w:rPr>
-          <w:rFonts w:hint="eastAsia"/>
+          <w:rFonts w:hint="eastAsia" w:eastAsia="黑体"/>
         </w:rPr>
         <w:t xml:space="preserve">与</w:t>
       </w:r>
       <w:r>
+        <w:rPr>
+          <w:rFonts w:eastAsia="黑体"/>
+        </w:rPr>
         <w:t xml:space="preserve"> ADC </w:t>
       </w:r>
       <w:r>
         <w:rPr>
-          <w:rFonts w:hint="eastAsia"/>
+          <w:rFonts w:hint="eastAsia" w:eastAsia="黑体"/>
         </w:rPr>
         <w:t xml:space="preserve">输入相连，作为</w:t>
       </w:r>
       <w:r>
+        <w:rPr>
+          <w:rFonts w:eastAsia="黑体"/>
+        </w:rPr>
         <w:t xml:space="preserve"> </w:t>
       </w:r>
       <m:oMath>
@@ -478,13 +545,13 @@
       </m:oMath>
       <w:r>
         <w:rPr>
-          <w:rFonts w:hint="eastAsia"/>
+          <w:rFonts w:hint="eastAsia" w:eastAsia="黑体"/>
         </w:rPr>
         <w:t xml:space="preserve">）；</w:t>
       </w:r>
       <w:r>
         <w:rPr>
-          <w:rFonts w:hint="eastAsia"/>
+          <w:rFonts w:hint="eastAsia" w:eastAsia="黑体"/>
           <w:b/>
           <w:bCs/>
         </w:rPr>
@@ -492,6 +559,7 @@
       </w:r>
       <w:r>
         <w:rPr>
+          <w:rFonts w:eastAsia="黑体"/>
           <w:b/>
           <w:bCs/>
         </w:rPr>
@@ -499,7 +567,7 @@
       </w:r>
       <w:r>
         <w:rPr>
-          <w:rFonts w:hint="eastAsia"/>
+          <w:rFonts w:hint="eastAsia" w:eastAsia="黑体"/>
           <w:b/>
           <w:bCs/>
         </w:rPr>
@@ -507,7 +575,7 @@
       </w:r>
       <w:r>
         <w:rPr>
-          <w:rFonts w:hint="eastAsia"/>
+          <w:rFonts w:hint="eastAsia" w:eastAsia="黑体"/>
         </w:rPr>
         <w:t xml:space="preserve">（</w:t>
       </w:r>
@@ -532,24 +600,33 @@
         </m:sSub>
       </m:oMath>
       <w:r>
+        <w:rPr>
+          <w:rFonts w:eastAsia="黑体"/>
+        </w:rPr>
         <w:t xml:space="preserve"> </w:t>
       </w:r>
       <w:r>
         <w:rPr>
-          <w:rFonts w:hint="eastAsia"/>
+          <w:rFonts w:hint="eastAsia" w:eastAsia="黑体"/>
         </w:rPr>
         <w:t xml:space="preserve">的两端信号经调理送往</w:t>
       </w:r>
       <w:r>
+        <w:rPr>
+          <w:rFonts w:eastAsia="黑体"/>
+        </w:rPr>
         <w:t xml:space="preserve"> ADC </w:t>
       </w:r>
       <w:r>
         <w:rPr>
-          <w:rFonts w:hint="eastAsia"/>
+          <w:rFonts w:hint="eastAsia" w:eastAsia="黑体"/>
         </w:rPr>
         <w:t xml:space="preserve">的另一通道，读取</w:t>
       </w:r>
       <w:r>
+        <w:rPr>
+          <w:rFonts w:eastAsia="黑体"/>
+        </w:rPr>
         <w:t xml:space="preserve"> </w:t>
       </w:r>
       <m:oMath>
@@ -574,7 +651,7 @@
       </m:oMath>
       <w:r>
         <w:rPr>
-          <w:rFonts w:hint="eastAsia"/>
+          <w:rFonts w:hint="eastAsia" w:eastAsia="黑体"/>
         </w:rPr>
         <w:t xml:space="preserve">）。</w:t>
       </w:r>
@@ -583,7 +660,7 @@
       <w:pPr/>
       <w:r>
         <w:rPr>
-          <w:rFonts w:hint="eastAsia"/>
+          <w:rFonts w:hint="eastAsia" w:eastAsia="黑体"/>
         </w:rPr>
         <w:t xml:space="preserve">各元件管脚连接：</w:t>
       </w:r>
@@ -596,81 +673,106 @@
         </m:r>
       </m:oMath>
       <w:r>
+        <w:rPr>
+          <w:rFonts w:eastAsia="黑体"/>
+        </w:rPr>
         <w:t xml:space="preserve"> </w:t>
       </w:r>
       <w:r>
         <w:rPr>
-          <w:rFonts w:hint="eastAsia"/>
+          <w:rFonts w:hint="eastAsia" w:eastAsia="黑体"/>
         </w:rPr>
         <w:t xml:space="preserve">两端分别接节点①、节点②；</w:t>
       </w:r>
       <w:r>
         <w:rPr>
+          <w:rFonts w:eastAsia="黑体"/>
           <w:b/>
           <w:bCs/>
         </w:rPr>
         <w:t xml:space="preserve">A1</w:t>
       </w:r>
       <w:r>
+        <w:rPr>
+          <w:rFonts w:eastAsia="黑体"/>
+        </w:rPr>
         <w:t xml:space="preserve"> </w:t>
       </w:r>
       <w:r>
         <w:rPr>
-          <w:rFonts w:hint="eastAsia"/>
+          <w:rFonts w:hint="eastAsia" w:eastAsia="黑体"/>
         </w:rPr>
         <w:t xml:space="preserve">的</w:t>
       </w:r>
       <w:r>
+        <w:rPr>
+          <w:rFonts w:eastAsia="黑体"/>
+        </w:rPr>
         <w:t xml:space="preserve"> IN+ </w:t>
       </w:r>
       <w:r>
         <w:rPr>
-          <w:rFonts w:hint="eastAsia"/>
+          <w:rFonts w:hint="eastAsia" w:eastAsia="黑体"/>
         </w:rPr>
         <w:t xml:space="preserve">接节点①、IN−</w:t>
       </w:r>
       <w:r>
+        <w:rPr>
+          <w:rFonts w:eastAsia="黑体"/>
+        </w:rPr>
         <w:t xml:space="preserve"> </w:t>
       </w:r>
       <w:r>
         <w:rPr>
-          <w:rFonts w:hint="eastAsia"/>
+          <w:rFonts w:hint="eastAsia" w:eastAsia="黑体"/>
         </w:rPr>
         <w:t xml:space="preserve">接节点②、OUT</w:t>
       </w:r>
       <w:r>
+        <w:rPr>
+          <w:rFonts w:eastAsia="黑体"/>
+        </w:rPr>
         <w:t xml:space="preserve"> </w:t>
       </w:r>
       <w:r>
         <w:rPr>
-          <w:rFonts w:hint="eastAsia"/>
+          <w:rFonts w:hint="eastAsia" w:eastAsia="黑体"/>
         </w:rPr>
         <w:t xml:space="preserve">接节点④、V+</w:t>
       </w:r>
       <w:r>
+        <w:rPr>
+          <w:rFonts w:eastAsia="黑体"/>
+        </w:rPr>
         <w:t xml:space="preserve"> </w:t>
       </w:r>
       <w:r>
         <w:rPr>
-          <w:rFonts w:hint="eastAsia"/>
+          <w:rFonts w:hint="eastAsia" w:eastAsia="黑体"/>
         </w:rPr>
         <w:t xml:space="preserve">接</w:t>
       </w:r>
       <w:r>
+        <w:rPr>
+          <w:rFonts w:eastAsia="黑体"/>
+        </w:rPr>
         <w:t xml:space="preserve"> +VCC、V− </w:t>
       </w:r>
       <w:r>
         <w:rPr>
-          <w:rFonts w:hint="eastAsia"/>
+          <w:rFonts w:hint="eastAsia" w:eastAsia="黑体"/>
         </w:rPr>
         <w:t xml:space="preserve">接</w:t>
       </w:r>
       <w:r>
+        <w:rPr>
+          <w:rFonts w:eastAsia="黑体"/>
+        </w:rPr>
         <w:t xml:space="preserve"> </w:t>
       </w:r>
       <w:r>
         <w:rPr>
-          <w:rFonts w:hint="eastAsia"/>
+          <w:rFonts w:hint="eastAsia" w:eastAsia="黑体"/>
         </w:rPr>
         <w:t xml:space="preserve">−VEE；</w:t>
       </w:r>
@@ -689,20 +791,26 @@
         </m:sSub>
       </m:oMath>
       <w:r>
+        <w:rPr>
+          <w:rFonts w:eastAsia="黑体"/>
+        </w:rPr>
         <w:t xml:space="preserve"> </w:t>
       </w:r>
       <w:r>
         <w:rPr>
-          <w:rFonts w:hint="eastAsia"/>
+          <w:rFonts w:hint="eastAsia" w:eastAsia="黑体"/>
         </w:rPr>
         <w:t xml:space="preserve">两端分别接</w:t>
       </w:r>
       <w:r>
+        <w:rPr>
+          <w:rFonts w:eastAsia="黑体"/>
+        </w:rPr>
         <w:t xml:space="preserve"> A1 </w:t>
       </w:r>
       <w:r>
         <w:rPr>
-          <w:rFonts w:hint="eastAsia"/>
+          <w:rFonts w:hint="eastAsia" w:eastAsia="黑体"/>
         </w:rPr>
         <w:t xml:space="preserve">的增益设定脚；</w:t>
       </w:r>
@@ -727,24 +835,33 @@
         </m:sSub>
       </m:oMath>
       <w:r>
+        <w:rPr>
+          <w:rFonts w:eastAsia="黑体"/>
+        </w:rPr>
         <w:t xml:space="preserve"> </w:t>
       </w:r>
       <w:r>
         <w:rPr>
-          <w:rFonts w:hint="eastAsia"/>
+          <w:rFonts w:hint="eastAsia" w:eastAsia="黑体"/>
         </w:rPr>
         <w:t xml:space="preserve">一端接基准、另一端接</w:t>
       </w:r>
       <w:r>
+        <w:rPr>
+          <w:rFonts w:eastAsia="黑体"/>
+        </w:rPr>
         <w:t xml:space="preserve"> ADC </w:t>
       </w:r>
       <w:r>
         <w:rPr>
-          <w:rFonts w:hint="eastAsia"/>
+          <w:rFonts w:hint="eastAsia" w:eastAsia="黑体"/>
         </w:rPr>
         <w:t xml:space="preserve">环境温度通道（提供</w:t>
       </w:r>
       <w:r>
+        <w:rPr>
+          <w:rFonts w:eastAsia="黑体"/>
+        </w:rPr>
         <w:t xml:space="preserve"> </w:t>
       </w:r>
       <m:oMath>
@@ -768,27 +885,34 @@
         </m:sSub>
       </m:oMath>
       <w:r>
+        <w:rPr>
+          <w:rFonts w:eastAsia="黑体"/>
+        </w:rPr>
         <w:t xml:space="preserve"> </w:t>
       </w:r>
       <w:r>
         <w:rPr>
-          <w:rFonts w:hint="eastAsia"/>
+          <w:rFonts w:hint="eastAsia" w:eastAsia="黑体"/>
         </w:rPr>
         <w:t xml:space="preserve">补偿）；</w:t>
       </w:r>
       <w:r>
         <w:rPr>
+          <w:rFonts w:eastAsia="黑体"/>
           <w:b/>
           <w:bCs/>
         </w:rPr>
         <w:t xml:space="preserve">ADC</w:t>
       </w:r>
       <w:r>
+        <w:rPr>
+          <w:rFonts w:eastAsia="黑体"/>
+        </w:rPr>
         <w:t xml:space="preserve"> </w:t>
       </w:r>
       <w:r>
         <w:rPr>
-          <w:rFonts w:hint="eastAsia"/>
+          <w:rFonts w:hint="eastAsia" w:eastAsia="黑体"/>
         </w:rPr>
         <w:t xml:space="preserve">输入接节点④、另一通道接节点⑤。</w:t>
       </w:r>
@@ -797,29 +921,38 @@
       <w:pPr/>
       <w:r>
         <w:rPr>
-          <w:rFonts w:hint="eastAsia"/>
+          <w:rFonts w:hint="eastAsia" w:eastAsia="黑体"/>
         </w:rPr>
         <w:t xml:space="preserve">由此构成”热电堆（斯特藩-玻尔兹曼辐射）+</w:t>
       </w:r>
       <w:r>
+        <w:rPr>
+          <w:rFonts w:eastAsia="黑体"/>
+        </w:rPr>
         <w:t xml:space="preserve"> </w:t>
       </w:r>
       <w:r>
         <w:rPr>
-          <w:rFonts w:hint="eastAsia"/>
+          <w:rFonts w:hint="eastAsia" w:eastAsia="黑体"/>
         </w:rPr>
         <w:t xml:space="preserve">低噪声前置放大</w:t>
       </w:r>
       <w:r>
+        <w:rPr>
+          <w:rFonts w:eastAsia="黑体"/>
+        </w:rPr>
         <w:t xml:space="preserve"> + </w:t>
       </w:r>
       <w:r>
         <w:rPr>
-          <w:rFonts w:hint="eastAsia"/>
+          <w:rFonts w:hint="eastAsia" w:eastAsia="黑体"/>
         </w:rPr>
         <w:t xml:space="preserve">环境温度补偿”的非接触测温组态，输出与</w:t>
       </w:r>
       <w:r>
+        <w:rPr>
+          <w:rFonts w:eastAsia="黑体"/>
+        </w:rPr>
         <w:t xml:space="preserve"> </w:t>
       </w:r>
       <m:oMath>
@@ -877,11 +1010,14 @@
         </m:sSubSup>
       </m:oMath>
       <w:r>
+        <w:rPr>
+          <w:rFonts w:eastAsia="黑体"/>
+        </w:rPr>
         <w:t xml:space="preserve"> </w:t>
       </w:r>
       <w:r>
         <w:rPr>
-          <w:rFonts w:hint="eastAsia"/>
+          <w:rFonts w:hint="eastAsia" w:eastAsia="黑体"/>
         </w:rPr>
         <w:t xml:space="preserve">成比例，经补偿反算得被测目标温度。</w:t>
       </w:r>
@@ -894,7 +1030,7 @@
       </w:pPr>
       <w:r>
         <w:rPr>
-          <w:rFonts w:hint="eastAsia"/>
+          <w:rFonts w:hint="eastAsia" w:eastAsia="黑体"/>
         </w:rPr>
         <w:t xml:space="preserve">工作原理</w:t>
       </w:r>
@@ -905,7 +1041,7 @@
       </w:pPr>
       <w:r>
         <w:rPr>
-          <w:rFonts w:hint="eastAsia"/>
+          <w:rFonts w:hint="eastAsia" w:eastAsia="黑体"/>
         </w:rPr>
         <w:t xml:space="preserve">物体辐射的红外能量与温度的四次方相关（斯特藩-玻尔兹曼定律），热电堆把吸收的红外能量转为温差电动势，放大后结合环境温度补偿，反算被测物体温度。</w:t>
       </w:r>
@@ -918,7 +1054,7 @@
       </w:pPr>
       <w:r>
         <w:rPr>
-          <w:rFonts w:hint="eastAsia"/>
+          <w:rFonts w:hint="eastAsia" w:eastAsia="黑体"/>
         </w:rPr>
         <w:t xml:space="preserve">关键计算公式</w:t>
       </w:r>
@@ -932,7 +1068,7 @@
       </w:pPr>
       <w:r>
         <w:rPr>
-          <w:rFonts w:hint="eastAsia"/>
+          <w:rFonts w:hint="eastAsia" w:eastAsia="黑体"/>
         </w:rPr>
         <w:t xml:space="preserve">斯特藩-玻尔兹曼辐射：</w:t>
       </w:r>
@@ -989,7 +1125,7 @@
       </w:pPr>
       <w:r>
         <w:rPr>
-          <w:rFonts w:hint="eastAsia"/>
+          <w:rFonts w:hint="eastAsia" w:eastAsia="黑体"/>
         </w:rPr>
         <w:t xml:space="preserve">热电堆输出（近似线性化）：</w:t>
       </w:r>
@@ -1104,7 +1240,7 @@
       </w:pPr>
       <w:r>
         <w:rPr>
-          <w:rFonts w:hint="eastAsia"/>
+          <w:rFonts w:hint="eastAsia" w:eastAsia="黑体"/>
         </w:rPr>
         <w:t xml:space="preserve">物体温度反算：</w:t>
       </w:r>
@@ -1220,7 +1356,7 @@
       </w:pPr>
       <w:r>
         <w:rPr>
-          <w:rFonts w:hint="eastAsia"/>
+          <w:rFonts w:hint="eastAsia" w:eastAsia="黑体"/>
         </w:rPr>
         <w:t xml:space="preserve">放大增益选取：</w:t>
       </w:r>
@@ -1318,7 +1454,7 @@
             </w:pPr>
             <w:r>
               <w:rPr>
-                <w:rFonts w:hint="eastAsia"/>
+                <w:rFonts w:hint="eastAsia" w:eastAsia="黑体"/>
               </w:rPr>
               <w:t xml:space="preserve">符号</w:t>
             </w:r>
@@ -1332,7 +1468,7 @@
             </w:pPr>
             <w:r>
               <w:rPr>
-                <w:rFonts w:hint="eastAsia"/>
+                <w:rFonts w:hint="eastAsia" w:eastAsia="黑体"/>
               </w:rPr>
               <w:t xml:space="preserve">含义</w:t>
             </w:r>
@@ -1346,7 +1482,7 @@
             </w:pPr>
             <w:r>
               <w:rPr>
-                <w:rFonts w:hint="eastAsia"/>
+                <w:rFonts w:hint="eastAsia" w:eastAsia="黑体"/>
               </w:rPr>
               <w:t xml:space="preserve">单位</w:t>
             </w:r>
@@ -1366,6 +1502,9 @@
               </m:r>
             </m:oMath>
             <w:r>
+              <w:rPr>
+                <w:rFonts w:eastAsia="黑体"/>
+              </w:rPr>
               <w:t xml:space="preserve">​</w:t>
             </w:r>
           </w:p>
@@ -1378,7 +1517,7 @@
             </w:pPr>
             <w:r>
               <w:rPr>
-                <w:rFonts w:hint="eastAsia"/>
+                <w:rFonts w:hint="eastAsia" w:eastAsia="黑体"/>
               </w:rPr>
               <w:t xml:space="preserve">辐射功率</w:t>
             </w:r>
@@ -1391,6 +1530,9 @@
               <w:pStyle w:val="Compact"/>
             </w:pPr>
             <w:r>
+              <w:rPr>
+                <w:rFonts w:eastAsia="黑体"/>
+              </w:rPr>
               <w:t xml:space="preserve">W</w:t>
             </w:r>
           </w:p>
@@ -1409,6 +1551,9 @@
               </m:r>
             </m:oMath>
             <w:r>
+              <w:rPr>
+                <w:rFonts w:eastAsia="黑体"/>
+              </w:rPr>
               <w:t xml:space="preserve">​</w:t>
             </w:r>
           </w:p>
@@ -1421,7 +1566,7 @@
             </w:pPr>
             <w:r>
               <w:rPr>
-                <w:rFonts w:hint="eastAsia"/>
+                <w:rFonts w:hint="eastAsia" w:eastAsia="黑体"/>
               </w:rPr>
               <w:t xml:space="preserve">发射率</w:t>
             </w:r>
@@ -1434,6 +1579,9 @@
               <w:pStyle w:val="Compact"/>
             </w:pPr>
             <w:r>
+              <w:rPr>
+                <w:rFonts w:eastAsia="黑体"/>
+              </w:rPr>
               <w:t xml:space="preserve">—</w:t>
             </w:r>
           </w:p>
@@ -1452,6 +1600,9 @@
               </m:r>
             </m:oMath>
             <w:r>
+              <w:rPr>
+                <w:rFonts w:eastAsia="黑体"/>
+              </w:rPr>
               <w:t xml:space="preserve">​</w:t>
             </w:r>
           </w:p>
@@ -1464,11 +1615,14 @@
             </w:pPr>
             <w:r>
               <w:rPr>
-                <w:rFonts w:hint="eastAsia"/>
+                <w:rFonts w:hint="eastAsia" w:eastAsia="黑体"/>
               </w:rPr>
               <w:t xml:space="preserve">斯特藩-玻尔兹曼常数</w:t>
             </w:r>
             <w:r>
+              <w:rPr>
+                <w:rFonts w:eastAsia="黑体"/>
+              </w:rPr>
               <w:t xml:space="preserve"> </w:t>
             </w:r>
             <m:oMath>
@@ -1515,6 +1669,9 @@
               <w:pStyle w:val="Compact"/>
             </w:pPr>
             <w:r>
+              <w:rPr>
+                <w:rFonts w:eastAsia="黑体"/>
+              </w:rPr>
               <w:t xml:space="preserve">W·m⁻²·K⁻⁴</w:t>
             </w:r>
           </w:p>
@@ -1572,6 +1729,9 @@
               </m:sSub>
             </m:oMath>
             <w:r>
+              <w:rPr>
+                <w:rFonts w:eastAsia="黑体"/>
+              </w:rPr>
               <w:t xml:space="preserve">​</w:t>
             </w:r>
           </w:p>
@@ -1584,7 +1744,7 @@
             </w:pPr>
             <w:r>
               <w:rPr>
-                <w:rFonts w:hint="eastAsia"/>
+                <w:rFonts w:hint="eastAsia" w:eastAsia="黑体"/>
               </w:rPr>
               <w:t xml:space="preserve">物体/环境绝对温度</w:t>
             </w:r>
@@ -1597,6 +1757,9 @@
               <w:pStyle w:val="Compact"/>
             </w:pPr>
             <w:r>
+              <w:rPr>
+                <w:rFonts w:eastAsia="黑体"/>
+              </w:rPr>
               <w:t xml:space="preserve">K</w:t>
             </w:r>
           </w:p>
@@ -1627,6 +1790,9 @@
               </m:sSub>
             </m:oMath>
             <w:r>
+              <w:rPr>
+                <w:rFonts w:eastAsia="黑体"/>
+              </w:rPr>
               <w:t xml:space="preserve">​</w:t>
             </w:r>
           </w:p>
@@ -1639,7 +1805,7 @@
             </w:pPr>
             <w:r>
               <w:rPr>
-                <w:rFonts w:hint="eastAsia"/>
+                <w:rFonts w:hint="eastAsia" w:eastAsia="黑体"/>
               </w:rPr>
               <w:t xml:space="preserve">热电堆输出电压</w:t>
             </w:r>
@@ -1652,6 +1818,9 @@
               <w:pStyle w:val="Compact"/>
             </w:pPr>
             <w:r>
+              <w:rPr>
+                <w:rFonts w:eastAsia="黑体"/>
+              </w:rPr>
               <w:t xml:space="preserve">V</w:t>
             </w:r>
           </w:p>
@@ -1670,6 +1839,9 @@
               </m:r>
             </m:oMath>
             <w:r>
+              <w:rPr>
+                <w:rFonts w:eastAsia="黑体"/>
+              </w:rPr>
               <w:t xml:space="preserve">​</w:t>
             </w:r>
           </w:p>
@@ -1682,7 +1854,7 @@
             </w:pPr>
             <w:r>
               <w:rPr>
-                <w:rFonts w:hint="eastAsia"/>
+                <w:rFonts w:hint="eastAsia" w:eastAsia="黑体"/>
               </w:rPr>
               <w:t xml:space="preserve">放大增益</w:t>
             </w:r>
@@ -1695,6 +1867,9 @@
               <w:pStyle w:val="Compact"/>
             </w:pPr>
             <w:r>
+              <w:rPr>
+                <w:rFonts w:eastAsia="黑体"/>
+              </w:rPr>
               <w:t xml:space="preserve">—</w:t>
             </w:r>
           </w:p>
@@ -1709,7 +1884,7 @@
       </w:pPr>
       <w:r>
         <w:rPr>
-          <w:rFonts w:hint="eastAsia"/>
+          <w:rFonts w:hint="eastAsia" w:eastAsia="黑体"/>
         </w:rPr>
         <w:t xml:space="preserve">元件调整影响</w:t>
       </w:r>
@@ -1724,21 +1899,27 @@
       </w:pPr>
       <w:r>
         <w:rPr>
-          <w:rFonts w:hint="eastAsia"/>
+          <w:rFonts w:hint="eastAsia" w:eastAsia="黑体"/>
           <w:b/>
           <w:bCs/>
         </w:rPr>
         <w:t xml:space="preserve">增益增大</w:t>
       </w:r>
       <w:r>
+        <w:rPr>
+          <w:rFonts w:eastAsia="黑体"/>
+        </w:rPr>
         <w:t xml:space="preserve"> </w:t>
       </w:r>
       <w:r>
+        <w:rPr>
+          <w:rFonts w:eastAsia="黑体"/>
+        </w:rPr>
         <w:t xml:space="preserve">→ </w:t>
       </w:r>
       <w:r>
         <w:rPr>
-          <w:rFonts w:hint="eastAsia"/>
+          <w:rFonts w:hint="eastAsia" w:eastAsia="黑体"/>
         </w:rPr>
         <w:t xml:space="preserve">微弱信号更易测量，但噪声与失调也被放大。</w:t>
       </w:r>
@@ -1753,21 +1934,27 @@
       </w:pPr>
       <w:r>
         <w:rPr>
-          <w:rFonts w:hint="eastAsia"/>
+          <w:rFonts w:hint="eastAsia" w:eastAsia="黑体"/>
           <w:b/>
           <w:bCs/>
         </w:rPr>
         <w:t xml:space="preserve">发射率设置不当</w:t>
       </w:r>
       <w:r>
+        <w:rPr>
+          <w:rFonts w:eastAsia="黑体"/>
+        </w:rPr>
         <w:t xml:space="preserve"> </w:t>
       </w:r>
       <w:r>
+        <w:rPr>
+          <w:rFonts w:eastAsia="黑体"/>
+        </w:rPr>
         <w:t xml:space="preserve">→ </w:t>
       </w:r>
       <w:r>
         <w:rPr>
-          <w:rFonts w:hint="eastAsia"/>
+          <w:rFonts w:hint="eastAsia" w:eastAsia="黑体"/>
         </w:rPr>
         <w:t xml:space="preserve">测温偏差大，需按被测物材质校正。</w:t>
       </w:r>
@@ -1782,21 +1969,27 @@
       </w:pPr>
       <w:r>
         <w:rPr>
-          <w:rFonts w:hint="eastAsia"/>
+          <w:rFonts w:hint="eastAsia" w:eastAsia="黑体"/>
           <w:b/>
           <w:bCs/>
         </w:rPr>
         <w:t xml:space="preserve">传感器与目标距离增大</w:t>
       </w:r>
       <w:r>
+        <w:rPr>
+          <w:rFonts w:eastAsia="黑体"/>
+        </w:rPr>
         <w:t xml:space="preserve"> </w:t>
       </w:r>
       <w:r>
+        <w:rPr>
+          <w:rFonts w:eastAsia="黑体"/>
+        </w:rPr>
         <w:t xml:space="preserve">→ </w:t>
       </w:r>
       <w:r>
         <w:rPr>
-          <w:rFonts w:hint="eastAsia"/>
+          <w:rFonts w:hint="eastAsia" w:eastAsia="黑体"/>
         </w:rPr>
         <w:t xml:space="preserve">测量光斑变大、受干扰增强（视场角影响）。</w:t>
       </w:r>
@@ -1811,30 +2004,39 @@
       </w:pPr>
       <w:r>
         <w:rPr>
-          <w:rFonts w:hint="eastAsia"/>
+          <w:rFonts w:hint="eastAsia" w:eastAsia="黑体"/>
           <w:b/>
           <w:bCs/>
         </w:rPr>
         <w:t xml:space="preserve">环境温度漂移未补偿</w:t>
       </w:r>
       <w:r>
+        <w:rPr>
+          <w:rFonts w:eastAsia="黑体"/>
+        </w:rPr>
         <w:t xml:space="preserve"> </w:t>
       </w:r>
       <w:r>
+        <w:rPr>
+          <w:rFonts w:eastAsia="黑体"/>
+        </w:rPr>
         <w:t xml:space="preserve">→ </w:t>
       </w:r>
       <w:r>
         <w:rPr>
-          <w:rFonts w:hint="eastAsia"/>
+          <w:rFonts w:hint="eastAsia" w:eastAsia="黑体"/>
         </w:rPr>
         <w:t xml:space="preserve">带来系统性误差，需内置</w:t>
       </w:r>
       <w:r>
+        <w:rPr>
+          <w:rFonts w:eastAsia="黑体"/>
+        </w:rPr>
         <w:t xml:space="preserve"> NTC </w:t>
       </w:r>
       <w:r>
         <w:rPr>
-          <w:rFonts w:hint="eastAsia"/>
+          <w:rFonts w:hint="eastAsia" w:eastAsia="黑体"/>
         </w:rPr>
         <w:t xml:space="preserve">补偿。</w:t>
       </w:r>
@@ -1847,7 +2049,7 @@
       </w:pPr>
       <w:r>
         <w:rPr>
-          <w:rFonts w:hint="eastAsia"/>
+          <w:rFonts w:hint="eastAsia" w:eastAsia="黑体"/>
         </w:rPr>
         <w:t xml:space="preserve">典型参数示例</w:t>
       </w:r>
@@ -1862,11 +2064,14 @@
       </w:pPr>
       <w:r>
         <w:rPr>
-          <w:rFonts w:hint="eastAsia"/>
+          <w:rFonts w:hint="eastAsia" w:eastAsia="黑体"/>
         </w:rPr>
         <w:t xml:space="preserve">取</w:t>
       </w:r>
       <w:r>
+        <w:rPr>
+          <w:rFonts w:eastAsia="黑体"/>
+        </w:rPr>
         <w:t xml:space="preserve"> </w:t>
       </w:r>
       <m:oMath>
@@ -1910,16 +2115,19 @@
       </m:oMath>
       <w:r>
         <w:rPr>
-          <w:rFonts w:hint="eastAsia"/>
+          <w:rFonts w:hint="eastAsia" w:eastAsia="黑体"/>
         </w:rPr>
         <w:t xml:space="preserve">（约</w:t>
       </w:r>
       <w:r>
+        <w:rPr>
+          <w:rFonts w:eastAsia="黑体"/>
+        </w:rPr>
         <w:t xml:space="preserve"> 37 </w:t>
       </w:r>
       <w:r>
         <w:rPr>
-          <w:rFonts w:hint="eastAsia"/>
+          <w:rFonts w:hint="eastAsia" w:eastAsia="黑体"/>
         </w:rPr>
         <w:t xml:space="preserve">°C）、</w:t>
       </w:r>
@@ -1963,6 +2171,9 @@
         </m:r>
       </m:oMath>
       <w:r>
+        <w:rPr>
+          <w:rFonts w:eastAsia="黑体"/>
+        </w:rPr>
         <w:t xml:space="preserve">、</w:t>
       </w:r>
       <m:oMath>
@@ -2024,7 +2235,7 @@
       </m:oMath>
       <w:r>
         <w:rPr>
-          <w:rFonts w:hint="eastAsia"/>
+          <w:rFonts w:hint="eastAsia" w:eastAsia="黑体"/>
         </w:rPr>
         <w:t xml:space="preserve">（示例）：</w:t>
       </w:r>
@@ -2132,11 +2343,14 @@
       </m:oMath>
       <w:r>
         <w:rPr>
-          <w:rFonts w:hint="eastAsia"/>
+          <w:rFonts w:hint="eastAsia" w:eastAsia="黑体"/>
         </w:rPr>
         <w:t xml:space="preserve">，若</w:t>
       </w:r>
       <w:r>
+        <w:rPr>
+          <w:rFonts w:eastAsia="黑体"/>
+        </w:rPr>
         <w:t xml:space="preserve"> </w:t>
       </w:r>
       <m:oMath>
@@ -2154,15 +2368,21 @@
         </m:r>
       </m:oMath>
       <w:r>
+        <w:rPr>
+          <w:rFonts w:eastAsia="黑体"/>
+        </w:rPr>
         <w:t xml:space="preserve"> </w:t>
       </w:r>
       <w:r>
         <w:rPr>
-          <w:rFonts w:hint="eastAsia"/>
+          <w:rFonts w:hint="eastAsia" w:eastAsia="黑体"/>
         </w:rPr>
         <w:t xml:space="preserve">则</w:t>
       </w:r>
       <w:r>
+        <w:rPr>
+          <w:rFonts w:eastAsia="黑体"/>
+        </w:rPr>
         <w:t xml:space="preserve"> </w:t>
       </w:r>
       <m:oMath>
@@ -2205,6 +2425,9 @@
         </m:r>
       </m:oMath>
       <w:r>
+        <w:rPr>
+          <w:rFonts w:eastAsia="黑体"/>
+        </w:rPr>
         <w:t xml:space="preserve">。</w:t>
       </w:r>
     </w:p>
@@ -2218,11 +2441,14 @@
       </w:pPr>
       <w:r>
         <w:rPr>
-          <w:rFonts w:hint="eastAsia"/>
+          <w:rFonts w:hint="eastAsia" w:eastAsia="黑体"/>
         </w:rPr>
         <w:t xml:space="preserve">取</w:t>
       </w:r>
       <w:r>
+        <w:rPr>
+          <w:rFonts w:eastAsia="黑体"/>
+        </w:rPr>
         <w:t xml:space="preserve"> </w:t>
       </w:r>
       <m:oMath>
@@ -2262,6 +2488,9 @@
         </m:r>
       </m:oMath>
       <w:r>
+        <w:rPr>
+          <w:rFonts w:eastAsia="黑体"/>
+        </w:rPr>
         <w:t xml:space="preserve">、</w:t>
       </w:r>
       <m:oMath>
@@ -2294,6 +2523,9 @@
         </m:sSup>
       </m:oMath>
       <w:r>
+        <w:rPr>
+          <w:rFonts w:eastAsia="黑体"/>
+        </w:rPr>
         <w:t xml:space="preserve">、</w:t>
       </w:r>
       <m:oMath>
@@ -2337,7 +2569,7 @@
       </m:oMath>
       <w:r>
         <w:rPr>
-          <w:rFonts w:hint="eastAsia"/>
+          <w:rFonts w:hint="eastAsia" w:eastAsia="黑体"/>
         </w:rPr>
         <w:t xml:space="preserve">：</w:t>
       </w:r>
@@ -2468,6 +2700,9 @@
         </m:r>
       </m:oMath>
       <w:r>
+        <w:rPr>
+          <w:rFonts w:eastAsia="黑体"/>
+        </w:rPr>
         <w:t xml:space="preserve">。</w:t>
       </w:r>
     </w:p>
@@ -2479,7 +2714,7 @@
       </w:pPr>
       <w:r>
         <w:rPr>
-          <w:rFonts w:hint="eastAsia"/>
+          <w:rFonts w:hint="eastAsia" w:eastAsia="黑体"/>
         </w:rPr>
         <w:t xml:space="preserve">常见器件型号</w:t>
       </w:r>
@@ -2494,7 +2729,7 @@
       </w:pPr>
       <w:r>
         <w:rPr>
-          <w:rFonts w:hint="eastAsia"/>
+          <w:rFonts w:hint="eastAsia" w:eastAsia="黑体"/>
         </w:rPr>
         <w:t xml:space="preserve">热电堆：MLX90614、TS118-3、ZTP-135。</w:t>
       </w:r>
@@ -2509,7 +2744,7 @@
       </w:pPr>
       <w:r>
         <w:rPr>
-          <w:rFonts w:hint="eastAsia"/>
+          <w:rFonts w:hint="eastAsia" w:eastAsia="黑体"/>
         </w:rPr>
         <w:t xml:space="preserve">运放：OPA2188、AD8628（低失调低噪声）。</w:t>
       </w:r>
@@ -2524,7 +2759,7 @@
       </w:pPr>
       <w:r>
         <w:rPr>
-          <w:rFonts w:hint="eastAsia"/>
+          <w:rFonts w:hint="eastAsia" w:eastAsia="黑体"/>
         </w:rPr>
         <w:t xml:space="preserve">热释电：LMP91050（NDIR/热电堆调理）。</w:t>
       </w:r>
@@ -2537,7 +2772,7 @@
       </w:pPr>
       <w:r>
         <w:rPr>
-          <w:rFonts w:hint="eastAsia"/>
+          <w:rFonts w:hint="eastAsia" w:eastAsia="黑体"/>
         </w:rPr>
         <w:t xml:space="preserve">注意事项</w:t>
       </w:r>
@@ -2552,7 +2787,7 @@
       </w:pPr>
       <w:r>
         <w:rPr>
-          <w:rFonts w:hint="eastAsia"/>
+          <w:rFonts w:hint="eastAsia" w:eastAsia="黑体"/>
         </w:rPr>
         <w:t xml:space="preserve">发射率严重影响精度，不同材质需分别标定。</w:t>
       </w:r>
@@ -2567,7 +2802,7 @@
       </w:pPr>
       <w:r>
         <w:rPr>
-          <w:rFonts w:hint="eastAsia"/>
+          <w:rFonts w:hint="eastAsia" w:eastAsia="黑体"/>
         </w:rPr>
         <w:t xml:space="preserve">视场角/距离比决定测量区域，选择合适的光学镜头或近距测量。</w:t>
       </w:r>
@@ -2582,7 +2817,7 @@
       </w:pPr>
       <w:r>
         <w:rPr>
-          <w:rFonts w:hint="eastAsia"/>
+          <w:rFonts w:hint="eastAsia" w:eastAsia="黑体"/>
         </w:rPr>
         <w:t xml:space="preserve">前置放大需低噪声、低失调，信号微弱时做屏蔽与滤波。</w:t>
       </w:r>
@@ -2597,7 +2832,7 @@
       </w:pPr>
       <w:r>
         <w:rPr>
-          <w:rFonts w:hint="eastAsia"/>
+          <w:rFonts w:hint="eastAsia" w:eastAsia="黑体"/>
         </w:rPr>
         <w:t xml:space="preserve">环境温度突变时需等待热平衡，避免漂移。</w:t>
       </w:r>
@@ -2610,7 +2845,7 @@
       </w:pPr>
       <w:r>
         <w:rPr>
-          <w:rFonts w:hint="eastAsia"/>
+          <w:rFonts w:hint="eastAsia" w:eastAsia="黑体"/>
         </w:rPr>
         <w:t xml:space="preserve">参考资料</w:t>
       </w:r>
@@ -2624,6 +2859,9 @@
         </w:numPr>
       </w:pPr>
       <w:r>
+        <w:rPr>
+          <w:rFonts w:eastAsia="黑体"/>
+        </w:rPr>
         <w:t xml:space="preserve">Wikipedia: Infrared thermometer。</w:t>
       </w:r>
     </w:p>
@@ -2636,11 +2874,14 @@
         </w:numPr>
       </w:pPr>
       <w:r>
+        <w:rPr>
+          <w:rFonts w:eastAsia="黑体"/>
+        </w:rPr>
         <w:t xml:space="preserve">Melexis MLX90614 </w:t>
       </w:r>
       <w:r>
         <w:rPr>
-          <w:rFonts w:hint="eastAsia"/>
+          <w:rFonts w:hint="eastAsia" w:eastAsia="黑体"/>
         </w:rPr>
         <w:t xml:space="preserve">数据手册。</w:t>
       </w:r>
@@ -2654,6 +2895,9 @@
         </w:numPr>
       </w:pPr>
       <w:r>
+        <w:rPr>
+          <w:rFonts w:eastAsia="黑体"/>
+        </w:rPr>
         <w:t xml:space="preserve">Wikipedia: Stefan–Boltzmann law。</w:t>
       </w:r>
     </w:p>
@@ -2666,11 +2910,11 @@
       </w:pPr>
       <w:r>
         <w:rPr>
-          <w:rFonts w:ascii="Times New Roman" w:hAnsi="Times New Roman"/>
+          <w:rFonts w:ascii="Times New Roman" w:hAnsi="Times New Roman" w:eastAsia="黑体"/>
           <w:color w:val="555555"/>
           <w:sz w:val="21"/>
         </w:rPr>
-        <w:t>材料收集者：杜文杰</w:t>
+        <w:t>材料收集者：杜文杰，WX手机：19519196569，QQ:3478827729</w:t>
       </w:r>
     </w:p>
     <w:sectPr>
@@ -2690,7 +2934,7 @@
 </file>
 
 <file path=word/footer1.xml><?xml version="1.0" encoding="utf-8"?>
-<w:ftr xmlns:m="http://schemas.openxmlformats.org/officeDocument/2006/math" xmlns:mc="http://schemas.openxmlformats.org/markup-compatibility/2006" xmlns:mo="http://schemas.microsoft.com/office/mac/office/2008/main" xmlns:mv="urn:schemas-microsoft-com:mac:vml" xmlns:o="urn:schemas-microsoft-com:office:office" xmlns:r="http://schemas.openxmlformats.org/officeDocument/2006/relationships" xmlns:v="urn:schemas-microsoft-com:vml" xmlns:w10="urn:schemas-microsoft-com:office:word" xmlns:w14="http://schemas.microsoft.com/office/word/2010/wordml" xmlns:w="http://schemas.openxmlformats.org/wordprocessingml/2006/main" xmlns:wne="http://schemas.microsoft.com/office/word/2006/wordml" xmlns:wp14="http://schemas.microsoft.com/office/word/2010/wordprocessingDrawing" xmlns:wp="http://schemas.openxmlformats.org/drawingml/2006/wordprocessingDrawing" xmlns:wpc="http://schemas.microsoft.com/office/word/2010/wordprocessingCanvas" xmlns:wpg="http://schemas.microsoft.com/office/word/2010/wordprocessingGroup" xmlns:wpi="http://schemas.microsoft.com/office/word/2010/wordprocessingInk" xmlns:wps="http://schemas.microsoft.com/office/word/2010/wordprocessingShape" mc:Ignorable="w14 wp14">
+<w:ftr xmlns:mc="http://schemas.openxmlformats.org/markup-compatibility/2006" xmlns:w="http://schemas.openxmlformats.org/wordprocessingml/2006/main" xmlns:m="http://schemas.openxmlformats.org/officeDocument/2006/math" xmlns:mo="http://schemas.microsoft.com/office/mac/office/2008/main" xmlns:mv="urn:schemas-microsoft-com:mac:vml" xmlns:o="urn:schemas-microsoft-com:office:office" xmlns:r="http://schemas.openxmlformats.org/officeDocument/2006/relationships" xmlns:v="urn:schemas-microsoft-com:vml" xmlns:w10="urn:schemas-microsoft-com:office:word" xmlns:w14="http://schemas.microsoft.com/office/word/2010/wordml" xmlns:wne="http://schemas.microsoft.com/office/word/2006/wordml" xmlns:wp14="http://schemas.microsoft.com/office/word/2010/wordprocessingDrawing" xmlns:wp="http://schemas.openxmlformats.org/drawingml/2006/wordprocessingDrawing" xmlns:wpc="http://schemas.microsoft.com/office/word/2010/wordprocessingCanvas" xmlns:wpg="http://schemas.microsoft.com/office/word/2010/wordprocessingGroup" xmlns:wpi="http://schemas.microsoft.com/office/word/2010/wordprocessingInk" xmlns:wps="http://schemas.microsoft.com/office/word/2010/wordprocessingShape" mc:Ignorable="w14 wp14">
   <w:p>
     <w:pPr>
       <w:pStyle w:val="Footer"/>
@@ -2698,12 +2942,14 @@
     </w:pPr>
     <w:r>
       <w:rPr>
+        <w:rFonts w:eastAsia="黑体"/>
         <w:sz w:val="18"/>
       </w:rPr>
       <w:t xml:space="preserve">第 </w:t>
     </w:r>
     <w:r>
       <w:rPr>
+        <w:rFonts w:eastAsia="黑体"/>
         <w:sz w:val="18"/>
       </w:rPr>
       <w:fldChar w:fldCharType="begin"/>
@@ -2712,6 +2958,7 @@
     </w:r>
     <w:r>
       <w:rPr>
+        <w:rFonts w:eastAsia="黑体"/>
         <w:sz w:val="18"/>
       </w:rPr>
       <w:t xml:space="preserve"> 页</w:t>
@@ -2725,6 +2972,9 @@
   <w:footnote w:type="continuationSeparator" w:id="0">
     <w:p>
       <w:r>
+        <w:rPr>
+          <w:rFonts w:eastAsia="黑体"/>
+        </w:rPr>
         <w:continuationSeparator/>
       </w:r>
     </w:p>
@@ -2732,6 +2982,9 @@
   <w:footnote w:type="separator" w:id="-1">
     <w:p>
       <w:r>
+        <w:rPr>
+          <w:rFonts w:eastAsia="黑体"/>
+        </w:rPr>
         <w:separator/>
       </w:r>
     </w:p>
@@ -2740,7 +2993,7 @@
 </file>
 
 <file path=word/header1.xml><?xml version="1.0" encoding="utf-8"?>
-<w:hdr xmlns:m="http://schemas.openxmlformats.org/officeDocument/2006/math" xmlns:mc="http://schemas.openxmlformats.org/markup-compatibility/2006" xmlns:mo="http://schemas.microsoft.com/office/mac/office/2008/main" xmlns:mv="urn:schemas-microsoft-com:mac:vml" xmlns:o="urn:schemas-microsoft-com:office:office" xmlns:r="http://schemas.openxmlformats.org/officeDocument/2006/relationships" xmlns:v="urn:schemas-microsoft-com:vml" xmlns:w10="urn:schemas-microsoft-com:office:word" xmlns:w14="http://schemas.microsoft.com/office/word/2010/wordml" xmlns:w="http://schemas.openxmlformats.org/wordprocessingml/2006/main" xmlns:wne="http://schemas.microsoft.com/office/word/2006/wordml" xmlns:wp14="http://schemas.microsoft.com/office/word/2010/wordprocessingDrawing" xmlns:wp="http://schemas.openxmlformats.org/drawingml/2006/wordprocessingDrawing" xmlns:wpc="http://schemas.microsoft.com/office/word/2010/wordprocessingCanvas" xmlns:wpg="http://schemas.microsoft.com/office/word/2010/wordprocessingGroup" xmlns:wpi="http://schemas.microsoft.com/office/word/2010/wordprocessingInk" xmlns:wps="http://schemas.microsoft.com/office/word/2010/wordprocessingShape" mc:Ignorable="w14 wp14">
+<w:hdr xmlns:mc="http://schemas.openxmlformats.org/markup-compatibility/2006" xmlns:w="http://schemas.openxmlformats.org/wordprocessingml/2006/main" xmlns:m="http://schemas.openxmlformats.org/officeDocument/2006/math" xmlns:mo="http://schemas.microsoft.com/office/mac/office/2008/main" xmlns:mv="urn:schemas-microsoft-com:mac:vml" xmlns:o="urn:schemas-microsoft-com:office:office" xmlns:r="http://schemas.openxmlformats.org/officeDocument/2006/relationships" xmlns:v="urn:schemas-microsoft-com:vml" xmlns:w10="urn:schemas-microsoft-com:office:word" xmlns:w14="http://schemas.microsoft.com/office/word/2010/wordml" xmlns:wne="http://schemas.microsoft.com/office/word/2006/wordml" xmlns:wp14="http://schemas.microsoft.com/office/word/2010/wordprocessingDrawing" xmlns:wp="http://schemas.openxmlformats.org/drawingml/2006/wordprocessingDrawing" xmlns:wpc="http://schemas.microsoft.com/office/word/2010/wordprocessingCanvas" xmlns:wpg="http://schemas.microsoft.com/office/word/2010/wordprocessingGroup" xmlns:wpi="http://schemas.microsoft.com/office/word/2010/wordprocessingInk" xmlns:wps="http://schemas.microsoft.com/office/word/2010/wordprocessingShape" mc:Ignorable="w14 wp14">
   <w:p>
     <w:pPr>
       <w:pStyle w:val="Header"/>
@@ -2748,7 +3001,7 @@
     </w:pPr>
     <w:r>
       <w:rPr>
-        <w:rFonts w:ascii="Times New Roman" w:hAnsi="Times New Roman"/>
+        <w:rFonts w:ascii="Times New Roman" w:hAnsi="Times New Roman" w:eastAsia="黑体"/>
         <w:sz w:val="18"/>
         <w:rFonts w:eastAsia="黑体"/>
         <w:rFonts w:eastAsia="黑体"/>
@@ -2760,7 +3013,7 @@
 </file>
 
 <file path=word/numbering.xml><?xml version="1.0" encoding="utf-8"?>
-<w:numbering xmlns:m="http://schemas.openxmlformats.org/officeDocument/2006/math" xmlns:mc="http://schemas.openxmlformats.org/markup-compatibility/2006" xmlns:mo="http://schemas.microsoft.com/office/mac/office/2008/main" xmlns:mv="urn:schemas-microsoft-com:mac:vml" xmlns:o="urn:schemas-microsoft-com:office:office" xmlns:r="http://schemas.openxmlformats.org/officeDocument/2006/relationships" xmlns:v="urn:schemas-microsoft-com:vml" xmlns:w="http://schemas.openxmlformats.org/wordprocessingml/2006/main" xmlns:w10="urn:schemas-microsoft-com:office:word" xmlns:w14="http://schemas.microsoft.com/office/word/2010/wordml" xmlns:wne="http://schemas.microsoft.com/office/word/2006/wordml" xmlns:wp="http://schemas.openxmlformats.org/drawingml/2006/wordprocessingDrawing" xmlns:wp14="http://schemas.microsoft.com/office/word/2010/wordprocessingDrawing" xmlns:wpc="http://schemas.microsoft.com/office/word/2010/wordprocessingCanvas" xmlns:wpg="http://schemas.microsoft.com/office/word/2010/wordprocessingGroup" xmlns:wpi="http://schemas.microsoft.com/office/word/2010/wordprocessingInk" xmlns:wps="http://schemas.microsoft.com/office/word/2010/wordprocessingShape" mc:Ignorable="w14 wp14">
+<w:numbering xmlns:mc="http://schemas.openxmlformats.org/markup-compatibility/2006" xmlns:w="http://schemas.openxmlformats.org/wordprocessingml/2006/main" xmlns:m="http://schemas.openxmlformats.org/officeDocument/2006/math" xmlns:mo="http://schemas.microsoft.com/office/mac/office/2008/main" xmlns:mv="urn:schemas-microsoft-com:mac:vml" xmlns:o="urn:schemas-microsoft-com:office:office" xmlns:r="http://schemas.openxmlformats.org/officeDocument/2006/relationships" xmlns:v="urn:schemas-microsoft-com:vml" xmlns:w10="urn:schemas-microsoft-com:office:word" xmlns:w14="http://schemas.microsoft.com/office/word/2010/wordml" xmlns:wne="http://schemas.microsoft.com/office/word/2006/wordml" xmlns:wp="http://schemas.openxmlformats.org/drawingml/2006/wordprocessingDrawing" xmlns:wp14="http://schemas.microsoft.com/office/word/2010/wordprocessingDrawing" xmlns:wpc="http://schemas.microsoft.com/office/word/2010/wordprocessingCanvas" xmlns:wpg="http://schemas.microsoft.com/office/word/2010/wordprocessingGroup" xmlns:wpi="http://schemas.microsoft.com/office/word/2010/wordprocessingInk" xmlns:wps="http://schemas.microsoft.com/office/word/2010/wordprocessingShape" mc:Ignorable="w14 wp14">
   <w:abstractNum w:abstractNumId="0">
     <w:nsid w:val="FFFFFF7C"/>
     <w:multiLevelType w:val="singleLevel"/>
@@ -2847,7 +3100,7 @@
         <w:ind w:hanging="360" w:left="1440"/>
       </w:pPr>
       <w:rPr>
-        <w:rFonts w:ascii="Symbol" w:hAnsi="Symbol" w:hint="default"/>
+        <w:rFonts w:ascii="Symbol" w:hAnsi="Symbol" w:hint="default" w:eastAsia="黑体"/>
       </w:rPr>
     </w:lvl>
   </w:abstractNum>
@@ -2868,7 +3121,7 @@
         <w:ind w:hanging="360" w:left="1080"/>
       </w:pPr>
       <w:rPr>
-        <w:rFonts w:ascii="Symbol" w:hAnsi="Symbol" w:hint="default"/>
+        <w:rFonts w:ascii="Symbol" w:hAnsi="Symbol" w:hint="default" w:eastAsia="黑体"/>
       </w:rPr>
     </w:lvl>
   </w:abstractNum>
@@ -2889,7 +3142,7 @@
         <w:ind w:hanging="360" w:left="720"/>
       </w:pPr>
       <w:rPr>
-        <w:rFonts w:ascii="Symbol" w:hAnsi="Symbol" w:hint="default"/>
+        <w:rFonts w:ascii="Symbol" w:hAnsi="Symbol" w:hint="default" w:eastAsia="黑体"/>
       </w:rPr>
     </w:lvl>
   </w:abstractNum>
@@ -2928,7 +3181,7 @@
         <w:ind w:hanging="360" w:left="360"/>
       </w:pPr>
       <w:rPr>
-        <w:rFonts w:ascii="Symbol" w:hAnsi="Symbol" w:hint="default"/>
+        <w:rFonts w:ascii="Symbol" w:hAnsi="Symbol" w:hint="default" w:eastAsia="黑体"/>
       </w:rPr>
     </w:lvl>
   </w:abstractNum>
@@ -3019,7 +3272,7 @@
         <w:ind w:left="720" w:hanging="360"/>
       </w:pPr>
       <w:rPr>
-        <w:rFonts w:ascii="Symbol" w:hAnsi="Symbol" w:cs="Symbol" w:hint="default"/>
+        <w:rFonts w:ascii="Symbol" w:hAnsi="Symbol" w:cs="Symbol" w:hint="default" w:eastAsia="黑体"/>
       </w:rPr>
     </w:lvl>
     <w:lvl w:ilvl="1">
@@ -3030,7 +3283,7 @@
         <w:ind w:left="1440" w:hanging="360"/>
       </w:pPr>
       <w:rPr>
-        <w:rFonts w:ascii="Courier New" w:hAnsi="Courier New" w:cs="Courier New" w:hint="default"/>
+        <w:rFonts w:ascii="Courier New" w:hAnsi="Courier New" w:cs="Courier New" w:hint="default" w:eastAsia="黑体"/>
       </w:rPr>
     </w:lvl>
     <w:lvl w:ilvl="2">
@@ -3041,7 +3294,7 @@
         <w:ind w:left="2160" w:hanging="360"/>
       </w:pPr>
       <w:rPr>
-        <w:rFonts w:ascii="Wingdings" w:hAnsi="Wingdings" w:cs="Wingdings" w:hint="default"/>
+        <w:rFonts w:ascii="Wingdings" w:hAnsi="Wingdings" w:cs="Wingdings" w:hint="default" w:eastAsia="黑体"/>
       </w:rPr>
     </w:lvl>
     <w:lvl w:ilvl="3">
@@ -3052,7 +3305,7 @@
         <w:ind w:left="2880" w:hanging="360"/>
       </w:pPr>
       <w:rPr>
-        <w:rFonts w:ascii="Symbol" w:hAnsi="Symbol" w:cs="Symbol" w:hint="default"/>
+        <w:rFonts w:ascii="Symbol" w:hAnsi="Symbol" w:cs="Symbol" w:hint="default" w:eastAsia="黑体"/>
       </w:rPr>
     </w:lvl>
     <w:lvl w:ilvl="4">
@@ -3063,7 +3316,7 @@
         <w:ind w:left="3600" w:hanging="360"/>
       </w:pPr>
       <w:rPr>
-        <w:rFonts w:ascii="Courier New" w:hAnsi="Courier New" w:cs="Courier New" w:hint="default"/>
+        <w:rFonts w:ascii="Courier New" w:hAnsi="Courier New" w:cs="Courier New" w:hint="default" w:eastAsia="黑体"/>
       </w:rPr>
     </w:lvl>
     <w:lvl w:ilvl="5">
@@ -3074,7 +3327,7 @@
         <w:ind w:left="4320" w:hanging="360"/>
       </w:pPr>
       <w:rPr>
-        <w:rFonts w:ascii="Wingdings" w:hAnsi="Wingdings" w:cs="Wingdings" w:hint="default"/>
+        <w:rFonts w:ascii="Wingdings" w:hAnsi="Wingdings" w:cs="Wingdings" w:hint="default" w:eastAsia="黑体"/>
       </w:rPr>
     </w:lvl>
     <w:lvl w:ilvl="6">
@@ -3085,7 +3338,7 @@
         <w:ind w:left="5040" w:hanging="360"/>
       </w:pPr>
       <w:rPr>
-        <w:rFonts w:ascii="Symbol" w:hAnsi="Symbol" w:cs="Symbol" w:hint="default"/>
+        <w:rFonts w:ascii="Symbol" w:hAnsi="Symbol" w:cs="Symbol" w:hint="default" w:eastAsia="黑体"/>
       </w:rPr>
     </w:lvl>
     <w:lvl w:ilvl="7">
@@ -3096,7 +3349,7 @@
         <w:ind w:left="5760" w:hanging="360"/>
       </w:pPr>
       <w:rPr>
-        <w:rFonts w:ascii="Courier New" w:hAnsi="Courier New" w:cs="Courier New" w:hint="default"/>
+        <w:rFonts w:ascii="Courier New" w:hAnsi="Courier New" w:cs="Courier New" w:hint="default" w:eastAsia="黑体"/>
       </w:rPr>
     </w:lvl>
     <w:lvl w:ilvl="8">
@@ -3107,7 +3360,7 @@
         <w:ind w:left="6480" w:hanging="360"/>
       </w:pPr>
       <w:rPr>
-        <w:rFonts w:ascii="Wingdings" w:hAnsi="Wingdings" w:cs="Wingdings" w:hint="default"/>
+        <w:rFonts w:ascii="Wingdings" w:hAnsi="Wingdings" w:cs="Wingdings" w:hint="default" w:eastAsia="黑体"/>
       </w:rPr>
     </w:lvl>
   </w:abstractNum>
@@ -3163,11 +3416,11 @@
 </file>
 
 <file path=word/styles.xml><?xml version="1.0" encoding="utf-8"?>
-<w:styles xmlns:mc="http://schemas.openxmlformats.org/markup-compatibility/2006" xmlns:r="http://schemas.openxmlformats.org/officeDocument/2006/relationships" xmlns:w="http://schemas.openxmlformats.org/wordprocessingml/2006/main" xmlns:w14="http://schemas.microsoft.com/office/word/2010/wordml" mc:Ignorable="w14">
+<w:styles xmlns:mc="http://schemas.openxmlformats.org/markup-compatibility/2006" xmlns:w="http://schemas.openxmlformats.org/wordprocessingml/2006/main" xmlns:r="http://schemas.openxmlformats.org/officeDocument/2006/relationships" xmlns:w14="http://schemas.microsoft.com/office/word/2010/wordml" mc:Ignorable="w14">
   <w:docDefaults>
     <w:rPrDefault>
       <w:rPr>
-        <w:rFonts w:asciiTheme="minorHAnsi" w:cstheme="minorBidi" w:eastAsiaTheme="minorEastAsia" w:hAnsiTheme="minorHAnsi"/>
+        <w:rFonts w:asciiTheme="minorHAnsi" w:cstheme="minorBidi" w:hAnsiTheme="minorHAnsi" w:eastAsia="黑体"/>
         <w:sz w:val="22"/>
         <w:szCs w:val="22"/>
         <w:lang w:bidi="ar-SA" w:eastAsia="en-US" w:val="en-US"/>
@@ -3389,7 +3642,7 @@
       <w:outlineLvl w:val="0"/>
     </w:pPr>
     <w:rPr>
-      <w:rFonts w:ascii="Times New Roman" w:asciiTheme="majorHAnsi" w:cstheme="majorBidi" w:eastAsia="黑体" w:eastAsiaTheme="majorEastAsia" w:hAnsi="Times New Roman" w:hAnsiTheme="majorHAnsi"/>
+      <w:rFonts w:ascii="Times New Roman" w:asciiTheme="majorHAnsi" w:cstheme="majorBidi" w:eastAsia="黑体" w:hAnsi="Times New Roman" w:hAnsiTheme="majorHAnsi"/>
       <w:b/>
       <w:bCs/>
       <w:color w:val="1F3864"/>
@@ -3413,7 +3666,7 @@
       <w:outlineLvl w:val="1"/>
     </w:pPr>
     <w:rPr>
-      <w:rFonts w:ascii="Times New Roman" w:asciiTheme="majorHAnsi" w:cstheme="majorBidi" w:eastAsia="黑体" w:eastAsiaTheme="majorEastAsia" w:hAnsi="Times New Roman" w:hAnsiTheme="majorHAnsi"/>
+      <w:rFonts w:ascii="Times New Roman" w:asciiTheme="majorHAnsi" w:cstheme="majorBidi" w:eastAsia="黑体" w:hAnsi="Times New Roman" w:hAnsiTheme="majorHAnsi"/>
       <w:b/>
       <w:bCs/>
       <w:color w:val="2E4E7E"/>
@@ -3437,7 +3690,7 @@
       <w:outlineLvl w:val="2"/>
     </w:pPr>
     <w:rPr>
-      <w:rFonts w:ascii="Times New Roman" w:asciiTheme="majorHAnsi" w:cstheme="majorBidi" w:eastAsia="黑体" w:eastAsiaTheme="majorEastAsia" w:hAnsi="Times New Roman" w:hAnsiTheme="majorHAnsi"/>
+      <w:rFonts w:ascii="Times New Roman" w:asciiTheme="majorHAnsi" w:cstheme="majorBidi" w:eastAsia="黑体" w:hAnsi="Times New Roman" w:hAnsiTheme="majorHAnsi"/>
       <w:b/>
       <w:bCs/>
       <w:color w:val="2E4E7E"/>
@@ -3461,7 +3714,7 @@
       <w:outlineLvl w:val="3"/>
     </w:pPr>
     <w:rPr>
-      <w:rFonts w:ascii="Times New Roman" w:asciiTheme="majorHAnsi" w:cstheme="majorBidi" w:eastAsia="黑体" w:eastAsiaTheme="majorEastAsia" w:hAnsi="Times New Roman" w:hAnsiTheme="majorHAnsi"/>
+      <w:rFonts w:ascii="Times New Roman" w:asciiTheme="majorHAnsi" w:cstheme="majorBidi" w:eastAsia="黑体" w:hAnsi="Times New Roman" w:hAnsiTheme="majorHAnsi"/>
       <w:b/>
       <w:bCs/>
       <w:i/>
@@ -3487,7 +3740,7 @@
       <w:outlineLvl w:val="4"/>
     </w:pPr>
     <w:rPr>
-      <w:rFonts w:ascii="Times New Roman" w:asciiTheme="majorHAnsi" w:cstheme="majorBidi" w:eastAsia="黑体" w:eastAsiaTheme="majorEastAsia" w:hAnsi="Times New Roman" w:hAnsiTheme="majorHAnsi"/>
+      <w:rFonts w:ascii="Times New Roman" w:asciiTheme="majorHAnsi" w:cstheme="majorBidi" w:eastAsia="黑体" w:hAnsi="Times New Roman" w:hAnsiTheme="majorHAnsi"/>
       <w:b/>
       <w:color w:val="333333"/>
       <w:sz w:val="22"/>
@@ -3510,7 +3763,7 @@
       <w:outlineLvl w:val="5"/>
     </w:pPr>
     <w:rPr>
-      <w:rFonts w:asciiTheme="majorHAnsi" w:cstheme="majorBidi" w:eastAsiaTheme="majorEastAsia" w:hAnsiTheme="majorHAnsi"/>
+      <w:rFonts w:asciiTheme="majorHAnsi" w:cstheme="majorBidi" w:hAnsiTheme="majorHAnsi" w:eastAsia="黑体"/>
       <w:i/>
       <w:iCs/>
       <w:color w:themeColor="accent1" w:themeShade="7F" w:val="243F60"/>
@@ -3533,7 +3786,7 @@
       <w:outlineLvl w:val="6"/>
     </w:pPr>
     <w:rPr>
-      <w:rFonts w:asciiTheme="majorHAnsi" w:cstheme="majorBidi" w:eastAsiaTheme="majorEastAsia" w:hAnsiTheme="majorHAnsi"/>
+      <w:rFonts w:asciiTheme="majorHAnsi" w:cstheme="majorBidi" w:hAnsiTheme="majorHAnsi" w:eastAsia="黑体"/>
       <w:i/>
       <w:iCs/>
       <w:color w:themeColor="text1" w:themeTint="BF" w:val="404040"/>
@@ -3556,7 +3809,7 @@
       <w:outlineLvl w:val="7"/>
     </w:pPr>
     <w:rPr>
-      <w:rFonts w:asciiTheme="majorHAnsi" w:cstheme="majorBidi" w:eastAsiaTheme="majorEastAsia" w:hAnsiTheme="majorHAnsi"/>
+      <w:rFonts w:asciiTheme="majorHAnsi" w:cstheme="majorBidi" w:hAnsiTheme="majorHAnsi" w:eastAsia="黑体"/>
       <w:color w:themeColor="accent1" w:val="4F81BD"/>
       <w:sz w:val="20"/>
       <w:szCs w:val="20"/>
@@ -3579,7 +3832,7 @@
       <w:outlineLvl w:val="8"/>
     </w:pPr>
     <w:rPr>
-      <w:rFonts w:asciiTheme="majorHAnsi" w:cstheme="majorBidi" w:eastAsiaTheme="majorEastAsia" w:hAnsiTheme="majorHAnsi"/>
+      <w:rFonts w:asciiTheme="majorHAnsi" w:cstheme="majorBidi" w:hAnsiTheme="majorHAnsi" w:eastAsia="黑体"/>
       <w:i/>
       <w:iCs/>
       <w:color w:themeColor="text1" w:themeTint="BF" w:val="404040"/>
@@ -3630,7 +3883,7 @@
     <w:uiPriority w:val="9"/>
     <w:rsid w:val="00FC693F"/>
     <w:rPr>
-      <w:rFonts w:asciiTheme="majorHAnsi" w:cstheme="majorBidi" w:eastAsiaTheme="majorEastAsia" w:hAnsiTheme="majorHAnsi"/>
+      <w:rFonts w:asciiTheme="majorHAnsi" w:cstheme="majorBidi" w:hAnsiTheme="majorHAnsi" w:eastAsia="黑体"/>
       <w:b/>
       <w:bCs/>
       <w:color w:themeColor="accent1" w:themeShade="BF" w:val="365F91"/>
@@ -3645,7 +3898,7 @@
     <w:uiPriority w:val="9"/>
     <w:rsid w:val="00FC693F"/>
     <w:rPr>
-      <w:rFonts w:asciiTheme="majorHAnsi" w:cstheme="majorBidi" w:eastAsiaTheme="majorEastAsia" w:hAnsiTheme="majorHAnsi"/>
+      <w:rFonts w:asciiTheme="majorHAnsi" w:cstheme="majorBidi" w:hAnsiTheme="majorHAnsi" w:eastAsia="黑体"/>
       <w:b/>
       <w:bCs/>
       <w:color w:themeColor="accent1" w:val="4F81BD"/>
@@ -3660,7 +3913,7 @@
     <w:uiPriority w:val="9"/>
     <w:rsid w:val="00FC693F"/>
     <w:rPr>
-      <w:rFonts w:asciiTheme="majorHAnsi" w:cstheme="majorBidi" w:eastAsiaTheme="majorEastAsia" w:hAnsiTheme="majorHAnsi"/>
+      <w:rFonts w:asciiTheme="majorHAnsi" w:cstheme="majorBidi" w:hAnsiTheme="majorHAnsi" w:eastAsia="黑体"/>
       <w:b/>
       <w:bCs/>
       <w:color w:themeColor="accent1" w:val="4F81BD"/>
@@ -3683,7 +3936,7 @@
       <w:contextualSpacing/>
     </w:pPr>
     <w:rPr>
-      <w:rFonts w:ascii="Times New Roman" w:asciiTheme="majorHAnsi" w:cstheme="majorBidi" w:eastAsia="黑体" w:eastAsiaTheme="majorEastAsia" w:hAnsi="Times New Roman" w:hAnsiTheme="majorHAnsi"/>
+      <w:rFonts w:ascii="Times New Roman" w:asciiTheme="majorHAnsi" w:cstheme="majorBidi" w:eastAsia="黑体" w:hAnsi="Times New Roman" w:hAnsiTheme="majorHAnsi"/>
       <w:b/>
       <w:color w:val="1F3864"/>
       <w:spacing w:val="5"/>
@@ -3699,7 +3952,7 @@
     <w:uiPriority w:val="10"/>
     <w:rsid w:val="00FC693F"/>
     <w:rPr>
-      <w:rFonts w:asciiTheme="majorHAnsi" w:cstheme="majorBidi" w:eastAsiaTheme="majorEastAsia" w:hAnsiTheme="majorHAnsi"/>
+      <w:rFonts w:asciiTheme="majorHAnsi" w:cstheme="majorBidi" w:hAnsiTheme="majorHAnsi" w:eastAsia="黑体"/>
       <w:color w:themeColor="text2" w:themeShade="BF" w:val="17365D"/>
       <w:spacing w:val="5"/>
       <w:kern w:val="28"/>
@@ -3721,7 +3974,7 @@
       </w:numPr>
     </w:pPr>
     <w:rPr>
-      <w:rFonts w:asciiTheme="majorHAnsi" w:cstheme="majorBidi" w:eastAsiaTheme="majorEastAsia" w:hAnsiTheme="majorHAnsi"/>
+      <w:rFonts w:asciiTheme="majorHAnsi" w:cstheme="majorBidi" w:hAnsiTheme="majorHAnsi" w:eastAsia="黑体"/>
       <w:i/>
       <w:iCs/>
       <w:color w:themeColor="accent1" w:val="4F81BD"/>
@@ -3737,7 +3990,7 @@
     <w:uiPriority w:val="11"/>
     <w:rsid w:val="00FC693F"/>
     <w:rPr>
-      <w:rFonts w:asciiTheme="majorHAnsi" w:cstheme="majorBidi" w:eastAsiaTheme="majorEastAsia" w:hAnsiTheme="majorHAnsi"/>
+      <w:rFonts w:asciiTheme="majorHAnsi" w:cstheme="majorBidi" w:hAnsiTheme="majorHAnsi" w:eastAsia="黑体"/>
       <w:i/>
       <w:iCs/>
       <w:color w:themeColor="accent1" w:val="4F81BD"/>
@@ -3804,6 +4057,7 @@
       <w:spacing w:after="120"/>
     </w:pPr>
     <w:rPr>
+      <w:rFonts w:eastAsia="黑体"/>
       <w:sz w:val="16"/>
       <w:szCs w:val="16"/>
     </w:rPr>
@@ -3815,6 +4069,7 @@
     <w:uiPriority w:val="99"/>
     <w:rsid w:val="00AA1D8D"/>
     <w:rPr>
+      <w:rFonts w:eastAsia="黑体"/>
       <w:sz w:val="16"/>
       <w:szCs w:val="16"/>
     </w:rPr>
@@ -3984,7 +4239,7 @@
       </w:tabs>
     </w:pPr>
     <w:rPr>
-      <w:rFonts w:ascii="Courier" w:hAnsi="Courier"/>
+      <w:rFonts w:ascii="Courier" w:hAnsi="Courier" w:eastAsia="黑体"/>
       <w:sz w:val="20"/>
       <w:szCs w:val="20"/>
     </w:rPr>
@@ -3996,7 +4251,7 @@
     <w:uiPriority w:val="99"/>
     <w:rsid w:val="0029639D"/>
     <w:rPr>
-      <w:rFonts w:ascii="Courier" w:hAnsi="Courier"/>
+      <w:rFonts w:ascii="Courier" w:hAnsi="Courier" w:eastAsia="黑体"/>
       <w:sz w:val="20"/>
       <w:szCs w:val="20"/>
     </w:rPr>
@@ -4032,6 +4287,7 @@
     <w:uiPriority w:val="29"/>
     <w:rsid w:val="00FC693F"/>
     <w:rPr>
+      <w:rFonts w:eastAsia="黑体"/>
       <w:i/>
       <w:iCs/>
       <w:color w:themeColor="text1" w:val="000000"/>
@@ -4045,7 +4301,7 @@
     <w:semiHidden/>
     <w:rsid w:val="00FC693F"/>
     <w:rPr>
-      <w:rFonts w:asciiTheme="majorHAnsi" w:cstheme="majorBidi" w:eastAsiaTheme="majorEastAsia" w:hAnsiTheme="majorHAnsi"/>
+      <w:rFonts w:asciiTheme="majorHAnsi" w:cstheme="majorBidi" w:hAnsiTheme="majorHAnsi" w:eastAsia="黑体"/>
       <w:b/>
       <w:bCs/>
       <w:i/>
@@ -4061,7 +4317,7 @@
     <w:semiHidden/>
     <w:rsid w:val="00FC693F"/>
     <w:rPr>
-      <w:rFonts w:asciiTheme="majorHAnsi" w:cstheme="majorBidi" w:eastAsiaTheme="majorEastAsia" w:hAnsiTheme="majorHAnsi"/>
+      <w:rFonts w:asciiTheme="majorHAnsi" w:cstheme="majorBidi" w:hAnsiTheme="majorHAnsi" w:eastAsia="黑体"/>
       <w:color w:themeColor="accent1" w:themeShade="7F" w:val="243F60"/>
     </w:rPr>
   </w:style>
@@ -4073,7 +4329,7 @@
     <w:semiHidden/>
     <w:rsid w:val="00FC693F"/>
     <w:rPr>
-      <w:rFonts w:asciiTheme="majorHAnsi" w:cstheme="majorBidi" w:eastAsiaTheme="majorEastAsia" w:hAnsiTheme="majorHAnsi"/>
+      <w:rFonts w:asciiTheme="majorHAnsi" w:cstheme="majorBidi" w:hAnsiTheme="majorHAnsi" w:eastAsia="黑体"/>
       <w:i/>
       <w:iCs/>
       <w:color w:themeColor="accent1" w:themeShade="7F" w:val="243F60"/>
@@ -4087,7 +4343,7 @@
     <w:semiHidden/>
     <w:rsid w:val="00FC693F"/>
     <w:rPr>
-      <w:rFonts w:asciiTheme="majorHAnsi" w:cstheme="majorBidi" w:eastAsiaTheme="majorEastAsia" w:hAnsiTheme="majorHAnsi"/>
+      <w:rFonts w:asciiTheme="majorHAnsi" w:cstheme="majorBidi" w:hAnsiTheme="majorHAnsi" w:eastAsia="黑体"/>
       <w:i/>
       <w:iCs/>
       <w:color w:themeColor="text1" w:themeTint="BF" w:val="404040"/>
@@ -4101,7 +4357,7 @@
     <w:semiHidden/>
     <w:rsid w:val="00FC693F"/>
     <w:rPr>
-      <w:rFonts w:asciiTheme="majorHAnsi" w:cstheme="majorBidi" w:eastAsiaTheme="majorEastAsia" w:hAnsiTheme="majorHAnsi"/>
+      <w:rFonts w:asciiTheme="majorHAnsi" w:cstheme="majorBidi" w:hAnsiTheme="majorHAnsi" w:eastAsia="黑体"/>
       <w:color w:themeColor="accent1" w:val="4F81BD"/>
       <w:sz w:val="20"/>
       <w:szCs w:val="20"/>
@@ -4115,7 +4371,7 @@
     <w:semiHidden/>
     <w:rsid w:val="00FC693F"/>
     <w:rPr>
-      <w:rFonts w:asciiTheme="majorHAnsi" w:cstheme="majorBidi" w:eastAsiaTheme="majorEastAsia" w:hAnsiTheme="majorHAnsi"/>
+      <w:rFonts w:asciiTheme="majorHAnsi" w:cstheme="majorBidi" w:hAnsiTheme="majorHAnsi" w:eastAsia="黑体"/>
       <w:i/>
       <w:iCs/>
       <w:color w:themeColor="text1" w:themeTint="BF" w:val="404040"/>
@@ -4136,6 +4392,7 @@
       <w:spacing w:line="240" w:lineRule="auto"/>
     </w:pPr>
     <w:rPr>
+      <w:rFonts w:eastAsia="黑体"/>
       <w:b/>
       <w:bCs/>
       <w:color w:themeColor="accent1" w:val="4F81BD"/>
@@ -4150,6 +4407,7 @@
     <w:qFormat/>
     <w:rsid w:val="00FC693F"/>
     <w:rPr>
+      <w:rFonts w:eastAsia="黑体"/>
       <w:b/>
       <w:bCs/>
     </w:rPr>
@@ -4161,6 +4419,7 @@
     <w:qFormat/>
     <w:rsid w:val="00FC693F"/>
     <w:rPr>
+      <w:rFonts w:eastAsia="黑体"/>
       <w:i/>
       <w:iCs/>
     </w:rPr>
@@ -4181,6 +4440,7 @@
       <w:ind w:left="936" w:right="936"/>
     </w:pPr>
     <w:rPr>
+      <w:rFonts w:eastAsia="黑体"/>
       <w:b/>
       <w:bCs/>
       <w:i/>
@@ -4195,6 +4455,7 @@
     <w:uiPriority w:val="30"/>
     <w:rsid w:val="00FC693F"/>
     <w:rPr>
+      <w:rFonts w:eastAsia="黑体"/>
       <w:b/>
       <w:bCs/>
       <w:i/>
@@ -4209,6 +4470,7 @@
     <w:qFormat/>
     <w:rsid w:val="00FC693F"/>
     <w:rPr>
+      <w:rFonts w:eastAsia="黑体"/>
       <w:i/>
       <w:iCs/>
       <w:color w:themeColor="text1" w:themeTint="7F" w:val="808080"/>
@@ -4221,6 +4483,7 @@
     <w:qFormat/>
     <w:rsid w:val="00FC693F"/>
     <w:rPr>
+      <w:rFonts w:eastAsia="黑体"/>
       <w:b/>
       <w:bCs/>
       <w:i/>
@@ -4235,6 +4498,7 @@
     <w:qFormat/>
     <w:rsid w:val="00FC693F"/>
     <w:rPr>
+      <w:rFonts w:eastAsia="黑体"/>
       <w:smallCaps/>
       <w:color w:themeColor="accent2" w:val="C0504D"/>
       <w:u w:val="single"/>
@@ -4247,6 +4511,7 @@
     <w:qFormat/>
     <w:rsid w:val="00FC693F"/>
     <w:rPr>
+      <w:rFonts w:eastAsia="黑体"/>
       <w:b/>
       <w:bCs/>
       <w:smallCaps/>
@@ -4262,6 +4527,7 @@
     <w:qFormat/>
     <w:rsid w:val="00FC693F"/>
     <w:rPr>
+      <w:rFonts w:eastAsia="黑体"/>
       <w:b/>
       <w:bCs/>
       <w:smallCaps/>
@@ -4316,6 +4582,7 @@
       <w:spacing w:after="0" w:line="240" w:lineRule="auto"/>
     </w:pPr>
     <w:rPr>
+      <w:rFonts w:eastAsia="黑体"/>
       <w:color w:themeColor="text1" w:themeShade="BF" w:val="000000"/>
     </w:rPr>
     <w:tblPr>
@@ -4338,6 +4605,7 @@
         <w:spacing w:after="0" w:before="0" w:line="240" w:lineRule="auto"/>
       </w:pPr>
       <w:rPr>
+        <w:rFonts w:eastAsia="黑体"/>
         <w:b/>
         <w:bCs/>
       </w:rPr>
@@ -4358,6 +4626,7 @@
         <w:spacing w:after="0" w:before="0" w:line="240" w:lineRule="auto"/>
       </w:pPr>
       <w:rPr>
+        <w:rFonts w:eastAsia="黑体"/>
         <w:b/>
         <w:bCs/>
       </w:rPr>
@@ -4375,12 +4644,14 @@
     </w:tblStylePr>
     <w:tblStylePr w:type="firstCol">
       <w:rPr>
+        <w:rFonts w:eastAsia="黑体"/>
         <w:b/>
         <w:bCs/>
       </w:rPr>
     </w:tblStylePr>
     <w:tblStylePr w:type="lastCol">
       <w:rPr>
+        <w:rFonts w:eastAsia="黑体"/>
         <w:b/>
         <w:bCs/>
       </w:rPr>
@@ -4419,6 +4690,7 @@
       <w:spacing w:after="0" w:line="240" w:lineRule="auto"/>
     </w:pPr>
     <w:rPr>
+      <w:rFonts w:eastAsia="黑体"/>
       <w:color w:themeColor="accent1" w:themeShade="BF" w:val="365F91"/>
     </w:rPr>
     <w:tblPr>
@@ -4441,6 +4713,7 @@
         <w:spacing w:after="0" w:before="0" w:line="240" w:lineRule="auto"/>
       </w:pPr>
       <w:rPr>
+        <w:rFonts w:eastAsia="黑体"/>
         <w:b/>
         <w:bCs/>
       </w:rPr>
@@ -4461,6 +4734,7 @@
         <w:spacing w:after="0" w:before="0" w:line="240" w:lineRule="auto"/>
       </w:pPr>
       <w:rPr>
+        <w:rFonts w:eastAsia="黑体"/>
         <w:b/>
         <w:bCs/>
       </w:rPr>
@@ -4478,12 +4752,14 @@
     </w:tblStylePr>
     <w:tblStylePr w:type="firstCol">
       <w:rPr>
+        <w:rFonts w:eastAsia="黑体"/>
         <w:b/>
         <w:bCs/>
       </w:rPr>
     </w:tblStylePr>
     <w:tblStylePr w:type="lastCol">
       <w:rPr>
+        <w:rFonts w:eastAsia="黑体"/>
         <w:b/>
         <w:bCs/>
       </w:rPr>
@@ -4522,6 +4798,7 @@
       <w:spacing w:after="0" w:line="240" w:lineRule="auto"/>
     </w:pPr>
     <w:rPr>
+      <w:rFonts w:eastAsia="黑体"/>
       <w:color w:themeColor="accent2" w:themeShade="BF" w:val="943634"/>
     </w:rPr>
     <w:tblPr>
@@ -4544,6 +4821,7 @@
         <w:spacing w:after="0" w:before="0" w:line="240" w:lineRule="auto"/>
       </w:pPr>
       <w:rPr>
+        <w:rFonts w:eastAsia="黑体"/>
         <w:b/>
         <w:bCs/>
       </w:rPr>
@@ -4564,6 +4842,7 @@
         <w:spacing w:after="0" w:before="0" w:line="240" w:lineRule="auto"/>
       </w:pPr>
       <w:rPr>
+        <w:rFonts w:eastAsia="黑体"/>
         <w:b/>
         <w:bCs/>
       </w:rPr>
@@ -4581,12 +4860,14 @@
     </w:tblStylePr>
     <w:tblStylePr w:type="firstCol">
       <w:rPr>
+        <w:rFonts w:eastAsia="黑体"/>
         <w:b/>
         <w:bCs/>
       </w:rPr>
     </w:tblStylePr>
     <w:tblStylePr w:type="lastCol">
       <w:rPr>
+        <w:rFonts w:eastAsia="黑体"/>
         <w:b/>
         <w:bCs/>
       </w:rPr>
@@ -4625,6 +4906,7 @@
       <w:spacing w:after="0" w:line="240" w:lineRule="auto"/>
     </w:pPr>
     <w:rPr>
+      <w:rFonts w:eastAsia="黑体"/>
       <w:color w:themeColor="accent3" w:themeShade="BF" w:val="76923C"/>
     </w:rPr>
     <w:tblPr>
@@ -4647,6 +4929,7 @@
         <w:spacing w:after="0" w:before="0" w:line="240" w:lineRule="auto"/>
       </w:pPr>
       <w:rPr>
+        <w:rFonts w:eastAsia="黑体"/>
         <w:b/>
         <w:bCs/>
       </w:rPr>
@@ -4667,6 +4950,7 @@
         <w:spacing w:after="0" w:before="0" w:line="240" w:lineRule="auto"/>
       </w:pPr>
       <w:rPr>
+        <w:rFonts w:eastAsia="黑体"/>
         <w:b/>
         <w:bCs/>
       </w:rPr>
@@ -4684,12 +4968,14 @@
     </w:tblStylePr>
     <w:tblStylePr w:type="firstCol">
       <w:rPr>
+        <w:rFonts w:eastAsia="黑体"/>
         <w:b/>
         <w:bCs/>
       </w:rPr>
     </w:tblStylePr>
     <w:tblStylePr w:type="lastCol">
       <w:rPr>
+        <w:rFonts w:eastAsia="黑体"/>
         <w:b/>
         <w:bCs/>
       </w:rPr>
@@ -4728,6 +5014,7 @@
       <w:spacing w:after="0" w:line="240" w:lineRule="auto"/>
     </w:pPr>
     <w:rPr>
+      <w:rFonts w:eastAsia="黑体"/>
       <w:color w:themeColor="accent4" w:themeShade="BF" w:val="5F497A"/>
     </w:rPr>
     <w:tblPr>
@@ -4750,6 +5037,7 @@
         <w:spacing w:after="0" w:before="0" w:line="240" w:lineRule="auto"/>
       </w:pPr>
       <w:rPr>
+        <w:rFonts w:eastAsia="黑体"/>
         <w:b/>
         <w:bCs/>
       </w:rPr>
@@ -4770,6 +5058,7 @@
         <w:spacing w:after="0" w:before="0" w:line="240" w:lineRule="auto"/>
       </w:pPr>
       <w:rPr>
+        <w:rFonts w:eastAsia="黑体"/>
         <w:b/>
         <w:bCs/>
       </w:rPr>
@@ -4787,12 +5076,14 @@
     </w:tblStylePr>
     <w:tblStylePr w:type="firstCol">
       <w:rPr>
+        <w:rFonts w:eastAsia="黑体"/>
         <w:b/>
         <w:bCs/>
       </w:rPr>
     </w:tblStylePr>
     <w:tblStylePr w:type="lastCol">
       <w:rPr>
+        <w:rFonts w:eastAsia="黑体"/>
         <w:b/>
         <w:bCs/>
       </w:rPr>
@@ -4831,6 +5122,7 @@
       <w:spacing w:after="0" w:line="240" w:lineRule="auto"/>
     </w:pPr>
     <w:rPr>
+      <w:rFonts w:eastAsia="黑体"/>
       <w:color w:themeColor="accent5" w:themeShade="BF" w:val="31849B"/>
     </w:rPr>
     <w:tblPr>
@@ -4853,6 +5145,7 @@
         <w:spacing w:after="0" w:before="0" w:line="240" w:lineRule="auto"/>
       </w:pPr>
       <w:rPr>
+        <w:rFonts w:eastAsia="黑体"/>
         <w:b/>
         <w:bCs/>
       </w:rPr>
@@ -4873,6 +5166,7 @@
         <w:spacing w:after="0" w:before="0" w:line="240" w:lineRule="auto"/>
       </w:pPr>
       <w:rPr>
+        <w:rFonts w:eastAsia="黑体"/>
         <w:b/>
         <w:bCs/>
       </w:rPr>
@@ -4890,12 +5184,14 @@
     </w:tblStylePr>
     <w:tblStylePr w:type="firstCol">
       <w:rPr>
+        <w:rFonts w:eastAsia="黑体"/>
         <w:b/>
         <w:bCs/>
       </w:rPr>
     </w:tblStylePr>
     <w:tblStylePr w:type="lastCol">
       <w:rPr>
+        <w:rFonts w:eastAsia="黑体"/>
         <w:b/>
         <w:bCs/>
       </w:rPr>
@@ -4934,6 +5230,7 @@
       <w:spacing w:after="0" w:line="240" w:lineRule="auto"/>
     </w:pPr>
     <w:rPr>
+      <w:rFonts w:eastAsia="黑体"/>
       <w:color w:themeColor="accent6" w:themeShade="BF" w:val="E36C0A"/>
     </w:rPr>
     <w:tblPr>
@@ -4956,6 +5253,7 @@
         <w:spacing w:after="0" w:before="0" w:line="240" w:lineRule="auto"/>
       </w:pPr>
       <w:rPr>
+        <w:rFonts w:eastAsia="黑体"/>
         <w:b/>
         <w:bCs/>
       </w:rPr>
@@ -4976,6 +5274,7 @@
         <w:spacing w:after="0" w:before="0" w:line="240" w:lineRule="auto"/>
       </w:pPr>
       <w:rPr>
+        <w:rFonts w:eastAsia="黑体"/>
         <w:b/>
         <w:bCs/>
       </w:rPr>
@@ -4993,12 +5292,14 @@
     </w:tblStylePr>
     <w:tblStylePr w:type="firstCol">
       <w:rPr>
+        <w:rFonts w:eastAsia="黑体"/>
         <w:b/>
         <w:bCs/>
       </w:rPr>
     </w:tblStylePr>
     <w:tblStylePr w:type="lastCol">
       <w:rPr>
+        <w:rFonts w:eastAsia="黑体"/>
         <w:b/>
         <w:bCs/>
       </w:rPr>
@@ -5058,6 +5359,7 @@
         <w:spacing w:after="0" w:before="0" w:line="240" w:lineRule="auto"/>
       </w:pPr>
       <w:rPr>
+        <w:rFonts w:eastAsia="黑体"/>
         <w:b/>
         <w:bCs/>
         <w:color w:themeColor="background1" w:val="FFFFFF"/>
@@ -5072,6 +5374,7 @@
         <w:spacing w:after="0" w:before="0" w:line="240" w:lineRule="auto"/>
       </w:pPr>
       <w:rPr>
+        <w:rFonts w:eastAsia="黑体"/>
         <w:b/>
         <w:bCs/>
       </w:rPr>
@@ -5087,12 +5390,14 @@
     </w:tblStylePr>
     <w:tblStylePr w:type="firstCol">
       <w:rPr>
+        <w:rFonts w:eastAsia="黑体"/>
         <w:b/>
         <w:bCs/>
       </w:rPr>
     </w:tblStylePr>
     <w:tblStylePr w:type="lastCol">
       <w:rPr>
+        <w:rFonts w:eastAsia="黑体"/>
         <w:b/>
         <w:bCs/>
       </w:rPr>
@@ -5150,6 +5455,7 @@
         <w:spacing w:after="0" w:before="0" w:line="240" w:lineRule="auto"/>
       </w:pPr>
       <w:rPr>
+        <w:rFonts w:eastAsia="黑体"/>
         <w:b/>
         <w:bCs/>
         <w:color w:themeColor="background1" w:val="FFFFFF"/>
@@ -5164,6 +5470,7 @@
         <w:spacing w:after="0" w:before="0" w:line="240" w:lineRule="auto"/>
       </w:pPr>
       <w:rPr>
+        <w:rFonts w:eastAsia="黑体"/>
         <w:b/>
         <w:bCs/>
       </w:rPr>
@@ -5179,12 +5486,14 @@
     </w:tblStylePr>
     <w:tblStylePr w:type="firstCol">
       <w:rPr>
+        <w:rFonts w:eastAsia="黑体"/>
         <w:b/>
         <w:bCs/>
       </w:rPr>
     </w:tblStylePr>
     <w:tblStylePr w:type="lastCol">
       <w:rPr>
+        <w:rFonts w:eastAsia="黑体"/>
         <w:b/>
         <w:bCs/>
       </w:rPr>
@@ -5242,6 +5551,7 @@
         <w:spacing w:after="0" w:before="0" w:line="240" w:lineRule="auto"/>
       </w:pPr>
       <w:rPr>
+        <w:rFonts w:eastAsia="黑体"/>
         <w:b/>
         <w:bCs/>
         <w:color w:themeColor="background1" w:val="FFFFFF"/>
@@ -5256,6 +5566,7 @@
         <w:spacing w:after="0" w:before="0" w:line="240" w:lineRule="auto"/>
       </w:pPr>
       <w:rPr>
+        <w:rFonts w:eastAsia="黑体"/>
         <w:b/>
         <w:bCs/>
       </w:rPr>
@@ -5271,12 +5582,14 @@
     </w:tblStylePr>
     <w:tblStylePr w:type="firstCol">
       <w:rPr>
+        <w:rFonts w:eastAsia="黑体"/>
         <w:b/>
         <w:bCs/>
       </w:rPr>
     </w:tblStylePr>
     <w:tblStylePr w:type="lastCol">
       <w:rPr>
+        <w:rFonts w:eastAsia="黑体"/>
         <w:b/>
         <w:bCs/>
       </w:rPr>
@@ -5334,6 +5647,7 @@
         <w:spacing w:after="0" w:before="0" w:line="240" w:lineRule="auto"/>
       </w:pPr>
       <w:rPr>
+        <w:rFonts w:eastAsia="黑体"/>
         <w:b/>
         <w:bCs/>
         <w:color w:themeColor="background1" w:val="FFFFFF"/>
@@ -5348,6 +5662,7 @@
         <w:spacing w:after="0" w:before="0" w:line="240" w:lineRule="auto"/>
       </w:pPr>
       <w:rPr>
+        <w:rFonts w:eastAsia="黑体"/>
         <w:b/>
         <w:bCs/>
       </w:rPr>
@@ -5363,12 +5678,14 @@
     </w:tblStylePr>
     <w:tblStylePr w:type="firstCol">
       <w:rPr>
+        <w:rFonts w:eastAsia="黑体"/>
         <w:b/>
         <w:bCs/>
       </w:rPr>
     </w:tblStylePr>
     <w:tblStylePr w:type="lastCol">
       <w:rPr>
+        <w:rFonts w:eastAsia="黑体"/>
         <w:b/>
         <w:bCs/>
       </w:rPr>
@@ -5426,6 +5743,7 @@
         <w:spacing w:after="0" w:before="0" w:line="240" w:lineRule="auto"/>
       </w:pPr>
       <w:rPr>
+        <w:rFonts w:eastAsia="黑体"/>
         <w:b/>
         <w:bCs/>
         <w:color w:themeColor="background1" w:val="FFFFFF"/>
@@ -5440,6 +5758,7 @@
         <w:spacing w:after="0" w:before="0" w:line="240" w:lineRule="auto"/>
       </w:pPr>
       <w:rPr>
+        <w:rFonts w:eastAsia="黑体"/>
         <w:b/>
         <w:bCs/>
       </w:rPr>
@@ -5455,12 +5774,14 @@
     </w:tblStylePr>
     <w:tblStylePr w:type="firstCol">
       <w:rPr>
+        <w:rFonts w:eastAsia="黑体"/>
         <w:b/>
         <w:bCs/>
       </w:rPr>
     </w:tblStylePr>
     <w:tblStylePr w:type="lastCol">
       <w:rPr>
+        <w:rFonts w:eastAsia="黑体"/>
         <w:b/>
         <w:bCs/>
       </w:rPr>
@@ -5518,6 +5839,7 @@
         <w:spacing w:after="0" w:before="0" w:line="240" w:lineRule="auto"/>
       </w:pPr>
       <w:rPr>
+        <w:rFonts w:eastAsia="黑体"/>
         <w:b/>
         <w:bCs/>
         <w:color w:themeColor="background1" w:val="FFFFFF"/>
@@ -5532,6 +5854,7 @@
         <w:spacing w:after="0" w:before="0" w:line="240" w:lineRule="auto"/>
       </w:pPr>
       <w:rPr>
+        <w:rFonts w:eastAsia="黑体"/>
         <w:b/>
         <w:bCs/>
       </w:rPr>
@@ -5547,12 +5870,14 @@
     </w:tblStylePr>
     <w:tblStylePr w:type="firstCol">
       <w:rPr>
+        <w:rFonts w:eastAsia="黑体"/>
         <w:b/>
         <w:bCs/>
       </w:rPr>
     </w:tblStylePr>
     <w:tblStylePr w:type="lastCol">
       <w:rPr>
+        <w:rFonts w:eastAsia="黑体"/>
         <w:b/>
         <w:bCs/>
       </w:rPr>
@@ -5610,6 +5935,7 @@
         <w:spacing w:after="0" w:before="0" w:line="240" w:lineRule="auto"/>
       </w:pPr>
       <w:rPr>
+        <w:rFonts w:eastAsia="黑体"/>
         <w:b/>
         <w:bCs/>
         <w:color w:themeColor="background1" w:val="FFFFFF"/>
@@ -5624,6 +5950,7 @@
         <w:spacing w:after="0" w:before="0" w:line="240" w:lineRule="auto"/>
       </w:pPr>
       <w:rPr>
+        <w:rFonts w:eastAsia="黑体"/>
         <w:b/>
         <w:bCs/>
       </w:rPr>
@@ -5639,12 +5966,14 @@
     </w:tblStylePr>
     <w:tblStylePr w:type="firstCol">
       <w:rPr>
+        <w:rFonts w:eastAsia="黑体"/>
         <w:b/>
         <w:bCs/>
       </w:rPr>
     </w:tblStylePr>
     <w:tblStylePr w:type="lastCol">
       <w:rPr>
+        <w:rFonts w:eastAsia="黑体"/>
         <w:b/>
         <w:bCs/>
       </w:rPr>
@@ -5704,7 +6033,7 @@
         <w:spacing w:after="0" w:before="0" w:line="240" w:lineRule="auto"/>
       </w:pPr>
       <w:rPr>
-        <w:rFonts w:asciiTheme="majorHAnsi" w:cstheme="majorBidi" w:eastAsiaTheme="majorEastAsia" w:hAnsiTheme="majorHAnsi"/>
+        <w:rFonts w:asciiTheme="majorHAnsi" w:cstheme="majorBidi" w:hAnsiTheme="majorHAnsi" w:eastAsia="黑体"/>
         <w:b/>
         <w:bCs/>
       </w:rPr>
@@ -5725,7 +6054,7 @@
         <w:spacing w:after="0" w:before="0" w:line="240" w:lineRule="auto"/>
       </w:pPr>
       <w:rPr>
-        <w:rFonts w:asciiTheme="majorHAnsi" w:cstheme="majorBidi" w:eastAsiaTheme="majorEastAsia" w:hAnsiTheme="majorHAnsi"/>
+        <w:rFonts w:asciiTheme="majorHAnsi" w:cstheme="majorBidi" w:hAnsiTheme="majorHAnsi" w:eastAsia="黑体"/>
         <w:b/>
         <w:bCs/>
       </w:rPr>
@@ -5743,14 +6072,14 @@
     </w:tblStylePr>
     <w:tblStylePr w:type="firstCol">
       <w:rPr>
-        <w:rFonts w:asciiTheme="majorHAnsi" w:cstheme="majorBidi" w:eastAsiaTheme="majorEastAsia" w:hAnsiTheme="majorHAnsi"/>
+        <w:rFonts w:asciiTheme="majorHAnsi" w:cstheme="majorBidi" w:hAnsiTheme="majorHAnsi" w:eastAsia="黑体"/>
         <w:b/>
         <w:bCs/>
       </w:rPr>
     </w:tblStylePr>
     <w:tblStylePr w:type="lastCol">
       <w:rPr>
-        <w:rFonts w:asciiTheme="majorHAnsi" w:cstheme="majorBidi" w:eastAsiaTheme="majorEastAsia" w:hAnsiTheme="majorHAnsi"/>
+        <w:rFonts w:asciiTheme="majorHAnsi" w:cstheme="majorBidi" w:hAnsiTheme="majorHAnsi" w:eastAsia="黑体"/>
         <w:b/>
         <w:bCs/>
       </w:rPr>
@@ -5834,7 +6163,7 @@
         <w:spacing w:after="0" w:before="0" w:line="240" w:lineRule="auto"/>
       </w:pPr>
       <w:rPr>
-        <w:rFonts w:asciiTheme="majorHAnsi" w:cstheme="majorBidi" w:eastAsiaTheme="majorEastAsia" w:hAnsiTheme="majorHAnsi"/>
+        <w:rFonts w:asciiTheme="majorHAnsi" w:cstheme="majorBidi" w:hAnsiTheme="majorHAnsi" w:eastAsia="黑体"/>
         <w:b/>
         <w:bCs/>
       </w:rPr>
@@ -5855,7 +6184,7 @@
         <w:spacing w:after="0" w:before="0" w:line="240" w:lineRule="auto"/>
       </w:pPr>
       <w:rPr>
-        <w:rFonts w:asciiTheme="majorHAnsi" w:cstheme="majorBidi" w:eastAsiaTheme="majorEastAsia" w:hAnsiTheme="majorHAnsi"/>
+        <w:rFonts w:asciiTheme="majorHAnsi" w:cstheme="majorBidi" w:hAnsiTheme="majorHAnsi" w:eastAsia="黑体"/>
         <w:b/>
         <w:bCs/>
       </w:rPr>
@@ -5873,14 +6202,14 @@
     </w:tblStylePr>
     <w:tblStylePr w:type="firstCol">
       <w:rPr>
-        <w:rFonts w:asciiTheme="majorHAnsi" w:cstheme="majorBidi" w:eastAsiaTheme="majorEastAsia" w:hAnsiTheme="majorHAnsi"/>
+        <w:rFonts w:asciiTheme="majorHAnsi" w:cstheme="majorBidi" w:hAnsiTheme="majorHAnsi" w:eastAsia="黑体"/>
         <w:b/>
         <w:bCs/>
       </w:rPr>
     </w:tblStylePr>
     <w:tblStylePr w:type="lastCol">
       <w:rPr>
-        <w:rFonts w:asciiTheme="majorHAnsi" w:cstheme="majorBidi" w:eastAsiaTheme="majorEastAsia" w:hAnsiTheme="majorHAnsi"/>
+        <w:rFonts w:asciiTheme="majorHAnsi" w:cstheme="majorBidi" w:hAnsiTheme="majorHAnsi" w:eastAsia="黑体"/>
         <w:b/>
         <w:bCs/>
       </w:rPr>
@@ -5964,7 +6293,7 @@
         <w:spacing w:after="0" w:before="0" w:line="240" w:lineRule="auto"/>
       </w:pPr>
       <w:rPr>
-        <w:rFonts w:asciiTheme="majorHAnsi" w:cstheme="majorBidi" w:eastAsiaTheme="majorEastAsia" w:hAnsiTheme="majorHAnsi"/>
+        <w:rFonts w:asciiTheme="majorHAnsi" w:cstheme="majorBidi" w:hAnsiTheme="majorHAnsi" w:eastAsia="黑体"/>
         <w:b/>
         <w:bCs/>
       </w:rPr>
@@ -5985,7 +6314,7 @@
         <w:spacing w:after="0" w:before="0" w:line="240" w:lineRule="auto"/>
       </w:pPr>
       <w:rPr>
-        <w:rFonts w:asciiTheme="majorHAnsi" w:cstheme="majorBidi" w:eastAsiaTheme="majorEastAsia" w:hAnsiTheme="majorHAnsi"/>
+        <w:rFonts w:asciiTheme="majorHAnsi" w:cstheme="majorBidi" w:hAnsiTheme="majorHAnsi" w:eastAsia="黑体"/>
         <w:b/>
         <w:bCs/>
       </w:rPr>
@@ -6003,14 +6332,14 @@
     </w:tblStylePr>
     <w:tblStylePr w:type="firstCol">
       <w:rPr>
-        <w:rFonts w:asciiTheme="majorHAnsi" w:cstheme="majorBidi" w:eastAsiaTheme="majorEastAsia" w:hAnsiTheme="majorHAnsi"/>
+        <w:rFonts w:asciiTheme="majorHAnsi" w:cstheme="majorBidi" w:hAnsiTheme="majorHAnsi" w:eastAsia="黑体"/>
         <w:b/>
         <w:bCs/>
       </w:rPr>
     </w:tblStylePr>
     <w:tblStylePr w:type="lastCol">
       <w:rPr>
-        <w:rFonts w:asciiTheme="majorHAnsi" w:cstheme="majorBidi" w:eastAsiaTheme="majorEastAsia" w:hAnsiTheme="majorHAnsi"/>
+        <w:rFonts w:asciiTheme="majorHAnsi" w:cstheme="majorBidi" w:hAnsiTheme="majorHAnsi" w:eastAsia="黑体"/>
         <w:b/>
         <w:bCs/>
       </w:rPr>
@@ -6094,7 +6423,7 @@
         <w:spacing w:after="0" w:before="0" w:line="240" w:lineRule="auto"/>
       </w:pPr>
       <w:rPr>
-        <w:rFonts w:asciiTheme="majorHAnsi" w:cstheme="majorBidi" w:eastAsiaTheme="majorEastAsia" w:hAnsiTheme="majorHAnsi"/>
+        <w:rFonts w:asciiTheme="majorHAnsi" w:cstheme="majorBidi" w:hAnsiTheme="majorHAnsi" w:eastAsia="黑体"/>
         <w:b/>
         <w:bCs/>
       </w:rPr>
@@ -6115,7 +6444,7 @@
         <w:spacing w:after="0" w:before="0" w:line="240" w:lineRule="auto"/>
       </w:pPr>
       <w:rPr>
-        <w:rFonts w:asciiTheme="majorHAnsi" w:cstheme="majorBidi" w:eastAsiaTheme="majorEastAsia" w:hAnsiTheme="majorHAnsi"/>
+        <w:rFonts w:asciiTheme="majorHAnsi" w:cstheme="majorBidi" w:hAnsiTheme="majorHAnsi" w:eastAsia="黑体"/>
         <w:b/>
         <w:bCs/>
       </w:rPr>
@@ -6133,14 +6462,14 @@
     </w:tblStylePr>
     <w:tblStylePr w:type="firstCol">
       <w:rPr>
-        <w:rFonts w:asciiTheme="majorHAnsi" w:cstheme="majorBidi" w:eastAsiaTheme="majorEastAsia" w:hAnsiTheme="majorHAnsi"/>
+        <w:rFonts w:asciiTheme="majorHAnsi" w:cstheme="majorBidi" w:hAnsiTheme="majorHAnsi" w:eastAsia="黑体"/>
         <w:b/>
         <w:bCs/>
       </w:rPr>
     </w:tblStylePr>
     <w:tblStylePr w:type="lastCol">
       <w:rPr>
-        <w:rFonts w:asciiTheme="majorHAnsi" w:cstheme="majorBidi" w:eastAsiaTheme="majorEastAsia" w:hAnsiTheme="majorHAnsi"/>
+        <w:rFonts w:asciiTheme="majorHAnsi" w:cstheme="majorBidi" w:hAnsiTheme="majorHAnsi" w:eastAsia="黑体"/>
         <w:b/>
         <w:bCs/>
       </w:rPr>
@@ -6224,7 +6553,7 @@
         <w:spacing w:after="0" w:before="0" w:line="240" w:lineRule="auto"/>
       </w:pPr>
       <w:rPr>
-        <w:rFonts w:asciiTheme="majorHAnsi" w:cstheme="majorBidi" w:eastAsiaTheme="majorEastAsia" w:hAnsiTheme="majorHAnsi"/>
+        <w:rFonts w:asciiTheme="majorHAnsi" w:cstheme="majorBidi" w:hAnsiTheme="majorHAnsi" w:eastAsia="黑体"/>
         <w:b/>
         <w:bCs/>
       </w:rPr>
@@ -6245,7 +6574,7 @@
         <w:spacing w:after="0" w:before="0" w:line="240" w:lineRule="auto"/>
       </w:pPr>
       <w:rPr>
-        <w:rFonts w:asciiTheme="majorHAnsi" w:cstheme="majorBidi" w:eastAsiaTheme="majorEastAsia" w:hAnsiTheme="majorHAnsi"/>
+        <w:rFonts w:asciiTheme="majorHAnsi" w:cstheme="majorBidi" w:hAnsiTheme="majorHAnsi" w:eastAsia="黑体"/>
         <w:b/>
         <w:bCs/>
       </w:rPr>
@@ -6263,14 +6592,14 @@
     </w:tblStylePr>
     <w:tblStylePr w:type="firstCol">
       <w:rPr>
-        <w:rFonts w:asciiTheme="majorHAnsi" w:cstheme="majorBidi" w:eastAsiaTheme="majorEastAsia" w:hAnsiTheme="majorHAnsi"/>
+        <w:rFonts w:asciiTheme="majorHAnsi" w:cstheme="majorBidi" w:hAnsiTheme="majorHAnsi" w:eastAsia="黑体"/>
         <w:b/>
         <w:bCs/>
       </w:rPr>
     </w:tblStylePr>
     <w:tblStylePr w:type="lastCol">
       <w:rPr>
-        <w:rFonts w:asciiTheme="majorHAnsi" w:cstheme="majorBidi" w:eastAsiaTheme="majorEastAsia" w:hAnsiTheme="majorHAnsi"/>
+        <w:rFonts w:asciiTheme="majorHAnsi" w:cstheme="majorBidi" w:hAnsiTheme="majorHAnsi" w:eastAsia="黑体"/>
         <w:b/>
         <w:bCs/>
       </w:rPr>
@@ -6354,7 +6683,7 @@
         <w:spacing w:after="0" w:before="0" w:line="240" w:lineRule="auto"/>
       </w:pPr>
       <w:rPr>
-        <w:rFonts w:asciiTheme="majorHAnsi" w:cstheme="majorBidi" w:eastAsiaTheme="majorEastAsia" w:hAnsiTheme="majorHAnsi"/>
+        <w:rFonts w:asciiTheme="majorHAnsi" w:cstheme="majorBidi" w:hAnsiTheme="majorHAnsi" w:eastAsia="黑体"/>
         <w:b/>
         <w:bCs/>
       </w:rPr>
@@ -6375,7 +6704,7 @@
         <w:spacing w:after="0" w:before="0" w:line="240" w:lineRule="auto"/>
       </w:pPr>
       <w:rPr>
-        <w:rFonts w:asciiTheme="majorHAnsi" w:cstheme="majorBidi" w:eastAsiaTheme="majorEastAsia" w:hAnsiTheme="majorHAnsi"/>
+        <w:rFonts w:asciiTheme="majorHAnsi" w:cstheme="majorBidi" w:hAnsiTheme="majorHAnsi" w:eastAsia="黑体"/>
         <w:b/>
         <w:bCs/>
       </w:rPr>
@@ -6393,14 +6722,14 @@
     </w:tblStylePr>
     <w:tblStylePr w:type="firstCol">
       <w:rPr>
-        <w:rFonts w:asciiTheme="majorHAnsi" w:cstheme="majorBidi" w:eastAsiaTheme="majorEastAsia" w:hAnsiTheme="majorHAnsi"/>
+        <w:rFonts w:asciiTheme="majorHAnsi" w:cstheme="majorBidi" w:hAnsiTheme="majorHAnsi" w:eastAsia="黑体"/>
         <w:b/>
         <w:bCs/>
       </w:rPr>
     </w:tblStylePr>
     <w:tblStylePr w:type="lastCol">
       <w:rPr>
-        <w:rFonts w:asciiTheme="majorHAnsi" w:cstheme="majorBidi" w:eastAsiaTheme="majorEastAsia" w:hAnsiTheme="majorHAnsi"/>
+        <w:rFonts w:asciiTheme="majorHAnsi" w:cstheme="majorBidi" w:hAnsiTheme="majorHAnsi" w:eastAsia="黑体"/>
         <w:b/>
         <w:bCs/>
       </w:rPr>
@@ -6484,7 +6813,7 @@
         <w:spacing w:after="0" w:before="0" w:line="240" w:lineRule="auto"/>
       </w:pPr>
       <w:rPr>
-        <w:rFonts w:asciiTheme="majorHAnsi" w:cstheme="majorBidi" w:eastAsiaTheme="majorEastAsia" w:hAnsiTheme="majorHAnsi"/>
+        <w:rFonts w:asciiTheme="majorHAnsi" w:cstheme="majorBidi" w:hAnsiTheme="majorHAnsi" w:eastAsia="黑体"/>
         <w:b/>
         <w:bCs/>
       </w:rPr>
@@ -6505,7 +6834,7 @@
         <w:spacing w:after="0" w:before="0" w:line="240" w:lineRule="auto"/>
       </w:pPr>
       <w:rPr>
-        <w:rFonts w:asciiTheme="majorHAnsi" w:cstheme="majorBidi" w:eastAsiaTheme="majorEastAsia" w:hAnsiTheme="majorHAnsi"/>
+        <w:rFonts w:asciiTheme="majorHAnsi" w:cstheme="majorBidi" w:hAnsiTheme="majorHAnsi" w:eastAsia="黑体"/>
         <w:b/>
         <w:bCs/>
       </w:rPr>
@@ -6523,14 +6852,14 @@
     </w:tblStylePr>
     <w:tblStylePr w:type="firstCol">
       <w:rPr>
-        <w:rFonts w:asciiTheme="majorHAnsi" w:cstheme="majorBidi" w:eastAsiaTheme="majorEastAsia" w:hAnsiTheme="majorHAnsi"/>
+        <w:rFonts w:asciiTheme="majorHAnsi" w:cstheme="majorBidi" w:hAnsiTheme="majorHAnsi" w:eastAsia="黑体"/>
         <w:b/>
         <w:bCs/>
       </w:rPr>
     </w:tblStylePr>
     <w:tblStylePr w:type="lastCol">
       <w:rPr>
-        <w:rFonts w:asciiTheme="majorHAnsi" w:cstheme="majorBidi" w:eastAsiaTheme="majorEastAsia" w:hAnsiTheme="majorHAnsi"/>
+        <w:rFonts w:asciiTheme="majorHAnsi" w:cstheme="majorBidi" w:hAnsiTheme="majorHAnsi" w:eastAsia="黑体"/>
         <w:b/>
         <w:bCs/>
       </w:rPr>
@@ -6613,6 +6942,7 @@
         <w:spacing w:after="0" w:before="0" w:line="240" w:lineRule="auto"/>
       </w:pPr>
       <w:rPr>
+        <w:rFonts w:eastAsia="黑体"/>
         <w:b/>
         <w:bCs/>
         <w:color w:themeColor="background1" w:val="FFFFFF"/>
@@ -6635,6 +6965,7 @@
         <w:spacing w:after="0" w:before="0" w:line="240" w:lineRule="auto"/>
       </w:pPr>
       <w:rPr>
+        <w:rFonts w:eastAsia="黑体"/>
         <w:b/>
         <w:bCs/>
       </w:rPr>
@@ -6652,12 +6983,14 @@
     </w:tblStylePr>
     <w:tblStylePr w:type="firstCol">
       <w:rPr>
+        <w:rFonts w:eastAsia="黑体"/>
         <w:b/>
         <w:bCs/>
       </w:rPr>
     </w:tblStylePr>
     <w:tblStylePr w:type="lastCol">
       <w:rPr>
+        <w:rFonts w:eastAsia="黑体"/>
         <w:b/>
         <w:bCs/>
       </w:rPr>
@@ -6719,6 +7052,7 @@
         <w:spacing w:after="0" w:before="0" w:line="240" w:lineRule="auto"/>
       </w:pPr>
       <w:rPr>
+        <w:rFonts w:eastAsia="黑体"/>
         <w:b/>
         <w:bCs/>
         <w:color w:themeColor="background1" w:val="FFFFFF"/>
@@ -6741,6 +7075,7 @@
         <w:spacing w:after="0" w:before="0" w:line="240" w:lineRule="auto"/>
       </w:pPr>
       <w:rPr>
+        <w:rFonts w:eastAsia="黑体"/>
         <w:b/>
         <w:bCs/>
       </w:rPr>
@@ -6758,12 +7093,14 @@
     </w:tblStylePr>
     <w:tblStylePr w:type="firstCol">
       <w:rPr>
+        <w:rFonts w:eastAsia="黑体"/>
         <w:b/>
         <w:bCs/>
       </w:rPr>
     </w:tblStylePr>
     <w:tblStylePr w:type="lastCol">
       <w:rPr>
+        <w:rFonts w:eastAsia="黑体"/>
         <w:b/>
         <w:bCs/>
       </w:rPr>
@@ -6825,6 +7162,7 @@
         <w:spacing w:after="0" w:before="0" w:line="240" w:lineRule="auto"/>
       </w:pPr>
       <w:rPr>
+        <w:rFonts w:eastAsia="黑体"/>
         <w:b/>
         <w:bCs/>
         <w:color w:themeColor="background1" w:val="FFFFFF"/>
@@ -6847,6 +7185,7 @@
         <w:spacing w:after="0" w:before="0" w:line="240" w:lineRule="auto"/>
       </w:pPr>
       <w:rPr>
+        <w:rFonts w:eastAsia="黑体"/>
         <w:b/>
         <w:bCs/>
       </w:rPr>
@@ -6864,12 +7203,14 @@
     </w:tblStylePr>
     <w:tblStylePr w:type="firstCol">
       <w:rPr>
+        <w:rFonts w:eastAsia="黑体"/>
         <w:b/>
         <w:bCs/>
       </w:rPr>
     </w:tblStylePr>
     <w:tblStylePr w:type="lastCol">
       <w:rPr>
+        <w:rFonts w:eastAsia="黑体"/>
         <w:b/>
         <w:bCs/>
       </w:rPr>
@@ -6931,6 +7272,7 @@
         <w:spacing w:after="0" w:before="0" w:line="240" w:lineRule="auto"/>
       </w:pPr>
       <w:rPr>
+        <w:rFonts w:eastAsia="黑体"/>
         <w:b/>
         <w:bCs/>
         <w:color w:themeColor="background1" w:val="FFFFFF"/>
@@ -6953,6 +7295,7 @@
         <w:spacing w:after="0" w:before="0" w:line="240" w:lineRule="auto"/>
       </w:pPr>
       <w:rPr>
+        <w:rFonts w:eastAsia="黑体"/>
         <w:b/>
         <w:bCs/>
       </w:rPr>
@@ -6970,12 +7313,14 @@
     </w:tblStylePr>
     <w:tblStylePr w:type="firstCol">
       <w:rPr>
+        <w:rFonts w:eastAsia="黑体"/>
         <w:b/>
         <w:bCs/>
       </w:rPr>
     </w:tblStylePr>
     <w:tblStylePr w:type="lastCol">
       <w:rPr>
+        <w:rFonts w:eastAsia="黑体"/>
         <w:b/>
         <w:bCs/>
       </w:rPr>
@@ -7037,6 +7382,7 @@
         <w:spacing w:after="0" w:before="0" w:line="240" w:lineRule="auto"/>
       </w:pPr>
       <w:rPr>
+        <w:rFonts w:eastAsia="黑体"/>
         <w:b/>
         <w:bCs/>
         <w:color w:themeColor="background1" w:val="FFFFFF"/>
@@ -7059,6 +7405,7 @@
         <w:spacing w:after="0" w:before="0" w:line="240" w:lineRule="auto"/>
       </w:pPr>
       <w:rPr>
+        <w:rFonts w:eastAsia="黑体"/>
         <w:b/>
         <w:bCs/>
       </w:rPr>
@@ -7076,12 +7423,14 @@
     </w:tblStylePr>
     <w:tblStylePr w:type="firstCol">
       <w:rPr>
+        <w:rFonts w:eastAsia="黑体"/>
         <w:b/>
         <w:bCs/>
       </w:rPr>
     </w:tblStylePr>
     <w:tblStylePr w:type="lastCol">
       <w:rPr>
+        <w:rFonts w:eastAsia="黑体"/>
         <w:b/>
         <w:bCs/>
       </w:rPr>
@@ -7143,6 +7492,7 @@
         <w:spacing w:after="0" w:before="0" w:line="240" w:lineRule="auto"/>
       </w:pPr>
       <w:rPr>
+        <w:rFonts w:eastAsia="黑体"/>
         <w:b/>
         <w:bCs/>
         <w:color w:themeColor="background1" w:val="FFFFFF"/>
@@ -7165,6 +7515,7 @@
         <w:spacing w:after="0" w:before="0" w:line="240" w:lineRule="auto"/>
       </w:pPr>
       <w:rPr>
+        <w:rFonts w:eastAsia="黑体"/>
         <w:b/>
         <w:bCs/>
       </w:rPr>
@@ -7182,12 +7533,14 @@
     </w:tblStylePr>
     <w:tblStylePr w:type="firstCol">
       <w:rPr>
+        <w:rFonts w:eastAsia="黑体"/>
         <w:b/>
         <w:bCs/>
       </w:rPr>
     </w:tblStylePr>
     <w:tblStylePr w:type="lastCol">
       <w:rPr>
+        <w:rFonts w:eastAsia="黑体"/>
         <w:b/>
         <w:bCs/>
       </w:rPr>
@@ -7249,6 +7602,7 @@
         <w:spacing w:after="0" w:before="0" w:line="240" w:lineRule="auto"/>
       </w:pPr>
       <w:rPr>
+        <w:rFonts w:eastAsia="黑体"/>
         <w:b/>
         <w:bCs/>
         <w:color w:themeColor="background1" w:val="FFFFFF"/>
@@ -7271,6 +7625,7 @@
         <w:spacing w:after="0" w:before="0" w:line="240" w:lineRule="auto"/>
       </w:pPr>
       <w:rPr>
+        <w:rFonts w:eastAsia="黑体"/>
         <w:b/>
         <w:bCs/>
       </w:rPr>
@@ -7288,12 +7643,14 @@
     </w:tblStylePr>
     <w:tblStylePr w:type="firstCol">
       <w:rPr>
+        <w:rFonts w:eastAsia="黑体"/>
         <w:b/>
         <w:bCs/>
       </w:rPr>
     </w:tblStylePr>
     <w:tblStylePr w:type="lastCol">
       <w:rPr>
+        <w:rFonts w:eastAsia="黑体"/>
         <w:b/>
         <w:bCs/>
       </w:rPr>
@@ -7352,6 +7709,7 @@
         <w:spacing w:after="0" w:before="0" w:line="240" w:lineRule="auto"/>
       </w:pPr>
       <w:rPr>
+        <w:rFonts w:eastAsia="黑体"/>
         <w:b/>
         <w:bCs/>
         <w:color w:themeColor="background1" w:val="FFFFFF"/>
@@ -7374,6 +7732,7 @@
         <w:spacing w:after="0" w:before="0" w:line="240" w:lineRule="auto"/>
       </w:pPr>
       <w:rPr>
+        <w:rFonts w:eastAsia="黑体"/>
         <w:color w:val="auto"/>
       </w:rPr>
       <w:tblPr/>
@@ -7391,6 +7750,7 @@
     </w:tblStylePr>
     <w:tblStylePr w:type="firstCol">
       <w:rPr>
+        <w:rFonts w:eastAsia="黑体"/>
         <w:b/>
         <w:bCs/>
         <w:color w:themeColor="background1" w:val="FFFFFF"/>
@@ -7410,6 +7770,7 @@
     </w:tblStylePr>
     <w:tblStylePr w:type="lastCol">
       <w:rPr>
+        <w:rFonts w:eastAsia="黑体"/>
         <w:b/>
         <w:bCs/>
         <w:color w:themeColor="background1" w:val="FFFFFF"/>
@@ -7458,6 +7819,7 @@
     </w:tblStylePr>
     <w:tblStylePr w:type="nwCell">
       <w:rPr>
+        <w:rFonts w:eastAsia="黑体"/>
         <w:color w:themeColor="background1" w:val="FFFFFF"/>
       </w:rPr>
       <w:tblPr/>
@@ -7501,6 +7863,7 @@
         <w:spacing w:after="0" w:before="0" w:line="240" w:lineRule="auto"/>
       </w:pPr>
       <w:rPr>
+        <w:rFonts w:eastAsia="黑体"/>
         <w:b/>
         <w:bCs/>
         <w:color w:themeColor="background1" w:val="FFFFFF"/>
@@ -7523,6 +7886,7 @@
         <w:spacing w:after="0" w:before="0" w:line="240" w:lineRule="auto"/>
       </w:pPr>
       <w:rPr>
+        <w:rFonts w:eastAsia="黑体"/>
         <w:color w:val="auto"/>
       </w:rPr>
       <w:tblPr/>
@@ -7540,6 +7904,7 @@
     </w:tblStylePr>
     <w:tblStylePr w:type="firstCol">
       <w:rPr>
+        <w:rFonts w:eastAsia="黑体"/>
         <w:b/>
         <w:bCs/>
         <w:color w:themeColor="background1" w:val="FFFFFF"/>
@@ -7559,6 +7924,7 @@
     </w:tblStylePr>
     <w:tblStylePr w:type="lastCol">
       <w:rPr>
+        <w:rFonts w:eastAsia="黑体"/>
         <w:b/>
         <w:bCs/>
         <w:color w:themeColor="background1" w:val="FFFFFF"/>
@@ -7607,6 +7973,7 @@
     </w:tblStylePr>
     <w:tblStylePr w:type="nwCell">
       <w:rPr>
+        <w:rFonts w:eastAsia="黑体"/>
         <w:color w:themeColor="background1" w:val="FFFFFF"/>
       </w:rPr>
       <w:tblPr/>
@@ -7650,6 +8017,7 @@
         <w:spacing w:after="0" w:before="0" w:line="240" w:lineRule="auto"/>
       </w:pPr>
       <w:rPr>
+        <w:rFonts w:eastAsia="黑体"/>
         <w:b/>
         <w:bCs/>
         <w:color w:themeColor="background1" w:val="FFFFFF"/>
@@ -7672,6 +8040,7 @@
         <w:spacing w:after="0" w:before="0" w:line="240" w:lineRule="auto"/>
       </w:pPr>
       <w:rPr>
+        <w:rFonts w:eastAsia="黑体"/>
         <w:color w:val="auto"/>
       </w:rPr>
       <w:tblPr/>
@@ -7689,6 +8058,7 @@
     </w:tblStylePr>
     <w:tblStylePr w:type="firstCol">
       <w:rPr>
+        <w:rFonts w:eastAsia="黑体"/>
         <w:b/>
         <w:bCs/>
         <w:color w:themeColor="background1" w:val="FFFFFF"/>
@@ -7708,6 +8078,7 @@
     </w:tblStylePr>
     <w:tblStylePr w:type="lastCol">
       <w:rPr>
+        <w:rFonts w:eastAsia="黑体"/>
         <w:b/>
         <w:bCs/>
         <w:color w:themeColor="background1" w:val="FFFFFF"/>
@@ -7756,6 +8127,7 @@
     </w:tblStylePr>
     <w:tblStylePr w:type="nwCell">
       <w:rPr>
+        <w:rFonts w:eastAsia="黑体"/>
         <w:color w:themeColor="background1" w:val="FFFFFF"/>
       </w:rPr>
       <w:tblPr/>
@@ -7799,6 +8171,7 @@
         <w:spacing w:after="0" w:before="0" w:line="240" w:lineRule="auto"/>
       </w:pPr>
       <w:rPr>
+        <w:rFonts w:eastAsia="黑体"/>
         <w:b/>
         <w:bCs/>
         <w:color w:themeColor="background1" w:val="FFFFFF"/>
@@ -7821,6 +8194,7 @@
         <w:spacing w:after="0" w:before="0" w:line="240" w:lineRule="auto"/>
       </w:pPr>
       <w:rPr>
+        <w:rFonts w:eastAsia="黑体"/>
         <w:color w:val="auto"/>
       </w:rPr>
       <w:tblPr/>
@@ -7838,6 +8212,7 @@
     </w:tblStylePr>
     <w:tblStylePr w:type="firstCol">
       <w:rPr>
+        <w:rFonts w:eastAsia="黑体"/>
         <w:b/>
         <w:bCs/>
         <w:color w:themeColor="background1" w:val="FFFFFF"/>
@@ -7857,6 +8232,7 @@
     </w:tblStylePr>
     <w:tblStylePr w:type="lastCol">
       <w:rPr>
+        <w:rFonts w:eastAsia="黑体"/>
         <w:b/>
         <w:bCs/>
         <w:color w:themeColor="background1" w:val="FFFFFF"/>
@@ -7905,6 +8281,7 @@
     </w:tblStylePr>
     <w:tblStylePr w:type="nwCell">
       <w:rPr>
+        <w:rFonts w:eastAsia="黑体"/>
         <w:color w:themeColor="background1" w:val="FFFFFF"/>
       </w:rPr>
       <w:tblPr/>
@@ -7948,6 +8325,7 @@
         <w:spacing w:after="0" w:before="0" w:line="240" w:lineRule="auto"/>
       </w:pPr>
       <w:rPr>
+        <w:rFonts w:eastAsia="黑体"/>
         <w:b/>
         <w:bCs/>
         <w:color w:themeColor="background1" w:val="FFFFFF"/>
@@ -7970,6 +8348,7 @@
         <w:spacing w:after="0" w:before="0" w:line="240" w:lineRule="auto"/>
       </w:pPr>
       <w:rPr>
+        <w:rFonts w:eastAsia="黑体"/>
         <w:color w:val="auto"/>
       </w:rPr>
       <w:tblPr/>
@@ -7987,6 +8366,7 @@
     </w:tblStylePr>
     <w:tblStylePr w:type="firstCol">
       <w:rPr>
+        <w:rFonts w:eastAsia="黑体"/>
         <w:b/>
         <w:bCs/>
         <w:color w:themeColor="background1" w:val="FFFFFF"/>
@@ -8006,6 +8386,7 @@
     </w:tblStylePr>
     <w:tblStylePr w:type="lastCol">
       <w:rPr>
+        <w:rFonts w:eastAsia="黑体"/>
         <w:b/>
         <w:bCs/>
         <w:color w:themeColor="background1" w:val="FFFFFF"/>
@@ -8054,6 +8435,7 @@
     </w:tblStylePr>
     <w:tblStylePr w:type="nwCell">
       <w:rPr>
+        <w:rFonts w:eastAsia="黑体"/>
         <w:color w:themeColor="background1" w:val="FFFFFF"/>
       </w:rPr>
       <w:tblPr/>
@@ -8097,6 +8479,7 @@
         <w:spacing w:after="0" w:before="0" w:line="240" w:lineRule="auto"/>
       </w:pPr>
       <w:rPr>
+        <w:rFonts w:eastAsia="黑体"/>
         <w:b/>
         <w:bCs/>
         <w:color w:themeColor="background1" w:val="FFFFFF"/>
@@ -8119,6 +8502,7 @@
         <w:spacing w:after="0" w:before="0" w:line="240" w:lineRule="auto"/>
       </w:pPr>
       <w:rPr>
+        <w:rFonts w:eastAsia="黑体"/>
         <w:color w:val="auto"/>
       </w:rPr>
       <w:tblPr/>
@@ -8136,6 +8520,7 @@
     </w:tblStylePr>
     <w:tblStylePr w:type="firstCol">
       <w:rPr>
+        <w:rFonts w:eastAsia="黑体"/>
         <w:b/>
         <w:bCs/>
         <w:color w:themeColor="background1" w:val="FFFFFF"/>
@@ -8155,6 +8540,7 @@
     </w:tblStylePr>
     <w:tblStylePr w:type="lastCol">
       <w:rPr>
+        <w:rFonts w:eastAsia="黑体"/>
         <w:b/>
         <w:bCs/>
         <w:color w:themeColor="background1" w:val="FFFFFF"/>
@@ -8203,6 +8589,7 @@
     </w:tblStylePr>
     <w:tblStylePr w:type="nwCell">
       <w:rPr>
+        <w:rFonts w:eastAsia="黑体"/>
         <w:color w:themeColor="background1" w:val="FFFFFF"/>
       </w:rPr>
       <w:tblPr/>
@@ -8246,6 +8633,7 @@
         <w:spacing w:after="0" w:before="0" w:line="240" w:lineRule="auto"/>
       </w:pPr>
       <w:rPr>
+        <w:rFonts w:eastAsia="黑体"/>
         <w:b/>
         <w:bCs/>
         <w:color w:themeColor="background1" w:val="FFFFFF"/>
@@ -8268,6 +8656,7 @@
         <w:spacing w:after="0" w:before="0" w:line="240" w:lineRule="auto"/>
       </w:pPr>
       <w:rPr>
+        <w:rFonts w:eastAsia="黑体"/>
         <w:color w:val="auto"/>
       </w:rPr>
       <w:tblPr/>
@@ -8285,6 +8674,7 @@
     </w:tblStylePr>
     <w:tblStylePr w:type="firstCol">
       <w:rPr>
+        <w:rFonts w:eastAsia="黑体"/>
         <w:b/>
         <w:bCs/>
         <w:color w:themeColor="background1" w:val="FFFFFF"/>
@@ -8304,6 +8694,7 @@
     </w:tblStylePr>
     <w:tblStylePr w:type="lastCol">
       <w:rPr>
+        <w:rFonts w:eastAsia="黑体"/>
         <w:b/>
         <w:bCs/>
         <w:color w:themeColor="background1" w:val="FFFFFF"/>
@@ -8352,6 +8743,7 @@
     </w:tblStylePr>
     <w:tblStylePr w:type="nwCell">
       <w:rPr>
+        <w:rFonts w:eastAsia="黑体"/>
         <w:color w:themeColor="background1" w:val="FFFFFF"/>
       </w:rPr>
       <w:tblPr/>
@@ -8376,6 +8768,7 @@
       <w:spacing w:after="0" w:line="240" w:lineRule="auto"/>
     </w:pPr>
     <w:rPr>
+      <w:rFonts w:eastAsia="黑体"/>
       <w:color w:themeColor="text1" w:val="000000"/>
     </w:rPr>
     <w:tblPr>
@@ -8395,7 +8788,7 @@
     </w:tblPr>
     <w:tblStylePr w:type="firstRow">
       <w:rPr>
-        <w:rFonts w:asciiTheme="majorHAnsi" w:cstheme="majorBidi" w:eastAsiaTheme="majorEastAsia" w:hAnsiTheme="majorHAnsi"/>
+        <w:rFonts w:asciiTheme="majorHAnsi" w:cstheme="majorBidi" w:hAnsiTheme="majorHAnsi" w:eastAsia="黑体"/>
       </w:rPr>
       <w:tblPr/>
       <w:tcPr>
@@ -8407,6 +8800,7 @@
     </w:tblStylePr>
     <w:tblStylePr w:type="lastRow">
       <w:rPr>
+        <w:rFonts w:eastAsia="黑体"/>
         <w:b/>
         <w:bCs/>
         <w:color w:themeColor="text2" w:val="1F497D"/>
@@ -8421,12 +8815,14 @@
     </w:tblStylePr>
     <w:tblStylePr w:type="firstCol">
       <w:rPr>
+        <w:rFonts w:eastAsia="黑体"/>
         <w:b/>
         <w:bCs/>
       </w:rPr>
     </w:tblStylePr>
     <w:tblStylePr w:type="lastCol">
       <w:rPr>
+        <w:rFonts w:eastAsia="黑体"/>
         <w:b/>
         <w:bCs/>
       </w:rPr>
@@ -8460,6 +8856,7 @@
       <w:spacing w:after="0" w:line="240" w:lineRule="auto"/>
     </w:pPr>
     <w:rPr>
+      <w:rFonts w:eastAsia="黑体"/>
       <w:color w:themeColor="text1" w:val="000000"/>
     </w:rPr>
     <w:tblPr>
@@ -8479,7 +8876,7 @@
     </w:tblPr>
     <w:tblStylePr w:type="firstRow">
       <w:rPr>
-        <w:rFonts w:asciiTheme="majorHAnsi" w:cstheme="majorBidi" w:eastAsiaTheme="majorEastAsia" w:hAnsiTheme="majorHAnsi"/>
+        <w:rFonts w:asciiTheme="majorHAnsi" w:cstheme="majorBidi" w:hAnsiTheme="majorHAnsi" w:eastAsia="黑体"/>
       </w:rPr>
       <w:tblPr/>
       <w:tcPr>
@@ -8491,6 +8888,7 @@
     </w:tblStylePr>
     <w:tblStylePr w:type="lastRow">
       <w:rPr>
+        <w:rFonts w:eastAsia="黑体"/>
         <w:b/>
         <w:bCs/>
         <w:color w:themeColor="text2" w:val="1F497D"/>
@@ -8505,12 +8903,14 @@
     </w:tblStylePr>
     <w:tblStylePr w:type="firstCol">
       <w:rPr>
+        <w:rFonts w:eastAsia="黑体"/>
         <w:b/>
         <w:bCs/>
       </w:rPr>
     </w:tblStylePr>
     <w:tblStylePr w:type="lastCol">
       <w:rPr>
+        <w:rFonts w:eastAsia="黑体"/>
         <w:b/>
         <w:bCs/>
       </w:rPr>
@@ -8544,6 +8944,7 @@
       <w:spacing w:after="0" w:line="240" w:lineRule="auto"/>
     </w:pPr>
     <w:rPr>
+      <w:rFonts w:eastAsia="黑体"/>
       <w:color w:themeColor="text1" w:val="000000"/>
     </w:rPr>
     <w:tblPr>
@@ -8563,7 +8964,7 @@
     </w:tblPr>
     <w:tblStylePr w:type="firstRow">
       <w:rPr>
-        <w:rFonts w:asciiTheme="majorHAnsi" w:cstheme="majorBidi" w:eastAsiaTheme="majorEastAsia" w:hAnsiTheme="majorHAnsi"/>
+        <w:rFonts w:asciiTheme="majorHAnsi" w:cstheme="majorBidi" w:hAnsiTheme="majorHAnsi" w:eastAsia="黑体"/>
       </w:rPr>
       <w:tblPr/>
       <w:tcPr>
@@ -8575,6 +8976,7 @@
     </w:tblStylePr>
     <w:tblStylePr w:type="lastRow">
       <w:rPr>
+        <w:rFonts w:eastAsia="黑体"/>
         <w:b/>
         <w:bCs/>
         <w:color w:themeColor="text2" w:val="1F497D"/>
@@ -8589,12 +8991,14 @@
     </w:tblStylePr>
     <w:tblStylePr w:type="firstCol">
       <w:rPr>
+        <w:rFonts w:eastAsia="黑体"/>
         <w:b/>
         <w:bCs/>
       </w:rPr>
     </w:tblStylePr>
     <w:tblStylePr w:type="lastCol">
       <w:rPr>
+        <w:rFonts w:eastAsia="黑体"/>
         <w:b/>
         <w:bCs/>
       </w:rPr>
@@ -8628,6 +9032,7 @@
       <w:spacing w:after="0" w:line="240" w:lineRule="auto"/>
     </w:pPr>
     <w:rPr>
+      <w:rFonts w:eastAsia="黑体"/>
       <w:color w:themeColor="text1" w:val="000000"/>
     </w:rPr>
     <w:tblPr>
@@ -8647,7 +9052,7 @@
     </w:tblPr>
     <w:tblStylePr w:type="firstRow">
       <w:rPr>
-        <w:rFonts w:asciiTheme="majorHAnsi" w:cstheme="majorBidi" w:eastAsiaTheme="majorEastAsia" w:hAnsiTheme="majorHAnsi"/>
+        <w:rFonts w:asciiTheme="majorHAnsi" w:cstheme="majorBidi" w:hAnsiTheme="majorHAnsi" w:eastAsia="黑体"/>
       </w:rPr>
       <w:tblPr/>
       <w:tcPr>
@@ -8659,6 +9064,7 @@
     </w:tblStylePr>
     <w:tblStylePr w:type="lastRow">
       <w:rPr>
+        <w:rFonts w:eastAsia="黑体"/>
         <w:b/>
         <w:bCs/>
         <w:color w:themeColor="text2" w:val="1F497D"/>
@@ -8673,12 +9079,14 @@
     </w:tblStylePr>
     <w:tblStylePr w:type="firstCol">
       <w:rPr>
+        <w:rFonts w:eastAsia="黑体"/>
         <w:b/>
         <w:bCs/>
       </w:rPr>
     </w:tblStylePr>
     <w:tblStylePr w:type="lastCol">
       <w:rPr>
+        <w:rFonts w:eastAsia="黑体"/>
         <w:b/>
         <w:bCs/>
       </w:rPr>
@@ -8712,6 +9120,7 @@
       <w:spacing w:after="0" w:line="240" w:lineRule="auto"/>
     </w:pPr>
     <w:rPr>
+      <w:rFonts w:eastAsia="黑体"/>
       <w:color w:themeColor="text1" w:val="000000"/>
     </w:rPr>
     <w:tblPr>
@@ -8731,7 +9140,7 @@
     </w:tblPr>
     <w:tblStylePr w:type="firstRow">
       <w:rPr>
-        <w:rFonts w:asciiTheme="majorHAnsi" w:cstheme="majorBidi" w:eastAsiaTheme="majorEastAsia" w:hAnsiTheme="majorHAnsi"/>
+        <w:rFonts w:asciiTheme="majorHAnsi" w:cstheme="majorBidi" w:hAnsiTheme="majorHAnsi" w:eastAsia="黑体"/>
       </w:rPr>
       <w:tblPr/>
       <w:tcPr>
@@ -8743,6 +9152,7 @@
     </w:tblStylePr>
     <w:tblStylePr w:type="lastRow">
       <w:rPr>
+        <w:rFonts w:eastAsia="黑体"/>
         <w:b/>
         <w:bCs/>
         <w:color w:themeColor="text2" w:val="1F497D"/>
@@ -8757,12 +9167,14 @@
     </w:tblStylePr>
     <w:tblStylePr w:type="firstCol">
       <w:rPr>
+        <w:rFonts w:eastAsia="黑体"/>
         <w:b/>
         <w:bCs/>
       </w:rPr>
     </w:tblStylePr>
     <w:tblStylePr w:type="lastCol">
       <w:rPr>
+        <w:rFonts w:eastAsia="黑体"/>
         <w:b/>
         <w:bCs/>
       </w:rPr>
@@ -8796,6 +9208,7 @@
       <w:spacing w:after="0" w:line="240" w:lineRule="auto"/>
     </w:pPr>
     <w:rPr>
+      <w:rFonts w:eastAsia="黑体"/>
       <w:color w:themeColor="text1" w:val="000000"/>
     </w:rPr>
     <w:tblPr>
@@ -8815,7 +9228,7 @@
     </w:tblPr>
     <w:tblStylePr w:type="firstRow">
       <w:rPr>
-        <w:rFonts w:asciiTheme="majorHAnsi" w:cstheme="majorBidi" w:eastAsiaTheme="majorEastAsia" w:hAnsiTheme="majorHAnsi"/>
+        <w:rFonts w:asciiTheme="majorHAnsi" w:cstheme="majorBidi" w:hAnsiTheme="majorHAnsi" w:eastAsia="黑体"/>
       </w:rPr>
       <w:tblPr/>
       <w:tcPr>
@@ -8827,6 +9240,7 @@
     </w:tblStylePr>
     <w:tblStylePr w:type="lastRow">
       <w:rPr>
+        <w:rFonts w:eastAsia="黑体"/>
         <w:b/>
         <w:bCs/>
         <w:color w:themeColor="text2" w:val="1F497D"/>
@@ -8841,12 +9255,14 @@
     </w:tblStylePr>
     <w:tblStylePr w:type="firstCol">
       <w:rPr>
+        <w:rFonts w:eastAsia="黑体"/>
         <w:b/>
         <w:bCs/>
       </w:rPr>
     </w:tblStylePr>
     <w:tblStylePr w:type="lastCol">
       <w:rPr>
+        <w:rFonts w:eastAsia="黑体"/>
         <w:b/>
         <w:bCs/>
       </w:rPr>
@@ -8880,6 +9296,7 @@
       <w:spacing w:after="0" w:line="240" w:lineRule="auto"/>
     </w:pPr>
     <w:rPr>
+      <w:rFonts w:eastAsia="黑体"/>
       <w:color w:themeColor="text1" w:val="000000"/>
     </w:rPr>
     <w:tblPr>
@@ -8899,7 +9316,7 @@
     </w:tblPr>
     <w:tblStylePr w:type="firstRow">
       <w:rPr>
-        <w:rFonts w:asciiTheme="majorHAnsi" w:cstheme="majorBidi" w:eastAsiaTheme="majorEastAsia" w:hAnsiTheme="majorHAnsi"/>
+        <w:rFonts w:asciiTheme="majorHAnsi" w:cstheme="majorBidi" w:hAnsiTheme="majorHAnsi" w:eastAsia="黑体"/>
       </w:rPr>
       <w:tblPr/>
       <w:tcPr>
@@ -8911,6 +9328,7 @@
     </w:tblStylePr>
     <w:tblStylePr w:type="lastRow">
       <w:rPr>
+        <w:rFonts w:eastAsia="黑体"/>
         <w:b/>
         <w:bCs/>
         <w:color w:themeColor="text2" w:val="1F497D"/>
@@ -8925,12 +9343,14 @@
     </w:tblStylePr>
     <w:tblStylePr w:type="firstCol">
       <w:rPr>
+        <w:rFonts w:eastAsia="黑体"/>
         <w:b/>
         <w:bCs/>
       </w:rPr>
     </w:tblStylePr>
     <w:tblStylePr w:type="lastCol">
       <w:rPr>
+        <w:rFonts w:eastAsia="黑体"/>
         <w:b/>
         <w:bCs/>
       </w:rPr>
@@ -8964,7 +9384,7 @@
       <w:spacing w:after="0" w:line="240" w:lineRule="auto"/>
     </w:pPr>
     <w:rPr>
-      <w:rFonts w:asciiTheme="majorHAnsi" w:cstheme="majorBidi" w:eastAsiaTheme="majorEastAsia" w:hAnsiTheme="majorHAnsi"/>
+      <w:rFonts w:asciiTheme="majorHAnsi" w:cstheme="majorBidi" w:hAnsiTheme="majorHAnsi" w:eastAsia="黑体"/>
       <w:color w:themeColor="text1" w:val="000000"/>
     </w:rPr>
     <w:tblPr>
@@ -8986,6 +9406,7 @@
     </w:tblPr>
     <w:tblStylePr w:type="firstRow">
       <w:rPr>
+        <w:rFonts w:eastAsia="黑体"/>
         <w:sz w:val="24"/>
         <w:szCs w:val="24"/>
       </w:rPr>
@@ -9092,7 +9513,7 @@
       <w:spacing w:after="0" w:line="240" w:lineRule="auto"/>
     </w:pPr>
     <w:rPr>
-      <w:rFonts w:asciiTheme="majorHAnsi" w:cstheme="majorBidi" w:eastAsiaTheme="majorEastAsia" w:hAnsiTheme="majorHAnsi"/>
+      <w:rFonts w:asciiTheme="majorHAnsi" w:cstheme="majorBidi" w:hAnsiTheme="majorHAnsi" w:eastAsia="黑体"/>
       <w:color w:themeColor="text1" w:val="000000"/>
     </w:rPr>
     <w:tblPr>
@@ -9114,6 +9535,7 @@
     </w:tblPr>
     <w:tblStylePr w:type="firstRow">
       <w:rPr>
+        <w:rFonts w:eastAsia="黑体"/>
         <w:sz w:val="24"/>
         <w:szCs w:val="24"/>
       </w:rPr>
@@ -9220,7 +9642,7 @@
       <w:spacing w:after="0" w:line="240" w:lineRule="auto"/>
     </w:pPr>
     <w:rPr>
-      <w:rFonts w:asciiTheme="majorHAnsi" w:cstheme="majorBidi" w:eastAsiaTheme="majorEastAsia" w:hAnsiTheme="majorHAnsi"/>
+      <w:rFonts w:asciiTheme="majorHAnsi" w:cstheme="majorBidi" w:hAnsiTheme="majorHAnsi" w:eastAsia="黑体"/>
       <w:color w:themeColor="text1" w:val="000000"/>
     </w:rPr>
     <w:tblPr>
@@ -9242,6 +9664,7 @@
     </w:tblPr>
     <w:tblStylePr w:type="firstRow">
       <w:rPr>
+        <w:rFonts w:eastAsia="黑体"/>
         <w:sz w:val="24"/>
         <w:szCs w:val="24"/>
       </w:rPr>
@@ -9348,7 +9771,7 @@
       <w:spacing w:after="0" w:line="240" w:lineRule="auto"/>
     </w:pPr>
     <w:rPr>
-      <w:rFonts w:asciiTheme="majorHAnsi" w:cstheme="majorBidi" w:eastAsiaTheme="majorEastAsia" w:hAnsiTheme="majorHAnsi"/>
+      <w:rFonts w:asciiTheme="majorHAnsi" w:cstheme="majorBidi" w:hAnsiTheme="majorHAnsi" w:eastAsia="黑体"/>
       <w:color w:themeColor="text1" w:val="000000"/>
     </w:rPr>
     <w:tblPr>
@@ -9370,6 +9793,7 @@
     </w:tblPr>
     <w:tblStylePr w:type="firstRow">
       <w:rPr>
+        <w:rFonts w:eastAsia="黑体"/>
         <w:sz w:val="24"/>
         <w:szCs w:val="24"/>
       </w:rPr>
@@ -9476,7 +9900,7 @@
       <w:spacing w:after="0" w:line="240" w:lineRule="auto"/>
     </w:pPr>
     <w:rPr>
-      <w:rFonts w:asciiTheme="majorHAnsi" w:cstheme="majorBidi" w:eastAsiaTheme="majorEastAsia" w:hAnsiTheme="majorHAnsi"/>
+      <w:rFonts w:asciiTheme="majorHAnsi" w:cstheme="majorBidi" w:hAnsiTheme="majorHAnsi" w:eastAsia="黑体"/>
       <w:color w:themeColor="text1" w:val="000000"/>
     </w:rPr>
     <w:tblPr>
@@ -9498,6 +9922,7 @@
     </w:tblPr>
     <w:tblStylePr w:type="firstRow">
       <w:rPr>
+        <w:rFonts w:eastAsia="黑体"/>
         <w:sz w:val="24"/>
         <w:szCs w:val="24"/>
       </w:rPr>
@@ -9604,7 +10029,7 @@
       <w:spacing w:after="0" w:line="240" w:lineRule="auto"/>
     </w:pPr>
     <w:rPr>
-      <w:rFonts w:asciiTheme="majorHAnsi" w:cstheme="majorBidi" w:eastAsiaTheme="majorEastAsia" w:hAnsiTheme="majorHAnsi"/>
+      <w:rFonts w:asciiTheme="majorHAnsi" w:cstheme="majorBidi" w:hAnsiTheme="majorHAnsi" w:eastAsia="黑体"/>
       <w:color w:themeColor="text1" w:val="000000"/>
     </w:rPr>
     <w:tblPr>
@@ -9626,6 +10051,7 @@
     </w:tblPr>
     <w:tblStylePr w:type="firstRow">
       <w:rPr>
+        <w:rFonts w:eastAsia="黑体"/>
         <w:sz w:val="24"/>
         <w:szCs w:val="24"/>
       </w:rPr>
@@ -9732,7 +10158,7 @@
       <w:spacing w:after="0" w:line="240" w:lineRule="auto"/>
     </w:pPr>
     <w:rPr>
-      <w:rFonts w:asciiTheme="majorHAnsi" w:cstheme="majorBidi" w:eastAsiaTheme="majorEastAsia" w:hAnsiTheme="majorHAnsi"/>
+      <w:rFonts w:asciiTheme="majorHAnsi" w:cstheme="majorBidi" w:hAnsiTheme="majorHAnsi" w:eastAsia="黑体"/>
       <w:color w:themeColor="text1" w:val="000000"/>
     </w:rPr>
     <w:tblPr>
@@ -9754,6 +10180,7 @@
     </w:tblPr>
     <w:tblStylePr w:type="firstRow">
       <w:rPr>
+        <w:rFonts w:eastAsia="黑体"/>
         <w:sz w:val="24"/>
         <w:szCs w:val="24"/>
       </w:rPr>
@@ -9883,12 +10310,14 @@
     </w:tcPr>
     <w:tblStylePr w:type="firstRow">
       <w:rPr>
+        <w:rFonts w:eastAsia="黑体"/>
         <w:b/>
         <w:bCs/>
       </w:rPr>
     </w:tblStylePr>
     <w:tblStylePr w:type="lastRow">
       <w:rPr>
+        <w:rFonts w:eastAsia="黑体"/>
         <w:b/>
         <w:bCs/>
       </w:rPr>
@@ -9901,12 +10330,14 @@
     </w:tblStylePr>
     <w:tblStylePr w:type="firstCol">
       <w:rPr>
+        <w:rFonts w:eastAsia="黑体"/>
         <w:b/>
         <w:bCs/>
       </w:rPr>
     </w:tblStylePr>
     <w:tblStylePr w:type="lastCol">
       <w:rPr>
+        <w:rFonts w:eastAsia="黑体"/>
         <w:b/>
         <w:bCs/>
       </w:rPr>
@@ -9956,12 +10387,14 @@
     </w:tcPr>
     <w:tblStylePr w:type="firstRow">
       <w:rPr>
+        <w:rFonts w:eastAsia="黑体"/>
         <w:b/>
         <w:bCs/>
       </w:rPr>
     </w:tblStylePr>
     <w:tblStylePr w:type="lastRow">
       <w:rPr>
+        <w:rFonts w:eastAsia="黑体"/>
         <w:b/>
         <w:bCs/>
       </w:rPr>
@@ -9974,12 +10407,14 @@
     </w:tblStylePr>
     <w:tblStylePr w:type="firstCol">
       <w:rPr>
+        <w:rFonts w:eastAsia="黑体"/>
         <w:b/>
         <w:bCs/>
       </w:rPr>
     </w:tblStylePr>
     <w:tblStylePr w:type="lastCol">
       <w:rPr>
+        <w:rFonts w:eastAsia="黑体"/>
         <w:b/>
         <w:bCs/>
       </w:rPr>
@@ -10029,12 +10464,14 @@
     </w:tcPr>
     <w:tblStylePr w:type="firstRow">
       <w:rPr>
+        <w:rFonts w:eastAsia="黑体"/>
         <w:b/>
         <w:bCs/>
       </w:rPr>
     </w:tblStylePr>
     <w:tblStylePr w:type="lastRow">
       <w:rPr>
+        <w:rFonts w:eastAsia="黑体"/>
         <w:b/>
         <w:bCs/>
       </w:rPr>
@@ -10047,12 +10484,14 @@
     </w:tblStylePr>
     <w:tblStylePr w:type="firstCol">
       <w:rPr>
+        <w:rFonts w:eastAsia="黑体"/>
         <w:b/>
         <w:bCs/>
       </w:rPr>
     </w:tblStylePr>
     <w:tblStylePr w:type="lastCol">
       <w:rPr>
+        <w:rFonts w:eastAsia="黑体"/>
         <w:b/>
         <w:bCs/>
       </w:rPr>
@@ -10102,12 +10541,14 @@
     </w:tcPr>
     <w:tblStylePr w:type="firstRow">
       <w:rPr>
+        <w:rFonts w:eastAsia="黑体"/>
         <w:b/>
         <w:bCs/>
       </w:rPr>
     </w:tblStylePr>
     <w:tblStylePr w:type="lastRow">
       <w:rPr>
+        <w:rFonts w:eastAsia="黑体"/>
         <w:b/>
         <w:bCs/>
       </w:rPr>
@@ -10120,12 +10561,14 @@
     </w:tblStylePr>
     <w:tblStylePr w:type="firstCol">
       <w:rPr>
+        <w:rFonts w:eastAsia="黑体"/>
         <w:b/>
         <w:bCs/>
       </w:rPr>
     </w:tblStylePr>
     <w:tblStylePr w:type="lastCol">
       <w:rPr>
+        <w:rFonts w:eastAsia="黑体"/>
         <w:b/>
         <w:bCs/>
       </w:rPr>
@@ -10175,12 +10618,14 @@
     </w:tcPr>
     <w:tblStylePr w:type="firstRow">
       <w:rPr>
+        <w:rFonts w:eastAsia="黑体"/>
         <w:b/>
         <w:bCs/>
       </w:rPr>
     </w:tblStylePr>
     <w:tblStylePr w:type="lastRow">
       <w:rPr>
+        <w:rFonts w:eastAsia="黑体"/>
         <w:b/>
         <w:bCs/>
       </w:rPr>
@@ -10193,12 +10638,14 @@
     </w:tblStylePr>
     <w:tblStylePr w:type="firstCol">
       <w:rPr>
+        <w:rFonts w:eastAsia="黑体"/>
         <w:b/>
         <w:bCs/>
       </w:rPr>
     </w:tblStylePr>
     <w:tblStylePr w:type="lastCol">
       <w:rPr>
+        <w:rFonts w:eastAsia="黑体"/>
         <w:b/>
         <w:bCs/>
       </w:rPr>
@@ -10248,12 +10695,14 @@
     </w:tcPr>
     <w:tblStylePr w:type="firstRow">
       <w:rPr>
+        <w:rFonts w:eastAsia="黑体"/>
         <w:b/>
         <w:bCs/>
       </w:rPr>
     </w:tblStylePr>
     <w:tblStylePr w:type="lastRow">
       <w:rPr>
+        <w:rFonts w:eastAsia="黑体"/>
         <w:b/>
         <w:bCs/>
       </w:rPr>
@@ -10266,12 +10715,14 @@
     </w:tblStylePr>
     <w:tblStylePr w:type="firstCol">
       <w:rPr>
+        <w:rFonts w:eastAsia="黑体"/>
         <w:b/>
         <w:bCs/>
       </w:rPr>
     </w:tblStylePr>
     <w:tblStylePr w:type="lastCol">
       <w:rPr>
+        <w:rFonts w:eastAsia="黑体"/>
         <w:b/>
         <w:bCs/>
       </w:rPr>
@@ -10321,12 +10772,14 @@
     </w:tcPr>
     <w:tblStylePr w:type="firstRow">
       <w:rPr>
+        <w:rFonts w:eastAsia="黑体"/>
         <w:b/>
         <w:bCs/>
       </w:rPr>
     </w:tblStylePr>
     <w:tblStylePr w:type="lastRow">
       <w:rPr>
+        <w:rFonts w:eastAsia="黑体"/>
         <w:b/>
         <w:bCs/>
       </w:rPr>
@@ -10339,12 +10792,14 @@
     </w:tblStylePr>
     <w:tblStylePr w:type="firstCol">
       <w:rPr>
+        <w:rFonts w:eastAsia="黑体"/>
         <w:b/>
         <w:bCs/>
       </w:rPr>
     </w:tblStylePr>
     <w:tblStylePr w:type="lastCol">
       <w:rPr>
+        <w:rFonts w:eastAsia="黑体"/>
         <w:b/>
         <w:bCs/>
       </w:rPr>
@@ -10371,7 +10826,7 @@
       <w:spacing w:after="0" w:line="240" w:lineRule="auto"/>
     </w:pPr>
     <w:rPr>
-      <w:rFonts w:asciiTheme="majorHAnsi" w:cstheme="majorBidi" w:eastAsiaTheme="majorEastAsia" w:hAnsiTheme="majorHAnsi"/>
+      <w:rFonts w:asciiTheme="majorHAnsi" w:cstheme="majorBidi" w:hAnsiTheme="majorHAnsi" w:eastAsia="黑体"/>
       <w:color w:themeColor="text1" w:val="000000"/>
     </w:rPr>
     <w:tblPr>
@@ -10398,6 +10853,7 @@
     </w:tcPr>
     <w:tblStylePr w:type="firstRow">
       <w:rPr>
+        <w:rFonts w:eastAsia="黑体"/>
         <w:b/>
         <w:bCs/>
         <w:color w:themeColor="text1" w:val="000000"/>
@@ -10409,6 +10865,7 @@
     </w:tblStylePr>
     <w:tblStylePr w:type="lastRow">
       <w:rPr>
+        <w:rFonts w:eastAsia="黑体"/>
         <w:b/>
         <w:bCs/>
         <w:color w:themeColor="text1" w:val="000000"/>
@@ -10428,6 +10885,7 @@
     </w:tblStylePr>
     <w:tblStylePr w:type="firstCol">
       <w:rPr>
+        <w:rFonts w:eastAsia="黑体"/>
         <w:b/>
         <w:bCs/>
         <w:color w:themeColor="text1" w:val="000000"/>
@@ -10447,6 +10905,7 @@
     </w:tblStylePr>
     <w:tblStylePr w:type="lastCol">
       <w:rPr>
+        <w:rFonts w:eastAsia="黑体"/>
         <w:b w:val="0"/>
         <w:bCs w:val="0"/>
         <w:color w:themeColor="text1" w:val="000000"/>
@@ -10496,7 +10955,7 @@
       <w:spacing w:after="0" w:line="240" w:lineRule="auto"/>
     </w:pPr>
     <w:rPr>
-      <w:rFonts w:asciiTheme="majorHAnsi" w:cstheme="majorBidi" w:eastAsiaTheme="majorEastAsia" w:hAnsiTheme="majorHAnsi"/>
+      <w:rFonts w:asciiTheme="majorHAnsi" w:cstheme="majorBidi" w:hAnsiTheme="majorHAnsi" w:eastAsia="黑体"/>
       <w:color w:themeColor="text1" w:val="000000"/>
     </w:rPr>
     <w:tblPr>
@@ -10523,6 +10982,7 @@
     </w:tcPr>
     <w:tblStylePr w:type="firstRow">
       <w:rPr>
+        <w:rFonts w:eastAsia="黑体"/>
         <w:b/>
         <w:bCs/>
         <w:color w:themeColor="text1" w:val="000000"/>
@@ -10534,6 +10994,7 @@
     </w:tblStylePr>
     <w:tblStylePr w:type="lastRow">
       <w:rPr>
+        <w:rFonts w:eastAsia="黑体"/>
         <w:b/>
         <w:bCs/>
         <w:color w:themeColor="text1" w:val="000000"/>
@@ -10553,6 +11014,7 @@
     </w:tblStylePr>
     <w:tblStylePr w:type="firstCol">
       <w:rPr>
+        <w:rFonts w:eastAsia="黑体"/>
         <w:b/>
         <w:bCs/>
         <w:color w:themeColor="text1" w:val="000000"/>
@@ -10572,6 +11034,7 @@
     </w:tblStylePr>
     <w:tblStylePr w:type="lastCol">
       <w:rPr>
+        <w:rFonts w:eastAsia="黑体"/>
         <w:b w:val="0"/>
         <w:bCs w:val="0"/>
         <w:color w:themeColor="text1" w:val="000000"/>
@@ -10621,7 +11084,7 @@
       <w:spacing w:after="0" w:line="240" w:lineRule="auto"/>
     </w:pPr>
     <w:rPr>
-      <w:rFonts w:asciiTheme="majorHAnsi" w:cstheme="majorBidi" w:eastAsiaTheme="majorEastAsia" w:hAnsiTheme="majorHAnsi"/>
+      <w:rFonts w:asciiTheme="majorHAnsi" w:cstheme="majorBidi" w:hAnsiTheme="majorHAnsi" w:eastAsia="黑体"/>
       <w:color w:themeColor="text1" w:val="000000"/>
     </w:rPr>
     <w:tblPr>
@@ -10648,6 +11111,7 @@
     </w:tcPr>
     <w:tblStylePr w:type="firstRow">
       <w:rPr>
+        <w:rFonts w:eastAsia="黑体"/>
         <w:b/>
         <w:bCs/>
         <w:color w:themeColor="text1" w:val="000000"/>
@@ -10659,6 +11123,7 @@
     </w:tblStylePr>
     <w:tblStylePr w:type="lastRow">
       <w:rPr>
+        <w:rFonts w:eastAsia="黑体"/>
         <w:b/>
         <w:bCs/>
         <w:color w:themeColor="text1" w:val="000000"/>
@@ -10678,6 +11143,7 @@
     </w:tblStylePr>
     <w:tblStylePr w:type="firstCol">
       <w:rPr>
+        <w:rFonts w:eastAsia="黑体"/>
         <w:b/>
         <w:bCs/>
         <w:color w:themeColor="text1" w:val="000000"/>
@@ -10697,6 +11163,7 @@
     </w:tblStylePr>
     <w:tblStylePr w:type="lastCol">
       <w:rPr>
+        <w:rFonts w:eastAsia="黑体"/>
         <w:b w:val="0"/>
         <w:bCs w:val="0"/>
         <w:color w:themeColor="text1" w:val="000000"/>
@@ -10746,7 +11213,7 @@
       <w:spacing w:after="0" w:line="240" w:lineRule="auto"/>
     </w:pPr>
     <w:rPr>
-      <w:rFonts w:asciiTheme="majorHAnsi" w:cstheme="majorBidi" w:eastAsiaTheme="majorEastAsia" w:hAnsiTheme="majorHAnsi"/>
+      <w:rFonts w:asciiTheme="majorHAnsi" w:cstheme="majorBidi" w:hAnsiTheme="majorHAnsi" w:eastAsia="黑体"/>
       <w:color w:themeColor="text1" w:val="000000"/>
     </w:rPr>
     <w:tblPr>
@@ -10773,6 +11240,7 @@
     </w:tcPr>
     <w:tblStylePr w:type="firstRow">
       <w:rPr>
+        <w:rFonts w:eastAsia="黑体"/>
         <w:b/>
         <w:bCs/>
         <w:color w:themeColor="text1" w:val="000000"/>
@@ -10784,6 +11252,7 @@
     </w:tblStylePr>
     <w:tblStylePr w:type="lastRow">
       <w:rPr>
+        <w:rFonts w:eastAsia="黑体"/>
         <w:b/>
         <w:bCs/>
         <w:color w:themeColor="text1" w:val="000000"/>
@@ -10803,6 +11272,7 @@
     </w:tblStylePr>
     <w:tblStylePr w:type="firstCol">
       <w:rPr>
+        <w:rFonts w:eastAsia="黑体"/>
         <w:b/>
         <w:bCs/>
         <w:color w:themeColor="text1" w:val="000000"/>
@@ -10822,6 +11292,7 @@
     </w:tblStylePr>
     <w:tblStylePr w:type="lastCol">
       <w:rPr>
+        <w:rFonts w:eastAsia="黑体"/>
         <w:b w:val="0"/>
         <w:bCs w:val="0"/>
         <w:color w:themeColor="text1" w:val="000000"/>
@@ -10871,7 +11342,7 @@
       <w:spacing w:after="0" w:line="240" w:lineRule="auto"/>
     </w:pPr>
     <w:rPr>
-      <w:rFonts w:asciiTheme="majorHAnsi" w:cstheme="majorBidi" w:eastAsiaTheme="majorEastAsia" w:hAnsiTheme="majorHAnsi"/>
+      <w:rFonts w:asciiTheme="majorHAnsi" w:cstheme="majorBidi" w:hAnsiTheme="majorHAnsi" w:eastAsia="黑体"/>
       <w:color w:themeColor="text1" w:val="000000"/>
     </w:rPr>
     <w:tblPr>
@@ -10898,6 +11369,7 @@
     </w:tcPr>
     <w:tblStylePr w:type="firstRow">
       <w:rPr>
+        <w:rFonts w:eastAsia="黑体"/>
         <w:b/>
         <w:bCs/>
         <w:color w:themeColor="text1" w:val="000000"/>
@@ -10909,6 +11381,7 @@
     </w:tblStylePr>
     <w:tblStylePr w:type="lastRow">
       <w:rPr>
+        <w:rFonts w:eastAsia="黑体"/>
         <w:b/>
         <w:bCs/>
         <w:color w:themeColor="text1" w:val="000000"/>
@@ -10928,6 +11401,7 @@
     </w:tblStylePr>
     <w:tblStylePr w:type="firstCol">
       <w:rPr>
+        <w:rFonts w:eastAsia="黑体"/>
         <w:b/>
         <w:bCs/>
         <w:color w:themeColor="text1" w:val="000000"/>
@@ -10947,6 +11421,7 @@
     </w:tblStylePr>
     <w:tblStylePr w:type="lastCol">
       <w:rPr>
+        <w:rFonts w:eastAsia="黑体"/>
         <w:b w:val="0"/>
         <w:bCs w:val="0"/>
         <w:color w:themeColor="text1" w:val="000000"/>
@@ -10996,7 +11471,7 @@
       <w:spacing w:after="0" w:line="240" w:lineRule="auto"/>
     </w:pPr>
     <w:rPr>
-      <w:rFonts w:asciiTheme="majorHAnsi" w:cstheme="majorBidi" w:eastAsiaTheme="majorEastAsia" w:hAnsiTheme="majorHAnsi"/>
+      <w:rFonts w:asciiTheme="majorHAnsi" w:cstheme="majorBidi" w:hAnsiTheme="majorHAnsi" w:eastAsia="黑体"/>
       <w:color w:themeColor="text1" w:val="000000"/>
     </w:rPr>
     <w:tblPr>
@@ -11023,6 +11498,7 @@
     </w:tcPr>
     <w:tblStylePr w:type="firstRow">
       <w:rPr>
+        <w:rFonts w:eastAsia="黑体"/>
         <w:b/>
         <w:bCs/>
         <w:color w:themeColor="text1" w:val="000000"/>
@@ -11034,6 +11510,7 @@
     </w:tblStylePr>
     <w:tblStylePr w:type="lastRow">
       <w:rPr>
+        <w:rFonts w:eastAsia="黑体"/>
         <w:b/>
         <w:bCs/>
         <w:color w:themeColor="text1" w:val="000000"/>
@@ -11053,6 +11530,7 @@
     </w:tblStylePr>
     <w:tblStylePr w:type="firstCol">
       <w:rPr>
+        <w:rFonts w:eastAsia="黑体"/>
         <w:b/>
         <w:bCs/>
         <w:color w:themeColor="text1" w:val="000000"/>
@@ -11072,6 +11550,7 @@
     </w:tblStylePr>
     <w:tblStylePr w:type="lastCol">
       <w:rPr>
+        <w:rFonts w:eastAsia="黑体"/>
         <w:b w:val="0"/>
         <w:bCs w:val="0"/>
         <w:color w:themeColor="text1" w:val="000000"/>
@@ -11121,7 +11600,7 @@
       <w:spacing w:after="0" w:line="240" w:lineRule="auto"/>
     </w:pPr>
     <w:rPr>
-      <w:rFonts w:asciiTheme="majorHAnsi" w:cstheme="majorBidi" w:eastAsiaTheme="majorEastAsia" w:hAnsiTheme="majorHAnsi"/>
+      <w:rFonts w:asciiTheme="majorHAnsi" w:cstheme="majorBidi" w:hAnsiTheme="majorHAnsi" w:eastAsia="黑体"/>
       <w:color w:themeColor="text1" w:val="000000"/>
     </w:rPr>
     <w:tblPr>
@@ -11148,6 +11627,7 @@
     </w:tcPr>
     <w:tblStylePr w:type="firstRow">
       <w:rPr>
+        <w:rFonts w:eastAsia="黑体"/>
         <w:b/>
         <w:bCs/>
         <w:color w:themeColor="text1" w:val="000000"/>
@@ -11159,6 +11639,7 @@
     </w:tblStylePr>
     <w:tblStylePr w:type="lastRow">
       <w:rPr>
+        <w:rFonts w:eastAsia="黑体"/>
         <w:b/>
         <w:bCs/>
         <w:color w:themeColor="text1" w:val="000000"/>
@@ -11178,6 +11659,7 @@
     </w:tblStylePr>
     <w:tblStylePr w:type="firstCol">
       <w:rPr>
+        <w:rFonts w:eastAsia="黑体"/>
         <w:b/>
         <w:bCs/>
         <w:color w:themeColor="text1" w:val="000000"/>
@@ -11197,6 +11679,7 @@
     </w:tblStylePr>
     <w:tblStylePr w:type="lastCol">
       <w:rPr>
+        <w:rFonts w:eastAsia="黑体"/>
         <w:b w:val="0"/>
         <w:bCs w:val="0"/>
         <w:color w:themeColor="text1" w:val="000000"/>
@@ -11269,6 +11752,7 @@
     </w:tcPr>
     <w:tblStylePr w:type="firstRow">
       <w:rPr>
+        <w:rFonts w:eastAsia="黑体"/>
         <w:b/>
         <w:bCs/>
         <w:i w:val="0"/>
@@ -11290,6 +11774,7 @@
     </w:tblStylePr>
     <w:tblStylePr w:type="lastRow">
       <w:rPr>
+        <w:rFonts w:eastAsia="黑体"/>
         <w:b/>
         <w:bCs/>
         <w:i w:val="0"/>
@@ -11311,6 +11796,7 @@
     </w:tblStylePr>
     <w:tblStylePr w:type="firstCol">
       <w:rPr>
+        <w:rFonts w:eastAsia="黑体"/>
         <w:b/>
         <w:bCs/>
         <w:i w:val="0"/>
@@ -11330,6 +11816,7 @@
     </w:tblStylePr>
     <w:tblStylePr w:type="lastCol">
       <w:rPr>
+        <w:rFonts w:eastAsia="黑体"/>
         <w:b/>
         <w:bCs/>
         <w:i w:val="0"/>
@@ -11410,6 +11897,7 @@
     </w:tcPr>
     <w:tblStylePr w:type="firstRow">
       <w:rPr>
+        <w:rFonts w:eastAsia="黑体"/>
         <w:b/>
         <w:bCs/>
         <w:i w:val="0"/>
@@ -11431,6 +11919,7 @@
     </w:tblStylePr>
     <w:tblStylePr w:type="lastRow">
       <w:rPr>
+        <w:rFonts w:eastAsia="黑体"/>
         <w:b/>
         <w:bCs/>
         <w:i w:val="0"/>
@@ -11452,6 +11941,7 @@
     </w:tblStylePr>
     <w:tblStylePr w:type="firstCol">
       <w:rPr>
+        <w:rFonts w:eastAsia="黑体"/>
         <w:b/>
         <w:bCs/>
         <w:i w:val="0"/>
@@ -11471,6 +11961,7 @@
     </w:tblStylePr>
     <w:tblStylePr w:type="lastCol">
       <w:rPr>
+        <w:rFonts w:eastAsia="黑体"/>
         <w:b/>
         <w:bCs/>
         <w:i w:val="0"/>
@@ -11551,6 +12042,7 @@
     </w:tcPr>
     <w:tblStylePr w:type="firstRow">
       <w:rPr>
+        <w:rFonts w:eastAsia="黑体"/>
         <w:b/>
         <w:bCs/>
         <w:i w:val="0"/>
@@ -11572,6 +12064,7 @@
     </w:tblStylePr>
     <w:tblStylePr w:type="lastRow">
       <w:rPr>
+        <w:rFonts w:eastAsia="黑体"/>
         <w:b/>
         <w:bCs/>
         <w:i w:val="0"/>
@@ -11593,6 +12086,7 @@
     </w:tblStylePr>
     <w:tblStylePr w:type="firstCol">
       <w:rPr>
+        <w:rFonts w:eastAsia="黑体"/>
         <w:b/>
         <w:bCs/>
         <w:i w:val="0"/>
@@ -11612,6 +12106,7 @@
     </w:tblStylePr>
     <w:tblStylePr w:type="lastCol">
       <w:rPr>
+        <w:rFonts w:eastAsia="黑体"/>
         <w:b/>
         <w:bCs/>
         <w:i w:val="0"/>
@@ -11692,6 +12187,7 @@
     </w:tcPr>
     <w:tblStylePr w:type="firstRow">
       <w:rPr>
+        <w:rFonts w:eastAsia="黑体"/>
         <w:b/>
         <w:bCs/>
         <w:i w:val="0"/>
@@ -11713,6 +12209,7 @@
     </w:tblStylePr>
     <w:tblStylePr w:type="lastRow">
       <w:rPr>
+        <w:rFonts w:eastAsia="黑体"/>
         <w:b/>
         <w:bCs/>
         <w:i w:val="0"/>
@@ -11734,6 +12231,7 @@
     </w:tblStylePr>
     <w:tblStylePr w:type="firstCol">
       <w:rPr>
+        <w:rFonts w:eastAsia="黑体"/>
         <w:b/>
         <w:bCs/>
         <w:i w:val="0"/>
@@ -11753,6 +12251,7 @@
     </w:tblStylePr>
     <w:tblStylePr w:type="lastCol">
       <w:rPr>
+        <w:rFonts w:eastAsia="黑体"/>
         <w:b/>
         <w:bCs/>
         <w:i w:val="0"/>
@@ -11833,6 +12332,7 @@
     </w:tcPr>
     <w:tblStylePr w:type="firstRow">
       <w:rPr>
+        <w:rFonts w:eastAsia="黑体"/>
         <w:b/>
         <w:bCs/>
         <w:i w:val="0"/>
@@ -11854,6 +12354,7 @@
     </w:tblStylePr>
     <w:tblStylePr w:type="lastRow">
       <w:rPr>
+        <w:rFonts w:eastAsia="黑体"/>
         <w:b/>
         <w:bCs/>
         <w:i w:val="0"/>
@@ -11875,6 +12376,7 @@
     </w:tblStylePr>
     <w:tblStylePr w:type="firstCol">
       <w:rPr>
+        <w:rFonts w:eastAsia="黑体"/>
         <w:b/>
         <w:bCs/>
         <w:i w:val="0"/>
@@ -11894,6 +12396,7 @@
     </w:tblStylePr>
     <w:tblStylePr w:type="lastCol">
       <w:rPr>
+        <w:rFonts w:eastAsia="黑体"/>
         <w:b/>
         <w:bCs/>
         <w:i w:val="0"/>
@@ -11974,6 +12477,7 @@
     </w:tcPr>
     <w:tblStylePr w:type="firstRow">
       <w:rPr>
+        <w:rFonts w:eastAsia="黑体"/>
         <w:b/>
         <w:bCs/>
         <w:i w:val="0"/>
@@ -11995,6 +12499,7 @@
     </w:tblStylePr>
     <w:tblStylePr w:type="lastRow">
       <w:rPr>
+        <w:rFonts w:eastAsia="黑体"/>
         <w:b/>
         <w:bCs/>
         <w:i w:val="0"/>
@@ -12016,6 +12521,7 @@
     </w:tblStylePr>
     <w:tblStylePr w:type="firstCol">
       <w:rPr>
+        <w:rFonts w:eastAsia="黑体"/>
         <w:b/>
         <w:bCs/>
         <w:i w:val="0"/>
@@ -12035,6 +12541,7 @@
     </w:tblStylePr>
     <w:tblStylePr w:type="lastCol">
       <w:rPr>
+        <w:rFonts w:eastAsia="黑体"/>
         <w:b/>
         <w:bCs/>
         <w:i w:val="0"/>
@@ -12115,6 +12622,7 @@
     </w:tcPr>
     <w:tblStylePr w:type="firstRow">
       <w:rPr>
+        <w:rFonts w:eastAsia="黑体"/>
         <w:b/>
         <w:bCs/>
         <w:i w:val="0"/>
@@ -12136,6 +12644,7 @@
     </w:tblStylePr>
     <w:tblStylePr w:type="lastRow">
       <w:rPr>
+        <w:rFonts w:eastAsia="黑体"/>
         <w:b/>
         <w:bCs/>
         <w:i w:val="0"/>
@@ -12157,6 +12666,7 @@
     </w:tblStylePr>
     <w:tblStylePr w:type="firstCol">
       <w:rPr>
+        <w:rFonts w:eastAsia="黑体"/>
         <w:b/>
         <w:bCs/>
         <w:i w:val="0"/>
@@ -12176,6 +12686,7 @@
     </w:tblStylePr>
     <w:tblStylePr w:type="lastCol">
       <w:rPr>
+        <w:rFonts w:eastAsia="黑体"/>
         <w:b/>
         <w:bCs/>
         <w:i w:val="0"/>
@@ -12233,6 +12744,7 @@
       <w:spacing w:after="0" w:line="240" w:lineRule="auto"/>
     </w:pPr>
     <w:rPr>
+      <w:rFonts w:eastAsia="黑体"/>
       <w:color w:themeColor="background1" w:val="FFFFFF"/>
     </w:rPr>
     <w:tblPr>
@@ -12251,6 +12763,7 @@
     </w:tcPr>
     <w:tblStylePr w:type="firstRow">
       <w:rPr>
+        <w:rFonts w:eastAsia="黑体"/>
         <w:b/>
         <w:bCs/>
       </w:rPr>
@@ -12347,6 +12860,7 @@
       <w:spacing w:after="0" w:line="240" w:lineRule="auto"/>
     </w:pPr>
     <w:rPr>
+      <w:rFonts w:eastAsia="黑体"/>
       <w:color w:themeColor="background1" w:val="FFFFFF"/>
     </w:rPr>
     <w:tblPr>
@@ -12365,6 +12879,7 @@
     </w:tcPr>
     <w:tblStylePr w:type="firstRow">
       <w:rPr>
+        <w:rFonts w:eastAsia="黑体"/>
         <w:b/>
         <w:bCs/>
       </w:rPr>
@@ -12461,6 +12976,7 @@
       <w:spacing w:after="0" w:line="240" w:lineRule="auto"/>
     </w:pPr>
     <w:rPr>
+      <w:rFonts w:eastAsia="黑体"/>
       <w:color w:themeColor="background1" w:val="FFFFFF"/>
     </w:rPr>
     <w:tblPr>
@@ -12479,6 +12995,7 @@
     </w:tcPr>
     <w:tblStylePr w:type="firstRow">
       <w:rPr>
+        <w:rFonts w:eastAsia="黑体"/>
         <w:b/>
         <w:bCs/>
       </w:rPr>
@@ -12575,6 +13092,7 @@
       <w:spacing w:after="0" w:line="240" w:lineRule="auto"/>
     </w:pPr>
     <w:rPr>
+      <w:rFonts w:eastAsia="黑体"/>
       <w:color w:themeColor="background1" w:val="FFFFFF"/>
     </w:rPr>
     <w:tblPr>
@@ -12593,6 +13111,7 @@
     </w:tcPr>
     <w:tblStylePr w:type="firstRow">
       <w:rPr>
+        <w:rFonts w:eastAsia="黑体"/>
         <w:b/>
         <w:bCs/>
       </w:rPr>
@@ -12689,6 +13208,7 @@
       <w:spacing w:after="0" w:line="240" w:lineRule="auto"/>
     </w:pPr>
     <w:rPr>
+      <w:rFonts w:eastAsia="黑体"/>
       <w:color w:themeColor="background1" w:val="FFFFFF"/>
     </w:rPr>
     <w:tblPr>
@@ -12707,6 +13227,7 @@
     </w:tcPr>
     <w:tblStylePr w:type="firstRow">
       <w:rPr>
+        <w:rFonts w:eastAsia="黑体"/>
         <w:b/>
         <w:bCs/>
       </w:rPr>
@@ -12803,6 +13324,7 @@
       <w:spacing w:after="0" w:line="240" w:lineRule="auto"/>
     </w:pPr>
     <w:rPr>
+      <w:rFonts w:eastAsia="黑体"/>
       <w:color w:themeColor="background1" w:val="FFFFFF"/>
     </w:rPr>
     <w:tblPr>
@@ -12821,6 +13343,7 @@
     </w:tcPr>
     <w:tblStylePr w:type="firstRow">
       <w:rPr>
+        <w:rFonts w:eastAsia="黑体"/>
         <w:b/>
         <w:bCs/>
       </w:rPr>
@@ -12917,6 +13440,7 @@
       <w:spacing w:after="0" w:line="240" w:lineRule="auto"/>
     </w:pPr>
     <w:rPr>
+      <w:rFonts w:eastAsia="黑体"/>
       <w:color w:themeColor="background1" w:val="FFFFFF"/>
     </w:rPr>
     <w:tblPr>
@@ -12935,6 +13459,7 @@
     </w:tcPr>
     <w:tblStylePr w:type="firstRow">
       <w:rPr>
+        <w:rFonts w:eastAsia="黑体"/>
         <w:b/>
         <w:bCs/>
       </w:rPr>
@@ -13031,6 +13556,7 @@
       <w:spacing w:after="0" w:line="240" w:lineRule="auto"/>
     </w:pPr>
     <w:rPr>
+      <w:rFonts w:eastAsia="黑体"/>
       <w:color w:themeColor="text1" w:val="000000"/>
     </w:rPr>
     <w:tblPr>
@@ -13057,6 +13583,7 @@
     </w:tcPr>
     <w:tblStylePr w:type="firstRow">
       <w:rPr>
+        <w:rFonts w:eastAsia="黑体"/>
         <w:b/>
         <w:bCs/>
       </w:rPr>
@@ -13075,6 +13602,7 @@
     </w:tblStylePr>
     <w:tblStylePr w:type="lastRow">
       <w:rPr>
+        <w:rFonts w:eastAsia="黑体"/>
         <w:b/>
         <w:bCs/>
         <w:color w:themeColor="background1" w:val="FFFFFF"/>
@@ -13089,6 +13617,7 @@
     </w:tblStylePr>
     <w:tblStylePr w:type="firstCol">
       <w:rPr>
+        <w:rFonts w:eastAsia="黑体"/>
         <w:color w:themeColor="background1" w:val="FFFFFF"/>
       </w:rPr>
       <w:tblPr/>
@@ -13106,6 +13635,7 @@
     </w:tblStylePr>
     <w:tblStylePr w:type="lastCol">
       <w:rPr>
+        <w:rFonts w:eastAsia="黑体"/>
         <w:color w:themeColor="background1" w:val="FFFFFF"/>
       </w:rPr>
       <w:tblPr/>
@@ -13135,11 +13665,13 @@
     </w:tblStylePr>
     <w:tblStylePr w:type="neCell">
       <w:rPr>
+        <w:rFonts w:eastAsia="黑体"/>
         <w:color w:themeColor="text1" w:val="000000"/>
       </w:rPr>
     </w:tblStylePr>
     <w:tblStylePr w:type="nwCell">
       <w:rPr>
+        <w:rFonts w:eastAsia="黑体"/>
         <w:color w:themeColor="text1" w:val="000000"/>
       </w:rPr>
     </w:tblStylePr>
@@ -13153,6 +13685,7 @@
       <w:spacing w:after="0" w:line="240" w:lineRule="auto"/>
     </w:pPr>
     <w:rPr>
+      <w:rFonts w:eastAsia="黑体"/>
       <w:color w:themeColor="text1" w:val="000000"/>
     </w:rPr>
     <w:tblPr>
@@ -13179,6 +13712,7 @@
     </w:tcPr>
     <w:tblStylePr w:type="firstRow">
       <w:rPr>
+        <w:rFonts w:eastAsia="黑体"/>
         <w:b/>
         <w:bCs/>
       </w:rPr>
@@ -13197,6 +13731,7 @@
     </w:tblStylePr>
     <w:tblStylePr w:type="lastRow">
       <w:rPr>
+        <w:rFonts w:eastAsia="黑体"/>
         <w:b/>
         <w:bCs/>
         <w:color w:themeColor="background1" w:val="FFFFFF"/>
@@ -13211,6 +13746,7 @@
     </w:tblStylePr>
     <w:tblStylePr w:type="firstCol">
       <w:rPr>
+        <w:rFonts w:eastAsia="黑体"/>
         <w:color w:themeColor="background1" w:val="FFFFFF"/>
       </w:rPr>
       <w:tblPr/>
@@ -13228,6 +13764,7 @@
     </w:tblStylePr>
     <w:tblStylePr w:type="lastCol">
       <w:rPr>
+        <w:rFonts w:eastAsia="黑体"/>
         <w:color w:themeColor="background1" w:val="FFFFFF"/>
       </w:rPr>
       <w:tblPr/>
@@ -13257,11 +13794,13 @@
     </w:tblStylePr>
     <w:tblStylePr w:type="neCell">
       <w:rPr>
+        <w:rFonts w:eastAsia="黑体"/>
         <w:color w:themeColor="text1" w:val="000000"/>
       </w:rPr>
     </w:tblStylePr>
     <w:tblStylePr w:type="nwCell">
       <w:rPr>
+        <w:rFonts w:eastAsia="黑体"/>
         <w:color w:themeColor="text1" w:val="000000"/>
       </w:rPr>
     </w:tblStylePr>
@@ -13275,6 +13814,7 @@
       <w:spacing w:after="0" w:line="240" w:lineRule="auto"/>
     </w:pPr>
     <w:rPr>
+      <w:rFonts w:eastAsia="黑体"/>
       <w:color w:themeColor="text1" w:val="000000"/>
     </w:rPr>
     <w:tblPr>
@@ -13301,6 +13841,7 @@
     </w:tcPr>
     <w:tblStylePr w:type="firstRow">
       <w:rPr>
+        <w:rFonts w:eastAsia="黑体"/>
         <w:b/>
         <w:bCs/>
       </w:rPr>
@@ -13319,6 +13860,7 @@
     </w:tblStylePr>
     <w:tblStylePr w:type="lastRow">
       <w:rPr>
+        <w:rFonts w:eastAsia="黑体"/>
         <w:b/>
         <w:bCs/>
         <w:color w:themeColor="background1" w:val="FFFFFF"/>
@@ -13333,6 +13875,7 @@
     </w:tblStylePr>
     <w:tblStylePr w:type="firstCol">
       <w:rPr>
+        <w:rFonts w:eastAsia="黑体"/>
         <w:color w:themeColor="background1" w:val="FFFFFF"/>
       </w:rPr>
       <w:tblPr/>
@@ -13350,6 +13893,7 @@
     </w:tblStylePr>
     <w:tblStylePr w:type="lastCol">
       <w:rPr>
+        <w:rFonts w:eastAsia="黑体"/>
         <w:color w:themeColor="background1" w:val="FFFFFF"/>
       </w:rPr>
       <w:tblPr/>
@@ -13379,11 +13923,13 @@
     </w:tblStylePr>
     <w:tblStylePr w:type="neCell">
       <w:rPr>
+        <w:rFonts w:eastAsia="黑体"/>
         <w:color w:themeColor="text1" w:val="000000"/>
       </w:rPr>
     </w:tblStylePr>
     <w:tblStylePr w:type="nwCell">
       <w:rPr>
+        <w:rFonts w:eastAsia="黑体"/>
         <w:color w:themeColor="text1" w:val="000000"/>
       </w:rPr>
     </w:tblStylePr>
@@ -13397,6 +13943,7 @@
       <w:spacing w:after="0" w:line="240" w:lineRule="auto"/>
     </w:pPr>
     <w:rPr>
+      <w:rFonts w:eastAsia="黑体"/>
       <w:color w:themeColor="text1" w:val="000000"/>
     </w:rPr>
     <w:tblPr>
@@ -13423,6 +13970,7 @@
     </w:tcPr>
     <w:tblStylePr w:type="firstRow">
       <w:rPr>
+        <w:rFonts w:eastAsia="黑体"/>
         <w:b/>
         <w:bCs/>
       </w:rPr>
@@ -13441,6 +13989,7 @@
     </w:tblStylePr>
     <w:tblStylePr w:type="lastRow">
       <w:rPr>
+        <w:rFonts w:eastAsia="黑体"/>
         <w:b/>
         <w:bCs/>
         <w:color w:themeColor="background1" w:val="FFFFFF"/>
@@ -13455,6 +14004,7 @@
     </w:tblStylePr>
     <w:tblStylePr w:type="firstCol">
       <w:rPr>
+        <w:rFonts w:eastAsia="黑体"/>
         <w:color w:themeColor="background1" w:val="FFFFFF"/>
       </w:rPr>
       <w:tblPr/>
@@ -13472,6 +14022,7 @@
     </w:tblStylePr>
     <w:tblStylePr w:type="lastCol">
       <w:rPr>
+        <w:rFonts w:eastAsia="黑体"/>
         <w:color w:themeColor="background1" w:val="FFFFFF"/>
       </w:rPr>
       <w:tblPr/>
@@ -13509,6 +14060,7 @@
       <w:spacing w:after="0" w:line="240" w:lineRule="auto"/>
     </w:pPr>
     <w:rPr>
+      <w:rFonts w:eastAsia="黑体"/>
       <w:color w:themeColor="text1" w:val="000000"/>
     </w:rPr>
     <w:tblPr>
@@ -13535,6 +14087,7 @@
     </w:tcPr>
     <w:tblStylePr w:type="firstRow">
       <w:rPr>
+        <w:rFonts w:eastAsia="黑体"/>
         <w:b/>
         <w:bCs/>
       </w:rPr>
@@ -13553,6 +14106,7 @@
     </w:tblStylePr>
     <w:tblStylePr w:type="lastRow">
       <w:rPr>
+        <w:rFonts w:eastAsia="黑体"/>
         <w:b/>
         <w:bCs/>
         <w:color w:themeColor="background1" w:val="FFFFFF"/>
@@ -13567,6 +14121,7 @@
     </w:tblStylePr>
     <w:tblStylePr w:type="firstCol">
       <w:rPr>
+        <w:rFonts w:eastAsia="黑体"/>
         <w:color w:themeColor="background1" w:val="FFFFFF"/>
       </w:rPr>
       <w:tblPr/>
@@ -13584,6 +14139,7 @@
     </w:tblStylePr>
     <w:tblStylePr w:type="lastCol">
       <w:rPr>
+        <w:rFonts w:eastAsia="黑体"/>
         <w:color w:themeColor="background1" w:val="FFFFFF"/>
       </w:rPr>
       <w:tblPr/>
@@ -13613,11 +14169,13 @@
     </w:tblStylePr>
     <w:tblStylePr w:type="neCell">
       <w:rPr>
+        <w:rFonts w:eastAsia="黑体"/>
         <w:color w:themeColor="text1" w:val="000000"/>
       </w:rPr>
     </w:tblStylePr>
     <w:tblStylePr w:type="nwCell">
       <w:rPr>
+        <w:rFonts w:eastAsia="黑体"/>
         <w:color w:themeColor="text1" w:val="000000"/>
       </w:rPr>
     </w:tblStylePr>
@@ -13631,6 +14189,7 @@
       <w:spacing w:after="0" w:line="240" w:lineRule="auto"/>
     </w:pPr>
     <w:rPr>
+      <w:rFonts w:eastAsia="黑体"/>
       <w:color w:themeColor="text1" w:val="000000"/>
     </w:rPr>
     <w:tblPr>
@@ -13657,6 +14216,7 @@
     </w:tcPr>
     <w:tblStylePr w:type="firstRow">
       <w:rPr>
+        <w:rFonts w:eastAsia="黑体"/>
         <w:b/>
         <w:bCs/>
       </w:rPr>
@@ -13675,6 +14235,7 @@
     </w:tblStylePr>
     <w:tblStylePr w:type="lastRow">
       <w:rPr>
+        <w:rFonts w:eastAsia="黑体"/>
         <w:b/>
         <w:bCs/>
         <w:color w:themeColor="background1" w:val="FFFFFF"/>
@@ -13689,6 +14250,7 @@
     </w:tblStylePr>
     <w:tblStylePr w:type="firstCol">
       <w:rPr>
+        <w:rFonts w:eastAsia="黑体"/>
         <w:color w:themeColor="background1" w:val="FFFFFF"/>
       </w:rPr>
       <w:tblPr/>
@@ -13706,6 +14268,7 @@
     </w:tblStylePr>
     <w:tblStylePr w:type="lastCol">
       <w:rPr>
+        <w:rFonts w:eastAsia="黑体"/>
         <w:color w:themeColor="background1" w:val="FFFFFF"/>
       </w:rPr>
       <w:tblPr/>
@@ -13735,11 +14298,13 @@
     </w:tblStylePr>
     <w:tblStylePr w:type="neCell">
       <w:rPr>
+        <w:rFonts w:eastAsia="黑体"/>
         <w:color w:themeColor="text1" w:val="000000"/>
       </w:rPr>
     </w:tblStylePr>
     <w:tblStylePr w:type="nwCell">
       <w:rPr>
+        <w:rFonts w:eastAsia="黑体"/>
         <w:color w:themeColor="text1" w:val="000000"/>
       </w:rPr>
     </w:tblStylePr>
@@ -13753,6 +14318,7 @@
       <w:spacing w:after="0" w:line="240" w:lineRule="auto"/>
     </w:pPr>
     <w:rPr>
+      <w:rFonts w:eastAsia="黑体"/>
       <w:color w:themeColor="text1" w:val="000000"/>
     </w:rPr>
     <w:tblPr>
@@ -13779,6 +14345,7 @@
     </w:tcPr>
     <w:tblStylePr w:type="firstRow">
       <w:rPr>
+        <w:rFonts w:eastAsia="黑体"/>
         <w:b/>
         <w:bCs/>
       </w:rPr>
@@ -13797,6 +14364,7 @@
     </w:tblStylePr>
     <w:tblStylePr w:type="lastRow">
       <w:rPr>
+        <w:rFonts w:eastAsia="黑体"/>
         <w:b/>
         <w:bCs/>
         <w:color w:themeColor="background1" w:val="FFFFFF"/>
@@ -13811,6 +14379,7 @@
     </w:tblStylePr>
     <w:tblStylePr w:type="firstCol">
       <w:rPr>
+        <w:rFonts w:eastAsia="黑体"/>
         <w:color w:themeColor="background1" w:val="FFFFFF"/>
       </w:rPr>
       <w:tblPr/>
@@ -13828,6 +14397,7 @@
     </w:tblStylePr>
     <w:tblStylePr w:type="lastCol">
       <w:rPr>
+        <w:rFonts w:eastAsia="黑体"/>
         <w:color w:themeColor="background1" w:val="FFFFFF"/>
       </w:rPr>
       <w:tblPr/>
@@ -13857,11 +14427,13 @@
     </w:tblStylePr>
     <w:tblStylePr w:type="neCell">
       <w:rPr>
+        <w:rFonts w:eastAsia="黑体"/>
         <w:color w:themeColor="text1" w:val="000000"/>
       </w:rPr>
     </w:tblStylePr>
     <w:tblStylePr w:type="nwCell">
       <w:rPr>
+        <w:rFonts w:eastAsia="黑体"/>
         <w:color w:themeColor="text1" w:val="000000"/>
       </w:rPr>
     </w:tblStylePr>
@@ -13875,6 +14447,7 @@
       <w:spacing w:after="0" w:line="240" w:lineRule="auto"/>
     </w:pPr>
     <w:rPr>
+      <w:rFonts w:eastAsia="黑体"/>
       <w:color w:themeColor="text1" w:val="000000"/>
     </w:rPr>
     <w:tblPr>
@@ -13893,6 +14466,7 @@
     </w:tcPr>
     <w:tblStylePr w:type="firstRow">
       <w:rPr>
+        <w:rFonts w:eastAsia="黑体"/>
         <w:b/>
         <w:bCs/>
         <w:color w:themeColor="background1" w:val="FFFFFF"/>
@@ -13907,6 +14481,7 @@
     </w:tblStylePr>
     <w:tblStylePr w:type="lastRow">
       <w:rPr>
+        <w:rFonts w:eastAsia="黑体"/>
         <w:b/>
         <w:bCs/>
         <w:color w:themeColor="accent2" w:themeShade="CC" w:val="9E3A38"/>
@@ -13921,12 +14496,14 @@
     </w:tblStylePr>
     <w:tblStylePr w:type="firstCol">
       <w:rPr>
+        <w:rFonts w:eastAsia="黑体"/>
         <w:b/>
         <w:bCs/>
       </w:rPr>
     </w:tblStylePr>
     <w:tblStylePr w:type="lastCol">
       <w:rPr>
+        <w:rFonts w:eastAsia="黑体"/>
         <w:b/>
         <w:bCs/>
       </w:rPr>
@@ -13961,6 +14538,7 @@
       <w:spacing w:after="0" w:line="240" w:lineRule="auto"/>
     </w:pPr>
     <w:rPr>
+      <w:rFonts w:eastAsia="黑体"/>
       <w:color w:themeColor="text1" w:val="000000"/>
     </w:rPr>
     <w:tblPr>
@@ -13979,6 +14557,7 @@
     </w:tcPr>
     <w:tblStylePr w:type="firstRow">
       <w:rPr>
+        <w:rFonts w:eastAsia="黑体"/>
         <w:b/>
         <w:bCs/>
         <w:color w:themeColor="background1" w:val="FFFFFF"/>
@@ -13993,6 +14572,7 @@
     </w:tblStylePr>
     <w:tblStylePr w:type="lastRow">
       <w:rPr>
+        <w:rFonts w:eastAsia="黑体"/>
         <w:b/>
         <w:bCs/>
         <w:color w:themeColor="accent2" w:themeShade="CC" w:val="9E3A38"/>
@@ -14007,12 +14587,14 @@
     </w:tblStylePr>
     <w:tblStylePr w:type="firstCol">
       <w:rPr>
+        <w:rFonts w:eastAsia="黑体"/>
         <w:b/>
         <w:bCs/>
       </w:rPr>
     </w:tblStylePr>
     <w:tblStylePr w:type="lastCol">
       <w:rPr>
+        <w:rFonts w:eastAsia="黑体"/>
         <w:b/>
         <w:bCs/>
       </w:rPr>
@@ -14047,6 +14629,7 @@
       <w:spacing w:after="0" w:line="240" w:lineRule="auto"/>
     </w:pPr>
     <w:rPr>
+      <w:rFonts w:eastAsia="黑体"/>
       <w:color w:themeColor="text1" w:val="000000"/>
     </w:rPr>
     <w:tblPr>
@@ -14065,6 +14648,7 @@
     </w:tcPr>
     <w:tblStylePr w:type="firstRow">
       <w:rPr>
+        <w:rFonts w:eastAsia="黑体"/>
         <w:b/>
         <w:bCs/>
         <w:color w:themeColor="background1" w:val="FFFFFF"/>
@@ -14079,6 +14663,7 @@
     </w:tblStylePr>
     <w:tblStylePr w:type="lastRow">
       <w:rPr>
+        <w:rFonts w:eastAsia="黑体"/>
         <w:b/>
         <w:bCs/>
         <w:color w:themeColor="accent2" w:themeShade="CC" w:val="9E3A38"/>
@@ -14093,12 +14678,14 @@
     </w:tblStylePr>
     <w:tblStylePr w:type="firstCol">
       <w:rPr>
+        <w:rFonts w:eastAsia="黑体"/>
         <w:b/>
         <w:bCs/>
       </w:rPr>
     </w:tblStylePr>
     <w:tblStylePr w:type="lastCol">
       <w:rPr>
+        <w:rFonts w:eastAsia="黑体"/>
         <w:b/>
         <w:bCs/>
       </w:rPr>
@@ -14133,6 +14720,7 @@
       <w:spacing w:after="0" w:line="240" w:lineRule="auto"/>
     </w:pPr>
     <w:rPr>
+      <w:rFonts w:eastAsia="黑体"/>
       <w:color w:themeColor="text1" w:val="000000"/>
     </w:rPr>
     <w:tblPr>
@@ -14151,6 +14739,7 @@
     </w:tcPr>
     <w:tblStylePr w:type="firstRow">
       <w:rPr>
+        <w:rFonts w:eastAsia="黑体"/>
         <w:b/>
         <w:bCs/>
         <w:color w:themeColor="background1" w:val="FFFFFF"/>
@@ -14165,6 +14754,7 @@
     </w:tblStylePr>
     <w:tblStylePr w:type="lastRow">
       <w:rPr>
+        <w:rFonts w:eastAsia="黑体"/>
         <w:b/>
         <w:bCs/>
         <w:color w:themeColor="accent4" w:themeShade="CC" w:val="664E82"/>
@@ -14179,12 +14769,14 @@
     </w:tblStylePr>
     <w:tblStylePr w:type="firstCol">
       <w:rPr>
+        <w:rFonts w:eastAsia="黑体"/>
         <w:b/>
         <w:bCs/>
       </w:rPr>
     </w:tblStylePr>
     <w:tblStylePr w:type="lastCol">
       <w:rPr>
+        <w:rFonts w:eastAsia="黑体"/>
         <w:b/>
         <w:bCs/>
       </w:rPr>
@@ -14219,6 +14811,7 @@
       <w:spacing w:after="0" w:line="240" w:lineRule="auto"/>
     </w:pPr>
     <w:rPr>
+      <w:rFonts w:eastAsia="黑体"/>
       <w:color w:themeColor="text1" w:val="000000"/>
     </w:rPr>
     <w:tblPr>
@@ -14237,6 +14830,7 @@
     </w:tcPr>
     <w:tblStylePr w:type="firstRow">
       <w:rPr>
+        <w:rFonts w:eastAsia="黑体"/>
         <w:b/>
         <w:bCs/>
         <w:color w:themeColor="background1" w:val="FFFFFF"/>
@@ -14251,6 +14845,7 @@
     </w:tblStylePr>
     <w:tblStylePr w:type="lastRow">
       <w:rPr>
+        <w:rFonts w:eastAsia="黑体"/>
         <w:b/>
         <w:bCs/>
         <w:color w:themeColor="accent3" w:themeShade="CC" w:val="7E9C40"/>
@@ -14265,12 +14860,14 @@
     </w:tblStylePr>
     <w:tblStylePr w:type="firstCol">
       <w:rPr>
+        <w:rFonts w:eastAsia="黑体"/>
         <w:b/>
         <w:bCs/>
       </w:rPr>
     </w:tblStylePr>
     <w:tblStylePr w:type="lastCol">
       <w:rPr>
+        <w:rFonts w:eastAsia="黑体"/>
         <w:b/>
         <w:bCs/>
       </w:rPr>
@@ -14305,6 +14902,7 @@
       <w:spacing w:after="0" w:line="240" w:lineRule="auto"/>
     </w:pPr>
     <w:rPr>
+      <w:rFonts w:eastAsia="黑体"/>
       <w:color w:themeColor="text1" w:val="000000"/>
     </w:rPr>
     <w:tblPr>
@@ -14323,6 +14921,7 @@
     </w:tcPr>
     <w:tblStylePr w:type="firstRow">
       <w:rPr>
+        <w:rFonts w:eastAsia="黑体"/>
         <w:b/>
         <w:bCs/>
         <w:color w:themeColor="background1" w:val="FFFFFF"/>
@@ -14337,6 +14936,7 @@
     </w:tblStylePr>
     <w:tblStylePr w:type="lastRow">
       <w:rPr>
+        <w:rFonts w:eastAsia="黑体"/>
         <w:b/>
         <w:bCs/>
         <w:color w:themeColor="accent6" w:themeShade="CC" w:val="F2730A"/>
@@ -14351,12 +14951,14 @@
     </w:tblStylePr>
     <w:tblStylePr w:type="firstCol">
       <w:rPr>
+        <w:rFonts w:eastAsia="黑体"/>
         <w:b/>
         <w:bCs/>
       </w:rPr>
     </w:tblStylePr>
     <w:tblStylePr w:type="lastCol">
       <w:rPr>
+        <w:rFonts w:eastAsia="黑体"/>
         <w:b/>
         <w:bCs/>
       </w:rPr>
@@ -14391,6 +14993,7 @@
       <w:spacing w:after="0" w:line="240" w:lineRule="auto"/>
     </w:pPr>
     <w:rPr>
+      <w:rFonts w:eastAsia="黑体"/>
       <w:color w:themeColor="text1" w:val="000000"/>
     </w:rPr>
     <w:tblPr>
@@ -14409,6 +15012,7 @@
     </w:tcPr>
     <w:tblStylePr w:type="firstRow">
       <w:rPr>
+        <w:rFonts w:eastAsia="黑体"/>
         <w:b/>
         <w:bCs/>
         <w:color w:themeColor="background1" w:val="FFFFFF"/>
@@ -14423,6 +15027,7 @@
     </w:tblStylePr>
     <w:tblStylePr w:type="lastRow">
       <w:rPr>
+        <w:rFonts w:eastAsia="黑体"/>
         <w:b/>
         <w:bCs/>
         <w:color w:themeColor="accent5" w:themeShade="CC" w:val="348DA5"/>
@@ -14437,12 +15042,14 @@
     </w:tblStylePr>
     <w:tblStylePr w:type="firstCol">
       <w:rPr>
+        <w:rFonts w:eastAsia="黑体"/>
         <w:b/>
         <w:bCs/>
       </w:rPr>
     </w:tblStylePr>
     <w:tblStylePr w:type="lastCol">
       <w:rPr>
+        <w:rFonts w:eastAsia="黑体"/>
         <w:b/>
         <w:bCs/>
       </w:rPr>
@@ -14477,6 +15084,7 @@
       <w:spacing w:after="0" w:line="240" w:lineRule="auto"/>
     </w:pPr>
     <w:rPr>
+      <w:rFonts w:eastAsia="黑体"/>
       <w:color w:themeColor="text1" w:val="000000"/>
     </w:rPr>
     <w:tblPr>
@@ -14498,6 +15106,7 @@
     </w:tcPr>
     <w:tblStylePr w:type="firstRow">
       <w:rPr>
+        <w:rFonts w:eastAsia="黑体"/>
         <w:b/>
         <w:bCs/>
       </w:rPr>
@@ -14508,6 +15117,7 @@
     </w:tblStylePr>
     <w:tblStylePr w:type="lastRow">
       <w:rPr>
+        <w:rFonts w:eastAsia="黑体"/>
         <w:b/>
         <w:bCs/>
         <w:color w:themeColor="text1" w:val="000000"/>
@@ -14519,6 +15129,7 @@
     </w:tblStylePr>
     <w:tblStylePr w:type="firstCol">
       <w:rPr>
+        <w:rFonts w:eastAsia="黑体"/>
         <w:color w:themeColor="background1" w:val="FFFFFF"/>
       </w:rPr>
       <w:tblPr/>
@@ -14528,6 +15139,7 @@
     </w:tblStylePr>
     <w:tblStylePr w:type="lastCol">
       <w:rPr>
+        <w:rFonts w:eastAsia="黑体"/>
         <w:color w:themeColor="background1" w:val="FFFFFF"/>
       </w:rPr>
       <w:tblPr/>
@@ -14557,6 +15169,7 @@
       <w:spacing w:after="0" w:line="240" w:lineRule="auto"/>
     </w:pPr>
     <w:rPr>
+      <w:rFonts w:eastAsia="黑体"/>
       <w:color w:themeColor="text1" w:val="000000"/>
     </w:rPr>
     <w:tblPr>
@@ -14578,6 +15191,7 @@
     </w:tcPr>
     <w:tblStylePr w:type="firstRow">
       <w:rPr>
+        <w:rFonts w:eastAsia="黑体"/>
         <w:b/>
         <w:bCs/>
       </w:rPr>
@@ -14588,6 +15202,7 @@
     </w:tblStylePr>
     <w:tblStylePr w:type="lastRow">
       <w:rPr>
+        <w:rFonts w:eastAsia="黑体"/>
         <w:b/>
         <w:bCs/>
         <w:color w:themeColor="text1" w:val="000000"/>
@@ -14599,6 +15214,7 @@
     </w:tblStylePr>
     <w:tblStylePr w:type="firstCol">
       <w:rPr>
+        <w:rFonts w:eastAsia="黑体"/>
         <w:color w:themeColor="background1" w:val="FFFFFF"/>
       </w:rPr>
       <w:tblPr/>
@@ -14608,6 +15224,7 @@
     </w:tblStylePr>
     <w:tblStylePr w:type="lastCol">
       <w:rPr>
+        <w:rFonts w:eastAsia="黑体"/>
         <w:color w:themeColor="background1" w:val="FFFFFF"/>
       </w:rPr>
       <w:tblPr/>
@@ -14637,6 +15254,7 @@
       <w:spacing w:after="0" w:line="240" w:lineRule="auto"/>
     </w:pPr>
     <w:rPr>
+      <w:rFonts w:eastAsia="黑体"/>
       <w:color w:themeColor="text1" w:val="000000"/>
     </w:rPr>
     <w:tblPr>
@@ -14658,6 +15276,7 @@
     </w:tcPr>
     <w:tblStylePr w:type="firstRow">
       <w:rPr>
+        <w:rFonts w:eastAsia="黑体"/>
         <w:b/>
         <w:bCs/>
       </w:rPr>
@@ -14668,6 +15287,7 @@
     </w:tblStylePr>
     <w:tblStylePr w:type="lastRow">
       <w:rPr>
+        <w:rFonts w:eastAsia="黑体"/>
         <w:b/>
         <w:bCs/>
         <w:color w:themeColor="text1" w:val="000000"/>
@@ -14679,6 +15299,7 @@
     </w:tblStylePr>
     <w:tblStylePr w:type="firstCol">
       <w:rPr>
+        <w:rFonts w:eastAsia="黑体"/>
         <w:color w:themeColor="background1" w:val="FFFFFF"/>
       </w:rPr>
       <w:tblPr/>
@@ -14688,6 +15309,7 @@
     </w:tblStylePr>
     <w:tblStylePr w:type="lastCol">
       <w:rPr>
+        <w:rFonts w:eastAsia="黑体"/>
         <w:color w:themeColor="background1" w:val="FFFFFF"/>
       </w:rPr>
       <w:tblPr/>
@@ -14717,6 +15339,7 @@
       <w:spacing w:after="0" w:line="240" w:lineRule="auto"/>
     </w:pPr>
     <w:rPr>
+      <w:rFonts w:eastAsia="黑体"/>
       <w:color w:themeColor="text1" w:val="000000"/>
     </w:rPr>
     <w:tblPr>
@@ -14738,6 +15361,7 @@
     </w:tcPr>
     <w:tblStylePr w:type="firstRow">
       <w:rPr>
+        <w:rFonts w:eastAsia="黑体"/>
         <w:b/>
         <w:bCs/>
       </w:rPr>
@@ -14748,6 +15372,7 @@
     </w:tblStylePr>
     <w:tblStylePr w:type="lastRow">
       <w:rPr>
+        <w:rFonts w:eastAsia="黑体"/>
         <w:b/>
         <w:bCs/>
         <w:color w:themeColor="text1" w:val="000000"/>
@@ -14759,6 +15384,7 @@
     </w:tblStylePr>
     <w:tblStylePr w:type="firstCol">
       <w:rPr>
+        <w:rFonts w:eastAsia="黑体"/>
         <w:color w:themeColor="background1" w:val="FFFFFF"/>
       </w:rPr>
       <w:tblPr/>
@@ -14768,6 +15394,7 @@
     </w:tblStylePr>
     <w:tblStylePr w:type="lastCol">
       <w:rPr>
+        <w:rFonts w:eastAsia="黑体"/>
         <w:color w:themeColor="background1" w:val="FFFFFF"/>
       </w:rPr>
       <w:tblPr/>
@@ -14797,6 +15424,7 @@
       <w:spacing w:after="0" w:line="240" w:lineRule="auto"/>
     </w:pPr>
     <w:rPr>
+      <w:rFonts w:eastAsia="黑体"/>
       <w:color w:themeColor="text1" w:val="000000"/>
     </w:rPr>
     <w:tblPr>
@@ -14818,6 +15446,7 @@
     </w:tcPr>
     <w:tblStylePr w:type="firstRow">
       <w:rPr>
+        <w:rFonts w:eastAsia="黑体"/>
         <w:b/>
         <w:bCs/>
       </w:rPr>
@@ -14828,6 +15457,7 @@
     </w:tblStylePr>
     <w:tblStylePr w:type="lastRow">
       <w:rPr>
+        <w:rFonts w:eastAsia="黑体"/>
         <w:b/>
         <w:bCs/>
         <w:color w:themeColor="text1" w:val="000000"/>
@@ -14839,6 +15469,7 @@
     </w:tblStylePr>
     <w:tblStylePr w:type="firstCol">
       <w:rPr>
+        <w:rFonts w:eastAsia="黑体"/>
         <w:color w:themeColor="background1" w:val="FFFFFF"/>
       </w:rPr>
       <w:tblPr/>
@@ -14848,6 +15479,7 @@
     </w:tblStylePr>
     <w:tblStylePr w:type="lastCol">
       <w:rPr>
+        <w:rFonts w:eastAsia="黑体"/>
         <w:color w:themeColor="background1" w:val="FFFFFF"/>
       </w:rPr>
       <w:tblPr/>
@@ -14877,6 +15509,7 @@
       <w:spacing w:after="0" w:line="240" w:lineRule="auto"/>
     </w:pPr>
     <w:rPr>
+      <w:rFonts w:eastAsia="黑体"/>
       <w:color w:themeColor="text1" w:val="000000"/>
     </w:rPr>
     <w:tblPr>
@@ -14898,6 +15531,7 @@
     </w:tcPr>
     <w:tblStylePr w:type="firstRow">
       <w:rPr>
+        <w:rFonts w:eastAsia="黑体"/>
         <w:b/>
         <w:bCs/>
       </w:rPr>
@@ -14908,6 +15542,7 @@
     </w:tblStylePr>
     <w:tblStylePr w:type="lastRow">
       <w:rPr>
+        <w:rFonts w:eastAsia="黑体"/>
         <w:b/>
         <w:bCs/>
         <w:color w:themeColor="text1" w:val="000000"/>
@@ -14919,6 +15554,7 @@
     </w:tblStylePr>
     <w:tblStylePr w:type="firstCol">
       <w:rPr>
+        <w:rFonts w:eastAsia="黑体"/>
         <w:color w:themeColor="background1" w:val="FFFFFF"/>
       </w:rPr>
       <w:tblPr/>
@@ -14928,6 +15564,7 @@
     </w:tblStylePr>
     <w:tblStylePr w:type="lastCol">
       <w:rPr>
+        <w:rFonts w:eastAsia="黑体"/>
         <w:color w:themeColor="background1" w:val="FFFFFF"/>
       </w:rPr>
       <w:tblPr/>
@@ -14957,6 +15594,7 @@
       <w:spacing w:after="0" w:line="240" w:lineRule="auto"/>
     </w:pPr>
     <w:rPr>
+      <w:rFonts w:eastAsia="黑体"/>
       <w:color w:themeColor="text1" w:val="000000"/>
     </w:rPr>
     <w:tblPr>
@@ -14978,6 +15616,7 @@
     </w:tcPr>
     <w:tblStylePr w:type="firstRow">
       <w:rPr>
+        <w:rFonts w:eastAsia="黑体"/>
         <w:b/>
         <w:bCs/>
       </w:rPr>
@@ -14988,6 +15627,7 @@
     </w:tblStylePr>
     <w:tblStylePr w:type="lastRow">
       <w:rPr>
+        <w:rFonts w:eastAsia="黑体"/>
         <w:b/>
         <w:bCs/>
         <w:color w:themeColor="text1" w:val="000000"/>
@@ -14999,6 +15639,7 @@
     </w:tblStylePr>
     <w:tblStylePr w:type="firstCol">
       <w:rPr>
+        <w:rFonts w:eastAsia="黑体"/>
         <w:color w:themeColor="background1" w:val="FFFFFF"/>
       </w:rPr>
       <w:tblPr/>
@@ -15008,6 +15649,7 @@
     </w:tblStylePr>
     <w:tblStylePr w:type="lastCol">
       <w:rPr>
+        <w:rFonts w:eastAsia="黑体"/>
         <w:color w:themeColor="background1" w:val="FFFFFF"/>
       </w:rPr>
       <w:tblPr/>
@@ -15040,6 +15682,7 @@
     <w:name w:val="KeywordTok"/>
     <w:basedOn w:val="VerbatimChar"/>
     <w:rPr>
+      <w:rFonts w:eastAsia="黑体"/>
       <w:b/>
       <w:color w:val="007020"/>
     </w:rPr>
@@ -15048,6 +15691,7 @@
     <w:name w:val="DataTypeTok"/>
     <w:basedOn w:val="VerbatimChar"/>
     <w:rPr>
+      <w:rFonts w:eastAsia="黑体"/>
       <w:color w:val="902000"/>
     </w:rPr>
   </w:style>
@@ -15055,6 +15699,7 @@
     <w:name w:val="DecValTok"/>
     <w:basedOn w:val="VerbatimChar"/>
     <w:rPr>
+      <w:rFonts w:eastAsia="黑体"/>
       <w:color w:val="40a070"/>
     </w:rPr>
   </w:style>
@@ -15062,6 +15707,7 @@
     <w:name w:val="BaseNTok"/>
     <w:basedOn w:val="VerbatimChar"/>
     <w:rPr>
+      <w:rFonts w:eastAsia="黑体"/>
       <w:color w:val="40a070"/>
     </w:rPr>
   </w:style>
@@ -15069,6 +15715,7 @@
     <w:name w:val="FloatTok"/>
     <w:basedOn w:val="VerbatimChar"/>
     <w:rPr>
+      <w:rFonts w:eastAsia="黑体"/>
       <w:color w:val="40a070"/>
     </w:rPr>
   </w:style>
@@ -15076,6 +15723,7 @@
     <w:name w:val="ConstantTok"/>
     <w:basedOn w:val="VerbatimChar"/>
     <w:rPr>
+      <w:rFonts w:eastAsia="黑体"/>
       <w:color w:val="880000"/>
     </w:rPr>
   </w:style>
@@ -15083,6 +15731,7 @@
     <w:name w:val="CharTok"/>
     <w:basedOn w:val="VerbatimChar"/>
     <w:rPr>
+      <w:rFonts w:eastAsia="黑体"/>
       <w:color w:val="4070a0"/>
     </w:rPr>
   </w:style>
@@ -15090,6 +15739,7 @@
     <w:name w:val="SpecialCharTok"/>
     <w:basedOn w:val="VerbatimChar"/>
     <w:rPr>
+      <w:rFonts w:eastAsia="黑体"/>
       <w:color w:val="4070a0"/>
     </w:rPr>
   </w:style>
@@ -15097,6 +15747,7 @@
     <w:name w:val="StringTok"/>
     <w:basedOn w:val="VerbatimChar"/>
     <w:rPr>
+      <w:rFonts w:eastAsia="黑体"/>
       <w:color w:val="4070a0"/>
     </w:rPr>
   </w:style>
@@ -15104,6 +15755,7 @@
     <w:name w:val="VerbatimStringTok"/>
     <w:basedOn w:val="VerbatimChar"/>
     <w:rPr>
+      <w:rFonts w:eastAsia="黑体"/>
       <w:color w:val="4070a0"/>
     </w:rPr>
   </w:style>
@@ -15111,6 +15763,7 @@
     <w:name w:val="SpecialStringTok"/>
     <w:basedOn w:val="VerbatimChar"/>
     <w:rPr>
+      <w:rFonts w:eastAsia="黑体"/>
       <w:color w:val="bb6688"/>
     </w:rPr>
   </w:style>
@@ -15118,6 +15771,7 @@
     <w:name w:val="ImportTok"/>
     <w:basedOn w:val="VerbatimChar"/>
     <w:rPr>
+      <w:rFonts w:eastAsia="黑体"/>
       <w:b/>
       <w:color w:val="008000"/>
     </w:rPr>
@@ -15126,6 +15780,7 @@
     <w:name w:val="CommentTok"/>
     <w:basedOn w:val="VerbatimChar"/>
     <w:rPr>
+      <w:rFonts w:eastAsia="黑体"/>
       <w:i/>
       <w:color w:val="60a0b0"/>
     </w:rPr>
@@ -15134,6 +15789,7 @@
     <w:name w:val="DocumentationTok"/>
     <w:basedOn w:val="VerbatimChar"/>
     <w:rPr>
+      <w:rFonts w:eastAsia="黑体"/>
       <w:i/>
       <w:color w:val="ba2121"/>
     </w:rPr>
@@ -15142,6 +15798,7 @@
     <w:name w:val="AnnotationTok"/>
     <w:basedOn w:val="VerbatimChar"/>
     <w:rPr>
+      <w:rFonts w:eastAsia="黑体"/>
       <w:b/>
       <w:i/>
       <w:color w:val="60a0b0"/>
@@ -15151,6 +15808,7 @@
     <w:name w:val="CommentVarTok"/>
     <w:basedOn w:val="VerbatimChar"/>
     <w:rPr>
+      <w:rFonts w:eastAsia="黑体"/>
       <w:b/>
       <w:i/>
       <w:color w:val="60a0b0"/>
@@ -15160,6 +15818,7 @@
     <w:name w:val="OtherTok"/>
     <w:basedOn w:val="VerbatimChar"/>
     <w:rPr>
+      <w:rFonts w:eastAsia="黑体"/>
       <w:color w:val="007020"/>
     </w:rPr>
   </w:style>
@@ -15167,6 +15826,7 @@
     <w:name w:val="FunctionTok"/>
     <w:basedOn w:val="VerbatimChar"/>
     <w:rPr>
+      <w:rFonts w:eastAsia="黑体"/>
       <w:color w:val="06287e"/>
     </w:rPr>
   </w:style>
@@ -15174,6 +15834,7 @@
     <w:name w:val="VariableTok"/>
     <w:basedOn w:val="VerbatimChar"/>
     <w:rPr>
+      <w:rFonts w:eastAsia="黑体"/>
       <w:color w:val="19177c"/>
     </w:rPr>
   </w:style>
@@ -15181,6 +15842,7 @@
     <w:name w:val="ControlFlowTok"/>
     <w:basedOn w:val="VerbatimChar"/>
     <w:rPr>
+      <w:rFonts w:eastAsia="黑体"/>
       <w:b/>
       <w:color w:val="007020"/>
     </w:rPr>
@@ -15189,6 +15851,7 @@
     <w:name w:val="OperatorTok"/>
     <w:basedOn w:val="VerbatimChar"/>
     <w:rPr>
+      <w:rFonts w:eastAsia="黑体"/>
       <w:color w:val="666666"/>
     </w:rPr>
   </w:style>
@@ -15196,18 +15859,22 @@
     <w:name w:val="BuiltInTok"/>
     <w:basedOn w:val="VerbatimChar"/>
     <w:rPr>
+      <w:rFonts w:eastAsia="黑体"/>
       <w:color w:val="008000"/>
     </w:rPr>
   </w:style>
   <w:style w:type="character" w:customStyle="1" w:styleId="ExtensionTok">
     <w:name w:val="ExtensionTok"/>
     <w:basedOn w:val="VerbatimChar"/>
-    <w:rPr/>
+    <w:rPr>
+      <w:rFonts w:eastAsia="黑体"/>
+    </w:rPr>
   </w:style>
   <w:style w:type="character" w:customStyle="1" w:styleId="PreprocessorTok">
     <w:name w:val="PreprocessorTok"/>
     <w:basedOn w:val="VerbatimChar"/>
     <w:rPr>
+      <w:rFonts w:eastAsia="黑体"/>
       <w:color w:val="bc7a00"/>
     </w:rPr>
   </w:style>
@@ -15215,18 +15882,22 @@
     <w:name w:val="AttributeTok"/>
     <w:basedOn w:val="VerbatimChar"/>
     <w:rPr>
+      <w:rFonts w:eastAsia="黑体"/>
       <w:color w:val="7d9029"/>
     </w:rPr>
   </w:style>
   <w:style w:type="character" w:customStyle="1" w:styleId="RegionMarkerTok">
     <w:name w:val="RegionMarkerTok"/>
     <w:basedOn w:val="VerbatimChar"/>
-    <w:rPr/>
+    <w:rPr>
+      <w:rFonts w:eastAsia="黑体"/>
+    </w:rPr>
   </w:style>
   <w:style w:type="character" w:customStyle="1" w:styleId="InformationTok">
     <w:name w:val="InformationTok"/>
     <w:basedOn w:val="VerbatimChar"/>
     <w:rPr>
+      <w:rFonts w:eastAsia="黑体"/>
       <w:b/>
       <w:i/>
       <w:color w:val="60a0b0"/>
@@ -15236,6 +15907,7 @@
     <w:name w:val="WarningTok"/>
     <w:basedOn w:val="VerbatimChar"/>
     <w:rPr>
+      <w:rFonts w:eastAsia="黑体"/>
       <w:b/>
       <w:i/>
       <w:color w:val="60a0b0"/>
@@ -15245,6 +15917,7 @@
     <w:name w:val="AlertTok"/>
     <w:basedOn w:val="VerbatimChar"/>
     <w:rPr>
+      <w:rFonts w:eastAsia="黑体"/>
       <w:b/>
       <w:color w:val="ff0000"/>
     </w:rPr>
@@ -15253,6 +15926,7 @@
     <w:name w:val="ErrorTok"/>
     <w:basedOn w:val="VerbatimChar"/>
     <w:rPr>
+      <w:rFonts w:eastAsia="黑体"/>
       <w:b/>
       <w:color w:val="ff0000"/>
     </w:rPr>
@@ -15260,7 +15934,9 @@
   <w:style w:type="character" w:customStyle="1" w:styleId="NormalTok">
     <w:name w:val="NormalTok"/>
     <w:basedOn w:val="VerbatimChar"/>
-    <w:rPr/>
+    <w:rPr>
+      <w:rFonts w:eastAsia="黑体"/>
+    </w:rPr>
   </w:style>
 </w:styles>
 </file>
@@ -15309,12 +15985,12 @@
     <a:fontScheme name="Office">
       <a:majorFont>
         <a:latin typeface="Calibri"/>
-        <a:ea typeface=""/>
+        <a:ea typeface="黑体"/>
         <a:cs typeface=""/>
         <a:font script="Jpan" typeface="ＭＳ ゴシック"/>
         <a:font script="Hang" typeface="맑은 고딕"/>
-        <a:font script="Hans" typeface="宋体"/>
-        <a:font script="Hant" typeface="新細明體"/>
+        <a:font script="Hans" typeface="黑体"/>
+        <a:font script="Hant" typeface="黑体"/>
         <a:font script="Arab" typeface="Times New Roman"/>
         <a:font script="Hebr" typeface="Times New Roman"/>
         <a:font script="Thai" typeface="Angsana New"/>
@@ -15344,12 +16020,12 @@
       </a:majorFont>
       <a:minorFont>
         <a:latin typeface="Cambria"/>
-        <a:ea typeface=""/>
+        <a:ea typeface="黑体"/>
         <a:cs typeface=""/>
         <a:font script="Jpan" typeface="ＭＳ 明朝"/>
         <a:font script="Hang" typeface="맑은 고딕"/>
-        <a:font script="Hans" typeface="宋体"/>
-        <a:font script="Hant" typeface="新細明體"/>
+        <a:font script="Hans" typeface="黑体"/>
+        <a:font script="Hant" typeface="黑体"/>
         <a:font script="Arab" typeface="Arial"/>
         <a:font script="Hebr" typeface="Arial"/>
         <a:font script="Thai" typeface="Cordia New"/>

--- a/08-传感器电路/01-温度传感器电路/红外测温电路/红外测温电路.docx
+++ b/08-传感器电路/01-温度传感器电路/红外测温电路/红外测温电路.docx
@@ -2914,7 +2914,7 @@
           <w:color w:val="555555"/>
           <w:sz w:val="21"/>
         </w:rPr>
-        <w:t>材料收集者：杜文杰，WX手机：19519196569，QQ:3478827729</w:t>
+        <w:t>材料收集者：杜文杰，微信/手机：19519196569，QQ:3478827729</w:t>
       </w:r>
     </w:p>
     <w:sectPr>
